--- a/Vizsgaremek.docx
+++ b/Vizsgaremek.docx
@@ -87,7 +87,9 @@
     <w:p>
       <w:pPr>
         <w:pStyle w:val="Normal"/>
-        <w:spacing w:after="20" w:afterAutospacing="off"/>
+        <w:keepNext w:val="0"/>
+        <w:keepLines w:val="0"/>
+        <w:spacing w:after="20" w:afterAutospacing="off" w:line="360" w:lineRule="auto"/>
         <w:jc w:val="left"/>
         <w:rPr>
           <w:sz w:val="32"/>
@@ -105,9 +107,11 @@
     <w:p>
       <w:pPr>
         <w:pStyle w:val="Normal"/>
-        <w:suppressLineNumbers w:val="0"/>
-        <w:bidi w:val="0"/>
-        <w:spacing w:before="0" w:beforeAutospacing="off" w:after="20" w:afterAutospacing="off" w:line="279" w:lineRule="auto"/>
+        <w:keepNext w:val="0"/>
+        <w:keepLines w:val="0"/>
+        <w:suppressLineNumbers w:val="0"/>
+        <w:bidi w:val="0"/>
+        <w:spacing w:before="0" w:beforeAutospacing="off" w:after="20" w:afterAutospacing="off" w:line="360" w:lineRule="auto"/>
         <w:ind w:left="0" w:right="0"/>
         <w:jc w:val="both"/>
         <w:rPr>
@@ -132,7 +136,9 @@
     </w:p>
     <w:p>
       <w:pPr>
-        <w:spacing w:before="240" w:beforeAutospacing="off" w:after="20" w:afterAutospacing="off"/>
+        <w:keepNext w:val="0"/>
+        <w:keepLines w:val="0"/>
+        <w:spacing w:before="240" w:beforeAutospacing="off" w:after="20" w:afterAutospacing="off" w:line="360" w:lineRule="auto"/>
         <w:jc w:val="both"/>
         <w:rPr>
           <w:rFonts w:ascii="Aptos" w:hAnsi="Aptos" w:eastAsia="Aptos" w:cs="Aptos"/>
@@ -175,7 +181,9 @@
     </w:p>
     <w:p>
       <w:pPr>
-        <w:spacing w:before="240" w:beforeAutospacing="off" w:after="20" w:afterAutospacing="off"/>
+        <w:keepNext w:val="0"/>
+        <w:keepLines w:val="0"/>
+        <w:spacing w:before="240" w:beforeAutospacing="off" w:after="20" w:afterAutospacing="off" w:line="360" w:lineRule="auto"/>
         <w:jc w:val="both"/>
         <w:rPr>
           <w:rFonts w:ascii="Aptos" w:hAnsi="Aptos" w:eastAsia="Aptos" w:cs="Aptos"/>
@@ -218,7 +226,9 @@
     </w:p>
     <w:p>
       <w:pPr>
-        <w:spacing w:before="240" w:beforeAutospacing="off" w:after="20" w:afterAutospacing="off"/>
+        <w:keepNext w:val="0"/>
+        <w:keepLines w:val="0"/>
+        <w:spacing w:before="240" w:beforeAutospacing="off" w:after="20" w:afterAutospacing="off" w:line="360" w:lineRule="auto"/>
         <w:jc w:val="both"/>
         <w:rPr>
           <w:rFonts w:ascii="Aptos" w:hAnsi="Aptos" w:eastAsia="Aptos" w:cs="Aptos"/>
@@ -242,7 +252,9 @@
     <w:p>
       <w:pPr>
         <w:pStyle w:val="Normal"/>
-        <w:spacing w:before="240" w:beforeAutospacing="off" w:after="20" w:afterAutospacing="off"/>
+        <w:keepNext w:val="0"/>
+        <w:keepLines w:val="0"/>
+        <w:spacing w:before="240" w:beforeAutospacing="off" w:after="20" w:afterAutospacing="off" w:line="360" w:lineRule="auto"/>
         <w:jc w:val="both"/>
         <w:rPr>
           <w:rFonts w:ascii="Aptos" w:hAnsi="Aptos" w:eastAsia="Aptos" w:cs="Aptos"/>
@@ -286,7 +298,9 @@
     <w:p>
       <w:pPr>
         <w:pStyle w:val="Normal"/>
-        <w:spacing w:before="240" w:beforeAutospacing="off" w:after="20" w:afterAutospacing="off"/>
+        <w:keepNext w:val="0"/>
+        <w:keepLines w:val="0"/>
+        <w:spacing w:before="240" w:beforeAutospacing="off" w:after="20" w:afterAutospacing="off" w:line="360" w:lineRule="auto"/>
         <w:jc w:val="both"/>
         <w:rPr>
           <w:rFonts w:ascii="Aptos" w:hAnsi="Aptos" w:eastAsia="Aptos" w:cs="Aptos"/>
@@ -309,7 +323,9 @@
     </w:p>
     <w:p>
       <w:pPr>
-        <w:spacing w:before="240" w:beforeAutospacing="off" w:after="20" w:afterAutospacing="off"/>
+        <w:keepNext w:val="0"/>
+        <w:keepLines w:val="0"/>
+        <w:spacing w:before="240" w:beforeAutospacing="off" w:after="20" w:afterAutospacing="off" w:line="360" w:lineRule="auto"/>
         <w:jc w:val="both"/>
       </w:pPr>
       <w:r>
@@ -325,7 +341,9 @@
     </w:p>
     <w:p>
       <w:pPr>
-        <w:spacing w:before="240" w:beforeAutospacing="off" w:after="20" w:afterAutospacing="off"/>
+        <w:keepNext w:val="0"/>
+        <w:keepLines w:val="0"/>
+        <w:spacing w:before="240" w:beforeAutospacing="off" w:after="20" w:afterAutospacing="off" w:line="360" w:lineRule="auto"/>
         <w:jc w:val="both"/>
         <w:rPr>
           <w:rFonts w:ascii="Aptos" w:hAnsi="Aptos" w:eastAsia="Aptos" w:cs="Aptos"/>
@@ -389,7 +407,9 @@
     <w:p>
       <w:pPr>
         <w:pStyle w:val="Normal"/>
-        <w:spacing w:before="240" w:beforeAutospacing="off" w:after="20" w:afterAutospacing="off"/>
+        <w:keepNext w:val="0"/>
+        <w:keepLines w:val="0"/>
+        <w:spacing w:after="20" w:afterAutospacing="off" w:line="360" w:lineRule="auto"/>
         <w:jc w:val="both"/>
         <w:rPr>
           <w:rFonts w:ascii="Aptos" w:hAnsi="Aptos" w:eastAsia="Aptos" w:cs="Aptos"/>
@@ -403,35 +423,9 @@
     <w:p>
       <w:pPr>
         <w:pStyle w:val="Normal"/>
-        <w:spacing w:after="20" w:afterAutospacing="off"/>
-        <w:jc w:val="both"/>
-        <w:rPr>
-          <w:rFonts w:ascii="Aptos" w:hAnsi="Aptos" w:eastAsia="Aptos" w:cs="Aptos"/>
-          <w:noProof w:val="0"/>
-          <w:sz w:val="24"/>
-          <w:szCs w:val="24"/>
-          <w:lang w:val="hu-HU"/>
-        </w:rPr>
-      </w:pPr>
-    </w:p>
-    <w:p>
-      <w:pPr>
-        <w:pStyle w:val="Normal"/>
-        <w:spacing w:after="20" w:afterAutospacing="off"/>
-        <w:jc w:val="both"/>
-        <w:rPr>
-          <w:rFonts w:ascii="Aptos" w:hAnsi="Aptos" w:eastAsia="Aptos" w:cs="Aptos"/>
-          <w:noProof w:val="0"/>
-          <w:sz w:val="24"/>
-          <w:szCs w:val="24"/>
-          <w:lang w:val="hu-HU"/>
-        </w:rPr>
-      </w:pPr>
-    </w:p>
-    <w:p>
-      <w:pPr>
-        <w:pStyle w:val="Normal"/>
-        <w:spacing w:after="20" w:afterAutospacing="off"/>
+        <w:keepNext w:val="0"/>
+        <w:keepLines w:val="0"/>
+        <w:spacing w:after="20" w:afterAutospacing="off" w:line="360" w:lineRule="auto"/>
         <w:jc w:val="both"/>
         <w:rPr>
           <w:sz w:val="28"/>
@@ -449,7 +443,9 @@
     <w:p>
       <w:pPr>
         <w:pStyle w:val="Normal"/>
-        <w:spacing w:after="20" w:afterAutospacing="off"/>
+        <w:keepNext w:val="0"/>
+        <w:keepLines w:val="0"/>
+        <w:spacing w:after="20" w:afterAutospacing="off" w:line="360" w:lineRule="auto"/>
         <w:jc w:val="both"/>
         <w:rPr>
           <w:rFonts w:ascii="Aptos" w:hAnsi="Aptos" w:eastAsia="Aptos" w:cs="Aptos"/>
@@ -463,7 +459,9 @@
     <w:p>
       <w:pPr>
         <w:pStyle w:val="Normal"/>
-        <w:spacing w:after="20" w:afterAutospacing="off"/>
+        <w:keepNext w:val="0"/>
+        <w:keepLines w:val="0"/>
+        <w:spacing w:after="20" w:afterAutospacing="off" w:line="360" w:lineRule="auto"/>
         <w:jc w:val="both"/>
       </w:pPr>
       <w:r>
@@ -480,7 +478,9 @@
     <w:p>
       <w:pPr>
         <w:pStyle w:val="Normal"/>
-        <w:spacing w:after="20" w:afterAutospacing="off"/>
+        <w:keepNext w:val="0"/>
+        <w:keepLines w:val="0"/>
+        <w:spacing w:after="20" w:afterAutospacing="off" w:line="360" w:lineRule="auto"/>
         <w:jc w:val="left"/>
         <w:rPr>
           <w:sz w:val="28"/>
@@ -491,7 +491,9 @@
     <w:p>
       <w:pPr>
         <w:pStyle w:val="Normal"/>
-        <w:spacing w:after="20" w:afterAutospacing="off"/>
+        <w:keepNext w:val="0"/>
+        <w:keepLines w:val="0"/>
+        <w:spacing w:after="20" w:afterAutospacing="off" w:line="360" w:lineRule="auto"/>
         <w:jc w:val="left"/>
         <w:rPr>
           <w:sz w:val="32"/>
@@ -501,7 +503,9 @@
     </w:p>
     <w:p>
       <w:pPr>
-        <w:spacing w:after="20" w:afterAutospacing="off"/>
+        <w:keepNext w:val="0"/>
+        <w:keepLines w:val="0"/>
+        <w:spacing w:after="20" w:afterAutospacing="off" w:line="360" w:lineRule="auto"/>
       </w:pPr>
       <w:r>
         <w:br w:type="page"/>
@@ -510,7 +514,9 @@
     <w:p>
       <w:pPr>
         <w:pStyle w:val="Normal"/>
-        <w:spacing w:before="30" w:beforeAutospacing="off" w:after="30" w:afterAutospacing="off"/>
+        <w:keepNext w:val="0"/>
+        <w:keepLines w:val="0"/>
+        <w:spacing w:before="30" w:beforeAutospacing="off" w:after="30" w:afterAutospacing="off" w:line="360" w:lineRule="auto"/>
         <w:jc w:val="both"/>
         <w:rPr>
           <w:sz w:val="32"/>
@@ -528,7 +534,9 @@
     <w:p>
       <w:pPr>
         <w:pStyle w:val="Normal"/>
-        <w:spacing w:before="30" w:beforeAutospacing="off" w:after="30" w:afterAutospacing="off"/>
+        <w:keepNext w:val="0"/>
+        <w:keepLines w:val="0"/>
+        <w:spacing w:before="30" w:beforeAutospacing="off" w:after="30" w:afterAutospacing="off" w:line="360" w:lineRule="auto"/>
         <w:jc w:val="both"/>
         <w:rPr>
           <w:sz w:val="28"/>
@@ -546,9 +554,11 @@
     <w:p>
       <w:pPr>
         <w:pStyle w:val="Normal"/>
-        <w:suppressLineNumbers w:val="0"/>
-        <w:bidi w:val="0"/>
-        <w:spacing w:before="30" w:beforeAutospacing="off" w:after="30" w:afterAutospacing="off" w:line="279" w:lineRule="auto"/>
+        <w:keepNext w:val="0"/>
+        <w:keepLines w:val="0"/>
+        <w:suppressLineNumbers w:val="0"/>
+        <w:bidi w:val="0"/>
+        <w:spacing w:before="30" w:beforeAutospacing="off" w:after="30" w:afterAutospacing="off" w:line="360" w:lineRule="auto"/>
         <w:ind w:left="0" w:right="0"/>
         <w:jc w:val="both"/>
       </w:pPr>
@@ -566,9 +576,11 @@
     <w:p>
       <w:pPr>
         <w:pStyle w:val="Normal"/>
-        <w:suppressLineNumbers w:val="0"/>
-        <w:bidi w:val="0"/>
-        <w:spacing w:before="30" w:beforeAutospacing="off" w:after="30" w:afterAutospacing="off" w:line="279" w:lineRule="auto"/>
+        <w:keepNext w:val="0"/>
+        <w:keepLines w:val="0"/>
+        <w:suppressLineNumbers w:val="0"/>
+        <w:bidi w:val="0"/>
+        <w:spacing w:before="30" w:beforeAutospacing="off" w:after="30" w:afterAutospacing="off" w:line="360" w:lineRule="auto"/>
         <w:ind w:left="0" w:right="0"/>
         <w:jc w:val="both"/>
         <w:rPr>
@@ -603,9 +615,11 @@
     <w:p>
       <w:pPr>
         <w:pStyle w:val="Normal"/>
-        <w:suppressLineNumbers w:val="0"/>
-        <w:bidi w:val="0"/>
-        <w:spacing w:before="30" w:beforeAutospacing="off" w:after="30" w:afterAutospacing="off" w:line="279" w:lineRule="auto"/>
+        <w:keepNext w:val="0"/>
+        <w:keepLines w:val="0"/>
+        <w:suppressLineNumbers w:val="0"/>
+        <w:bidi w:val="0"/>
+        <w:spacing w:before="30" w:beforeAutospacing="off" w:after="30" w:afterAutospacing="off" w:line="360" w:lineRule="auto"/>
         <w:ind w:left="0" w:right="0"/>
         <w:jc w:val="both"/>
         <w:rPr>
@@ -640,8 +654,11 @@
           <w:p>
             <w:pPr>
               <w:pStyle w:val="Normal"/>
+              <w:keepNext w:val="0"/>
+              <w:keepLines w:val="0"/>
               <w:suppressLineNumbers w:val="0"/>
               <w:bidi w:val="0"/>
+              <w:spacing w:line="360" w:lineRule="auto"/>
               <w:rPr>
                 <w:rFonts w:ascii="Aptos" w:hAnsi="Aptos" w:eastAsia="Aptos" w:cs="Aptos"/>
                 <w:b w:val="1"/>
@@ -674,8 +691,11 @@
           <w:p>
             <w:pPr>
               <w:pStyle w:val="Normal"/>
+              <w:keepNext w:val="0"/>
+              <w:keepLines w:val="0"/>
               <w:suppressLineNumbers w:val="0"/>
               <w:bidi w:val="0"/>
+              <w:spacing w:line="360" w:lineRule="auto"/>
               <w:rPr>
                 <w:rFonts w:ascii="Aptos" w:hAnsi="Aptos" w:eastAsia="Aptos" w:cs="Aptos"/>
                 <w:b w:val="0"/>
@@ -694,7 +714,27 @@
                 <w:szCs w:val="24"/>
                 <w:lang w:val="en-US"/>
               </w:rPr>
-              <w:t>Intel(R) Core(TM) i7-3770 CPU @ 3.40GHz</w:t>
+              <w:t xml:space="preserve">Intel(R) </w:t>
+            </w:r>
+            <w:r>
+              <w:rPr>
+                <w:rFonts w:ascii="Aptos" w:hAnsi="Aptos" w:eastAsia="Aptos" w:cs="Aptos"/>
+                <w:noProof w:val="0"/>
+                <w:sz w:val="24"/>
+                <w:szCs w:val="24"/>
+                <w:lang w:val="en-US"/>
+              </w:rPr>
+              <w:t>Core(</w:t>
+            </w:r>
+            <w:r>
+              <w:rPr>
+                <w:rFonts w:ascii="Aptos" w:hAnsi="Aptos" w:eastAsia="Aptos" w:cs="Aptos"/>
+                <w:noProof w:val="0"/>
+                <w:sz w:val="24"/>
+                <w:szCs w:val="24"/>
+                <w:lang w:val="en-US"/>
+              </w:rPr>
+              <w:t>TM) i7-3770 CPU @ 3.40GHz</w:t>
             </w:r>
           </w:p>
         </w:tc>
@@ -711,8 +751,11 @@
           <w:p>
             <w:pPr>
               <w:pStyle w:val="Normal"/>
+              <w:keepNext w:val="0"/>
+              <w:keepLines w:val="0"/>
               <w:suppressLineNumbers w:val="0"/>
               <w:bidi w:val="0"/>
+              <w:spacing w:line="360" w:lineRule="auto"/>
               <w:rPr>
                 <w:rFonts w:ascii="Aptos" w:hAnsi="Aptos" w:eastAsia="Aptos" w:cs="Aptos"/>
                 <w:b w:val="0"/>
@@ -745,8 +788,11 @@
           <w:p>
             <w:pPr>
               <w:pStyle w:val="Normal"/>
+              <w:keepNext w:val="0"/>
+              <w:keepLines w:val="0"/>
               <w:suppressLineNumbers w:val="0"/>
               <w:bidi w:val="0"/>
+              <w:spacing w:line="360" w:lineRule="auto"/>
               <w:rPr>
                 <w:rFonts w:ascii="Aptos" w:hAnsi="Aptos" w:eastAsia="Aptos" w:cs="Aptos"/>
                 <w:b w:val="0"/>
@@ -784,8 +830,11 @@
           <w:p>
             <w:pPr>
               <w:pStyle w:val="Normal"/>
+              <w:keepNext w:val="0"/>
+              <w:keepLines w:val="0"/>
               <w:suppressLineNumbers w:val="0"/>
               <w:bidi w:val="0"/>
+              <w:spacing w:line="360" w:lineRule="auto"/>
               <w:rPr>
                 <w:rFonts w:ascii="Aptos" w:hAnsi="Aptos" w:eastAsia="Aptos" w:cs="Aptos"/>
                 <w:noProof w:val="0"/>
@@ -816,8 +865,11 @@
           <w:p>
             <w:pPr>
               <w:pStyle w:val="Normal"/>
+              <w:keepNext w:val="0"/>
+              <w:keepLines w:val="0"/>
               <w:suppressLineNumbers w:val="0"/>
               <w:bidi w:val="0"/>
+              <w:spacing w:line="360" w:lineRule="auto"/>
               <w:rPr>
                 <w:rFonts w:ascii="Aptos" w:hAnsi="Aptos" w:eastAsia="Aptos" w:cs="Aptos"/>
                 <w:noProof w:val="0"/>
@@ -851,8 +903,11 @@
           <w:p>
             <w:pPr>
               <w:pStyle w:val="Normal"/>
+              <w:keepNext w:val="0"/>
+              <w:keepLines w:val="0"/>
               <w:suppressLineNumbers w:val="0"/>
               <w:bidi w:val="0"/>
+              <w:spacing w:line="360" w:lineRule="auto"/>
               <w:rPr>
                 <w:rFonts w:ascii="Aptos" w:hAnsi="Aptos" w:eastAsia="Aptos" w:cs="Aptos"/>
                 <w:b w:val="0"/>
@@ -885,9 +940,11 @@
           <w:p>
             <w:pPr>
               <w:pStyle w:val="Normal"/>
+              <w:keepNext w:val="0"/>
+              <w:keepLines w:val="0"/>
               <w:suppressLineNumbers w:val="0"/>
               <w:bidi w:val="0"/>
-              <w:spacing w:before="30" w:beforeAutospacing="off" w:after="30" w:afterAutospacing="off" w:line="279" w:lineRule="auto"/>
+              <w:spacing w:before="30" w:beforeAutospacing="off" w:after="30" w:afterAutospacing="off" w:line="360" w:lineRule="auto"/>
               <w:ind w:left="0" w:right="0"/>
               <w:jc w:val="both"/>
               <w:rPr>
@@ -943,9 +1000,11 @@
     <w:p>
       <w:pPr>
         <w:pStyle w:val="Normal"/>
-        <w:suppressLineNumbers w:val="0"/>
-        <w:bidi w:val="0"/>
-        <w:spacing w:before="30" w:beforeAutospacing="off" w:after="30" w:afterAutospacing="off" w:line="279" w:lineRule="auto"/>
+        <w:keepNext w:val="0"/>
+        <w:keepLines w:val="0"/>
+        <w:suppressLineNumbers w:val="0"/>
+        <w:bidi w:val="0"/>
+        <w:spacing w:before="30" w:beforeAutospacing="off" w:after="30" w:afterAutospacing="off" w:line="360" w:lineRule="auto"/>
         <w:ind w:left="0" w:right="0"/>
         <w:jc w:val="both"/>
         <w:rPr>
@@ -960,9 +1019,11 @@
     <w:p>
       <w:pPr>
         <w:pStyle w:val="Normal"/>
-        <w:suppressLineNumbers w:val="0"/>
-        <w:bidi w:val="0"/>
-        <w:spacing w:before="30" w:beforeAutospacing="off" w:after="30" w:afterAutospacing="off" w:line="279" w:lineRule="auto"/>
+        <w:keepNext w:val="0"/>
+        <w:keepLines w:val="0"/>
+        <w:suppressLineNumbers w:val="0"/>
+        <w:bidi w:val="0"/>
+        <w:spacing w:before="30" w:beforeAutospacing="off" w:after="30" w:afterAutospacing="off" w:line="360" w:lineRule="auto"/>
         <w:ind w:left="0" w:right="0"/>
         <w:jc w:val="both"/>
         <w:rPr>
@@ -989,9 +1050,11 @@
     <w:p>
       <w:pPr>
         <w:pStyle w:val="Normal"/>
-        <w:suppressLineNumbers w:val="0"/>
-        <w:bidi w:val="0"/>
-        <w:spacing w:before="30" w:beforeAutospacing="off" w:after="30" w:afterAutospacing="off" w:line="279" w:lineRule="auto"/>
+        <w:keepNext w:val="0"/>
+        <w:keepLines w:val="0"/>
+        <w:suppressLineNumbers w:val="0"/>
+        <w:bidi w:val="0"/>
+        <w:spacing w:before="30" w:beforeAutospacing="off" w:after="30" w:afterAutospacing="off" w:line="360" w:lineRule="auto"/>
         <w:ind w:left="0" w:right="0"/>
         <w:jc w:val="both"/>
         <w:rPr>
@@ -1015,8 +1078,10 @@
     </w:p>
     <w:p>
       <w:pPr>
-        <w:bidi w:val="0"/>
-        <w:spacing w:before="240" w:beforeAutospacing="off" w:after="240" w:afterAutospacing="off"/>
+        <w:keepNext w:val="0"/>
+        <w:keepLines w:val="0"/>
+        <w:bidi w:val="0"/>
+        <w:spacing w:before="240" w:beforeAutospacing="off" w:after="240" w:afterAutospacing="off" w:line="360" w:lineRule="auto"/>
         <w:jc w:val="both"/>
       </w:pPr>
       <w:r>
@@ -1154,8 +1219,10 @@
     </w:p>
     <w:p>
       <w:pPr>
-        <w:bidi w:val="0"/>
-        <w:spacing w:before="240" w:beforeAutospacing="off" w:after="240" w:afterAutospacing="off"/>
+        <w:keepNext w:val="0"/>
+        <w:keepLines w:val="0"/>
+        <w:bidi w:val="0"/>
+        <w:spacing w:before="240" w:beforeAutospacing="off" w:after="240" w:afterAutospacing="off" w:line="360" w:lineRule="auto"/>
         <w:jc w:val="both"/>
       </w:pPr>
       <w:r>
@@ -1238,9 +1305,11 @@
     <w:p>
       <w:pPr>
         <w:pStyle w:val="Normal"/>
-        <w:suppressLineNumbers w:val="0"/>
-        <w:bidi w:val="0"/>
-        <w:spacing w:before="30" w:beforeAutospacing="off" w:after="30" w:afterAutospacing="off" w:line="279" w:lineRule="auto"/>
+        <w:keepNext w:val="0"/>
+        <w:keepLines w:val="0"/>
+        <w:suppressLineNumbers w:val="0"/>
+        <w:bidi w:val="0"/>
+        <w:spacing w:before="30" w:beforeAutospacing="off" w:after="30" w:afterAutospacing="off" w:line="360" w:lineRule="auto"/>
         <w:ind w:left="0" w:right="0"/>
         <w:jc w:val="both"/>
         <w:rPr>
@@ -1253,18 +1322,14 @@
       </w:pPr>
     </w:p>
     <w:p>
-      <w:r>
-        <w:br w:type="page"/>
-      </w:r>
-    </w:p>
-    <w:p>
       <w:pPr>
         <w:pStyle w:val="Normal"/>
-        <w:suppressLineNumbers w:val="0"/>
-        <w:bidi w:val="0"/>
-        <w:spacing w:before="30" w:beforeAutospacing="off" w:after="30" w:afterAutospacing="off" w:line="279" w:lineRule="auto"/>
-        <w:ind w:left="0" w:right="0"/>
-        <w:jc w:val="both"/>
+        <w:keepNext w:val="0"/>
+        <w:keepLines w:val="0"/>
+        <w:suppressLineNumbers w:val="0"/>
+        <w:bidi w:val="0"/>
+        <w:spacing w:before="30" w:beforeAutospacing="off" w:after="30" w:afterAutospacing="off" w:line="360" w:lineRule="auto"/>
+        <w:ind/>
         <w:rPr>
           <w:rFonts w:ascii="Aptos" w:hAnsi="Aptos" w:eastAsia="Aptos" w:cs="Aptos"/>
           <w:noProof w:val="0"/>
@@ -1286,8 +1351,10 @@
     </w:p>
     <w:p>
       <w:pPr>
-        <w:bidi w:val="0"/>
-        <w:spacing w:before="240" w:beforeAutospacing="off" w:after="240" w:afterAutospacing="off"/>
+        <w:keepNext w:val="0"/>
+        <w:keepLines w:val="0"/>
+        <w:bidi w:val="0"/>
+        <w:spacing w:before="240" w:beforeAutospacing="off" w:after="240" w:afterAutospacing="off" w:line="360" w:lineRule="auto"/>
         <w:jc w:val="both"/>
       </w:pPr>
       <w:r>
@@ -1325,8 +1392,10 @@
     </w:p>
     <w:p>
       <w:pPr>
-        <w:bidi w:val="0"/>
-        <w:spacing w:before="240" w:beforeAutospacing="off" w:after="240" w:afterAutospacing="off"/>
+        <w:keepNext w:val="0"/>
+        <w:keepLines w:val="0"/>
+        <w:bidi w:val="0"/>
+        <w:spacing w:before="240" w:beforeAutospacing="off" w:after="240" w:afterAutospacing="off" w:line="360" w:lineRule="auto"/>
         <w:jc w:val="both"/>
       </w:pPr>
       <w:r>
@@ -1432,19 +1501,54 @@
     </w:p>
     <w:p>
       <w:pPr>
-        <w:bidi w:val="0"/>
-        <w:spacing w:before="240" w:beforeAutospacing="off" w:after="240" w:afterAutospacing="off"/>
-        <w:jc w:val="both"/>
-        <w:rPr>
-          <w:rFonts w:ascii="Aptos" w:hAnsi="Aptos" w:eastAsia="Aptos" w:cs="Aptos"/>
-          <w:noProof w:val="0"/>
-          <w:sz w:val="24"/>
-          <w:szCs w:val="24"/>
-          <w:lang w:val="hu-HU"/>
-        </w:rPr>
-      </w:pPr>
-    </w:p>
-    <w:p>
+        <w:keepNext w:val="0"/>
+        <w:keepLines w:val="0"/>
+        <w:bidi w:val="0"/>
+        <w:spacing w:before="240" w:beforeAutospacing="off" w:after="240" w:afterAutospacing="off" w:line="360" w:lineRule="auto"/>
+        <w:jc w:val="both"/>
+        <w:rPr>
+          <w:rFonts w:ascii="Aptos" w:hAnsi="Aptos" w:eastAsia="Aptos" w:cs="Aptos"/>
+          <w:noProof w:val="0"/>
+          <w:sz w:val="24"/>
+          <w:szCs w:val="24"/>
+          <w:lang w:val="hu-HU"/>
+        </w:rPr>
+      </w:pPr>
+    </w:p>
+    <w:p>
+      <w:pPr>
+        <w:pStyle w:val="Normal"/>
+        <w:keepNext w:val="0"/>
+        <w:keepLines w:val="0"/>
+        <w:bidi w:val="0"/>
+        <w:spacing w:before="240" w:beforeAutospacing="off" w:after="240" w:afterAutospacing="off" w:line="360" w:lineRule="auto"/>
+        <w:rPr>
+          <w:rFonts w:ascii="Aptos" w:hAnsi="Aptos" w:eastAsia="Aptos" w:cs="Aptos"/>
+          <w:noProof w:val="0"/>
+          <w:sz w:val="24"/>
+          <w:szCs w:val="24"/>
+          <w:lang w:val="hu-HU"/>
+        </w:rPr>
+      </w:pPr>
+      <w:r>
+        <w:rPr>
+          <w:rFonts w:ascii="Aptos" w:hAnsi="Aptos" w:eastAsia="Aptos" w:cs="Aptos"/>
+          <w:noProof w:val="0"/>
+          <w:sz w:val="24"/>
+          <w:szCs w:val="24"/>
+          <w:lang w:val="hu-HU"/>
+        </w:rPr>
+        <w:t>A felhasználó egy letisztult, mobilbarát felületet kap, ahol a beépített szűrők segítségével pillanatok alatt kereshet túrákat nehézség, táv vagy menetidő alapján. A szoftver zárt felülete emellett biztonságos adatkezelést biztosít, így az adminisztrátorok könnyedén rögzíthetnek új útvonalakat, vagy módosíthatják a meglévő adatokat, garantálva a naprakész információkat a túrázók számára.</w:t>
+      </w:r>
+    </w:p>
+    <w:p>
+      <w:pPr>
+        <w:keepNext w:val="0"/>
+        <w:keepLines w:val="0"/>
+        <w:suppressLineNumbers w:val="0"/>
+        <w:spacing w:before="30" w:beforeAutospacing="off" w:after="30" w:afterAutospacing="off" w:line="360" w:lineRule="auto"/>
+        <w:ind/>
+      </w:pPr>
       <w:r>
         <w:br w:type="page"/>
       </w:r>
@@ -1452,51 +1556,2932 @@
     <w:p>
       <w:pPr>
         <w:pStyle w:val="Normal"/>
-        <w:bidi w:val="0"/>
-        <w:spacing w:before="240" w:beforeAutospacing="off" w:after="240" w:afterAutospacing="off"/>
-        <w:jc w:val="left"/>
-        <w:rPr>
-          <w:rFonts w:ascii="Aptos" w:hAnsi="Aptos" w:eastAsia="Aptos" w:cs="Aptos"/>
-          <w:noProof w:val="0"/>
-          <w:sz w:val="36"/>
-          <w:szCs w:val="36"/>
-          <w:lang w:val="hu-HU"/>
-        </w:rPr>
-      </w:pPr>
-      <w:r>
-        <w:rPr>
-          <w:rFonts w:ascii="Aptos" w:hAnsi="Aptos" w:eastAsia="Aptos" w:cs="Aptos"/>
-          <w:noProof w:val="0"/>
-          <w:sz w:val="32"/>
-          <w:szCs w:val="32"/>
-          <w:lang w:val="hu-HU"/>
-        </w:rPr>
-        <w:t>Felhasználói dokumentáció</w:t>
-      </w:r>
-    </w:p>
-    <w:p>
-      <w:pPr>
-        <w:pStyle w:val="Normal"/>
-        <w:bidi w:val="0"/>
-        <w:spacing w:before="240" w:beforeAutospacing="off" w:after="240" w:afterAutospacing="off"/>
-        <w:jc w:val="both"/>
-        <w:rPr>
-          <w:rFonts w:ascii="Aptos" w:hAnsi="Aptos" w:eastAsia="Aptos" w:cs="Aptos"/>
-          <w:noProof w:val="0"/>
-          <w:sz w:val="24"/>
-          <w:szCs w:val="24"/>
-          <w:lang w:val="hu-HU"/>
-        </w:rPr>
-      </w:pPr>
-      <w:r>
-        <w:rPr>
-          <w:rFonts w:ascii="Aptos" w:hAnsi="Aptos" w:eastAsia="Aptos" w:cs="Aptos"/>
-          <w:noProof w:val="0"/>
-          <w:sz w:val="24"/>
-          <w:szCs w:val="24"/>
-          <w:lang w:val="hu-HU"/>
-        </w:rPr>
-        <w:t>A felhasználó egy letisztult, mobilbarát felületet kap, ahol a beépített szűrők segítségével pillanatok alatt kereshet túrákat nehézség, táv vagy menetidő alapján. A szoftver zárt felülete emellett biztonságos adatkezelést biztosít, így az adminisztrátorok könnyedén rögzíthetnek új útvonalakat, vagy módosíthatják a meglévő adatokat, garantálva a naprakész információkat a túrázók számára.</w:t>
+        <w:keepNext w:val="0"/>
+        <w:keepLines w:val="0"/>
+        <w:suppressLineNumbers w:val="0"/>
+        <w:spacing w:before="30" w:beforeAutospacing="off" w:after="30" w:afterAutospacing="off" w:line="360" w:lineRule="auto"/>
+        <w:ind/>
+        <w:rPr>
+          <w:rFonts w:ascii="Aptos" w:hAnsi="Aptos" w:eastAsia="Aptos" w:cs="Aptos"/>
+          <w:b w:val="0"/>
+          <w:bCs w:val="0"/>
+          <w:i w:val="0"/>
+          <w:iCs w:val="0"/>
+          <w:noProof w:val="0"/>
+          <w:color w:val="000000" w:themeColor="text1" w:themeTint="FF" w:themeShade="FF"/>
+          <w:sz w:val="28"/>
+          <w:szCs w:val="28"/>
+          <w:lang w:val="hu-HU"/>
+        </w:rPr>
+      </w:pPr>
+      <w:r>
+        <w:rPr>
+          <w:rFonts w:ascii="Aptos" w:hAnsi="Aptos" w:eastAsia="Aptos" w:cs="Aptos"/>
+          <w:b w:val="0"/>
+          <w:bCs w:val="0"/>
+          <w:i w:val="0"/>
+          <w:iCs w:val="0"/>
+          <w:noProof w:val="0"/>
+          <w:color w:val="000000" w:themeColor="text1" w:themeTint="FF" w:themeShade="FF"/>
+          <w:sz w:val="28"/>
+          <w:szCs w:val="28"/>
+          <w:lang w:val="hu-HU"/>
+        </w:rPr>
+        <w:t xml:space="preserve">Adatbázis </w:t>
+      </w:r>
+      <w:r>
+        <w:rPr>
+          <w:rFonts w:ascii="Aptos" w:hAnsi="Aptos" w:eastAsia="Aptos" w:cs="Aptos"/>
+          <w:b w:val="0"/>
+          <w:bCs w:val="0"/>
+          <w:i w:val="0"/>
+          <w:iCs w:val="0"/>
+          <w:noProof w:val="0"/>
+          <w:color w:val="000000" w:themeColor="text1" w:themeTint="FF" w:themeShade="FF"/>
+          <w:sz w:val="28"/>
+          <w:szCs w:val="28"/>
+          <w:lang w:val="hu-HU"/>
+        </w:rPr>
+        <w:t>szerekezete</w:t>
+      </w:r>
+    </w:p>
+    <w:p>
+      <w:pPr>
+        <w:keepNext w:val="0"/>
+        <w:keepLines w:val="0"/>
+        <w:suppressLineNumbers w:val="0"/>
+        <w:bidi w:val="0"/>
+        <w:spacing w:before="240" w:beforeAutospacing="off" w:after="240" w:afterAutospacing="off" w:line="360" w:lineRule="auto"/>
+        <w:ind/>
+        <w:jc w:val="both"/>
+        <w:rPr>
+          <w:rFonts w:ascii="Aptos" w:hAnsi="Aptos" w:eastAsia="Aptos" w:cs="Aptos"/>
+          <w:b w:val="0"/>
+          <w:bCs w:val="0"/>
+          <w:i w:val="0"/>
+          <w:iCs w:val="0"/>
+          <w:noProof w:val="0"/>
+          <w:color w:val="000000" w:themeColor="text1" w:themeTint="FF" w:themeShade="FF"/>
+          <w:sz w:val="24"/>
+          <w:szCs w:val="24"/>
+          <w:lang w:val="hu-HU"/>
+        </w:rPr>
+      </w:pPr>
+      <w:r>
+        <w:rPr>
+          <w:rFonts w:ascii="Aptos" w:hAnsi="Aptos" w:eastAsia="Aptos" w:cs="Aptos"/>
+          <w:b w:val="0"/>
+          <w:bCs w:val="0"/>
+          <w:i w:val="0"/>
+          <w:iCs w:val="0"/>
+          <w:noProof w:val="0"/>
+          <w:color w:val="000000" w:themeColor="text1" w:themeTint="FF" w:themeShade="FF"/>
+          <w:sz w:val="24"/>
+          <w:szCs w:val="24"/>
+          <w:lang w:val="hu-HU"/>
+        </w:rPr>
+        <w:t>Értem, a stílust finomítottam, hogy teljesen passzoljon egy hivatalos fejlesztői dokumentációba, kerülve a túl bonyolult kifejezéseket. Így közvetlenül másolható a Wordbe:</w:t>
+      </w:r>
+    </w:p>
+    <w:p>
+      <w:pPr>
+        <w:keepNext w:val="0"/>
+        <w:keepLines w:val="0"/>
+        <w:suppressLineNumbers w:val="0"/>
+        <w:bidi w:val="0"/>
+        <w:spacing w:before="30" w:beforeAutospacing="off" w:after="30" w:afterAutospacing="off" w:line="360" w:lineRule="auto"/>
+        <w:ind/>
+        <w:jc w:val="both"/>
+        <w:rPr>
+          <w:b w:val="0"/>
+          <w:bCs w:val="0"/>
+          <w:i w:val="0"/>
+          <w:iCs w:val="0"/>
+          <w:color w:val="000000" w:themeColor="text1" w:themeTint="FF" w:themeShade="FF"/>
+          <w:sz w:val="24"/>
+          <w:szCs w:val="24"/>
+        </w:rPr>
+      </w:pPr>
+    </w:p>
+    <w:p>
+      <w:pPr>
+        <w:pStyle w:val="Heading2"/>
+        <w:keepNext w:val="0"/>
+        <w:keepLines w:val="0"/>
+        <w:suppressLineNumbers w:val="0"/>
+        <w:bidi w:val="0"/>
+        <w:spacing w:before="299" w:beforeAutospacing="off" w:after="299" w:afterAutospacing="off" w:line="360" w:lineRule="auto"/>
+        <w:ind/>
+        <w:jc w:val="both"/>
+        <w:rPr>
+          <w:rFonts w:ascii="Aptos" w:hAnsi="Aptos" w:eastAsia="Aptos" w:cs="Aptos"/>
+          <w:b w:val="0"/>
+          <w:bCs w:val="0"/>
+          <w:i w:val="0"/>
+          <w:iCs w:val="0"/>
+          <w:noProof w:val="0"/>
+          <w:color w:val="000000" w:themeColor="text1" w:themeTint="FF" w:themeShade="FF"/>
+          <w:sz w:val="28"/>
+          <w:szCs w:val="28"/>
+          <w:lang w:val="hu-HU"/>
+        </w:rPr>
+      </w:pPr>
+      <w:r>
+        <w:rPr>
+          <w:rFonts w:ascii="Aptos" w:hAnsi="Aptos" w:eastAsia="Aptos" w:cs="Aptos"/>
+          <w:b w:val="0"/>
+          <w:bCs w:val="0"/>
+          <w:i w:val="0"/>
+          <w:iCs w:val="0"/>
+          <w:noProof w:val="0"/>
+          <w:color w:val="000000" w:themeColor="text1" w:themeTint="FF" w:themeShade="FF"/>
+          <w:sz w:val="28"/>
+          <w:szCs w:val="28"/>
+          <w:lang w:val="hu-HU"/>
+        </w:rPr>
+        <w:t xml:space="preserve"> Az adatbázis felépítése</w:t>
+      </w:r>
+    </w:p>
+    <w:p>
+      <w:pPr>
+        <w:keepNext w:val="0"/>
+        <w:keepLines w:val="0"/>
+        <w:suppressLineNumbers w:val="0"/>
+        <w:bidi w:val="0"/>
+        <w:spacing w:before="240" w:beforeAutospacing="off" w:after="240" w:afterAutospacing="off" w:line="360" w:lineRule="auto"/>
+        <w:ind/>
+        <w:jc w:val="both"/>
+        <w:rPr>
+          <w:rFonts w:ascii="Aptos" w:hAnsi="Aptos" w:eastAsia="Aptos" w:cs="Aptos"/>
+          <w:b w:val="0"/>
+          <w:bCs w:val="0"/>
+          <w:i w:val="0"/>
+          <w:iCs w:val="0"/>
+          <w:noProof w:val="0"/>
+          <w:color w:val="000000" w:themeColor="text1" w:themeTint="FF" w:themeShade="FF"/>
+          <w:sz w:val="24"/>
+          <w:szCs w:val="24"/>
+          <w:lang w:val="hu-HU"/>
+        </w:rPr>
+      </w:pPr>
+      <w:r>
+        <w:rPr>
+          <w:rFonts w:ascii="Aptos" w:hAnsi="Aptos" w:eastAsia="Aptos" w:cs="Aptos"/>
+          <w:b w:val="0"/>
+          <w:bCs w:val="0"/>
+          <w:i w:val="0"/>
+          <w:iCs w:val="0"/>
+          <w:noProof w:val="0"/>
+          <w:color w:val="000000" w:themeColor="text1" w:themeTint="FF" w:themeShade="FF"/>
+          <w:sz w:val="24"/>
+          <w:szCs w:val="24"/>
+          <w:lang w:val="hu-HU"/>
+        </w:rPr>
+        <w:t>Az alkalmazás adatait egy Microsoft SQL Server alapú adatbázis tárolja. Az adatszerkezet kialakításakor fő szempont volt a logikai elkülönítés és az adatok közötti kapcsolatok biztosítása.</w:t>
+      </w:r>
+    </w:p>
+    <w:p>
+      <w:pPr>
+        <w:keepNext w:val="0"/>
+        <w:keepLines w:val="0"/>
+        <w:suppressLineNumbers w:val="0"/>
+        <w:bidi w:val="0"/>
+        <w:spacing w:before="240" w:beforeAutospacing="off" w:after="240" w:afterAutospacing="off" w:line="360" w:lineRule="auto"/>
+        <w:ind/>
+        <w:jc w:val="both"/>
+        <w:rPr>
+          <w:rFonts w:ascii="Aptos" w:hAnsi="Aptos" w:eastAsia="Aptos" w:cs="Aptos"/>
+          <w:b w:val="0"/>
+          <w:bCs w:val="0"/>
+          <w:i w:val="0"/>
+          <w:iCs w:val="0"/>
+          <w:noProof w:val="0"/>
+          <w:color w:val="000000" w:themeColor="text1" w:themeTint="FF" w:themeShade="FF"/>
+          <w:sz w:val="24"/>
+          <w:szCs w:val="24"/>
+          <w:lang w:val="hu-HU"/>
+        </w:rPr>
+      </w:pPr>
+      <w:r>
+        <w:rPr>
+          <w:rFonts w:ascii="Aptos" w:hAnsi="Aptos" w:eastAsia="Aptos" w:cs="Aptos"/>
+          <w:b w:val="0"/>
+          <w:bCs w:val="0"/>
+          <w:i w:val="0"/>
+          <w:iCs w:val="0"/>
+          <w:noProof w:val="0"/>
+          <w:color w:val="000000" w:themeColor="text1" w:themeTint="FF" w:themeShade="FF"/>
+          <w:sz w:val="24"/>
+          <w:szCs w:val="24"/>
+          <w:lang w:val="hu-HU"/>
+        </w:rPr>
+        <w:t>Az adatbázis az alábbi főbb területeket fedi le:</w:t>
+      </w:r>
+    </w:p>
+    <w:p>
+      <w:pPr>
+        <w:pStyle w:val="ListParagraph"/>
+        <w:keepNext w:val="0"/>
+        <w:keepLines w:val="0"/>
+        <w:numPr>
+          <w:ilvl w:val="0"/>
+          <w:numId w:val="1"/>
+        </w:numPr>
+        <w:suppressLineNumbers w:val="0"/>
+        <w:bidi w:val="0"/>
+        <w:spacing w:before="240" w:beforeAutospacing="off" w:after="240" w:afterAutospacing="off" w:line="360" w:lineRule="auto"/>
+        <w:ind/>
+        <w:contextualSpacing w:val="0"/>
+        <w:jc w:val="both"/>
+        <w:rPr>
+          <w:rFonts w:ascii="Aptos" w:hAnsi="Aptos" w:eastAsia="Aptos" w:cs="Aptos"/>
+          <w:b w:val="0"/>
+          <w:bCs w:val="0"/>
+          <w:i w:val="0"/>
+          <w:iCs w:val="0"/>
+          <w:noProof w:val="0"/>
+          <w:color w:val="000000" w:themeColor="text1" w:themeTint="FF" w:themeShade="FF"/>
+          <w:sz w:val="24"/>
+          <w:szCs w:val="24"/>
+          <w:lang w:val="hu-HU"/>
+        </w:rPr>
+      </w:pPr>
+      <w:r>
+        <w:rPr>
+          <w:rFonts w:ascii="Aptos" w:hAnsi="Aptos" w:eastAsia="Aptos" w:cs="Aptos"/>
+          <w:b w:val="0"/>
+          <w:bCs w:val="0"/>
+          <w:i w:val="0"/>
+          <w:iCs w:val="0"/>
+          <w:noProof w:val="0"/>
+          <w:color w:val="000000" w:themeColor="text1" w:themeTint="FF" w:themeShade="FF"/>
+          <w:sz w:val="24"/>
+          <w:szCs w:val="24"/>
+          <w:lang w:val="hu-HU"/>
+        </w:rPr>
+        <w:t>Felhasználók adatai és jogosultságai</w:t>
+      </w:r>
+    </w:p>
+    <w:p>
+      <w:pPr>
+        <w:pStyle w:val="ListParagraph"/>
+        <w:keepNext w:val="0"/>
+        <w:keepLines w:val="0"/>
+        <w:numPr>
+          <w:ilvl w:val="0"/>
+          <w:numId w:val="1"/>
+        </w:numPr>
+        <w:suppressLineNumbers w:val="0"/>
+        <w:bidi w:val="0"/>
+        <w:spacing w:before="240" w:beforeAutospacing="off" w:after="240" w:afterAutospacing="off" w:line="360" w:lineRule="auto"/>
+        <w:ind/>
+        <w:contextualSpacing w:val="0"/>
+        <w:jc w:val="both"/>
+        <w:rPr>
+          <w:rFonts w:ascii="Aptos" w:hAnsi="Aptos" w:eastAsia="Aptos" w:cs="Aptos"/>
+          <w:b w:val="0"/>
+          <w:bCs w:val="0"/>
+          <w:i w:val="0"/>
+          <w:iCs w:val="0"/>
+          <w:noProof w:val="0"/>
+          <w:color w:val="000000" w:themeColor="text1" w:themeTint="FF" w:themeShade="FF"/>
+          <w:sz w:val="24"/>
+          <w:szCs w:val="24"/>
+          <w:lang w:val="hu-HU"/>
+        </w:rPr>
+      </w:pPr>
+      <w:r>
+        <w:rPr>
+          <w:rFonts w:ascii="Aptos" w:hAnsi="Aptos" w:eastAsia="Aptos" w:cs="Aptos"/>
+          <w:b w:val="0"/>
+          <w:bCs w:val="0"/>
+          <w:i w:val="0"/>
+          <w:iCs w:val="0"/>
+          <w:noProof w:val="0"/>
+          <w:color w:val="000000" w:themeColor="text1" w:themeTint="FF" w:themeShade="FF"/>
+          <w:sz w:val="24"/>
+          <w:szCs w:val="24"/>
+          <w:lang w:val="hu-HU"/>
+        </w:rPr>
+        <w:t>Túraútvonalak jegyzéke</w:t>
+      </w:r>
+    </w:p>
+    <w:p>
+      <w:pPr>
+        <w:pStyle w:val="ListParagraph"/>
+        <w:keepNext w:val="0"/>
+        <w:keepLines w:val="0"/>
+        <w:numPr>
+          <w:ilvl w:val="0"/>
+          <w:numId w:val="1"/>
+        </w:numPr>
+        <w:suppressLineNumbers w:val="0"/>
+        <w:bidi w:val="0"/>
+        <w:spacing w:before="240" w:beforeAutospacing="off" w:after="240" w:afterAutospacing="off" w:line="360" w:lineRule="auto"/>
+        <w:ind/>
+        <w:contextualSpacing w:val="0"/>
+        <w:jc w:val="both"/>
+        <w:rPr>
+          <w:rFonts w:ascii="Aptos" w:hAnsi="Aptos" w:eastAsia="Aptos" w:cs="Aptos"/>
+          <w:b w:val="0"/>
+          <w:bCs w:val="0"/>
+          <w:i w:val="0"/>
+          <w:iCs w:val="0"/>
+          <w:noProof w:val="0"/>
+          <w:color w:val="000000" w:themeColor="text1" w:themeTint="FF" w:themeShade="FF"/>
+          <w:sz w:val="24"/>
+          <w:szCs w:val="24"/>
+          <w:lang w:val="hu-HU"/>
+        </w:rPr>
+      </w:pPr>
+      <w:r>
+        <w:rPr>
+          <w:rFonts w:ascii="Aptos" w:hAnsi="Aptos" w:eastAsia="Aptos" w:cs="Aptos"/>
+          <w:b w:val="0"/>
+          <w:bCs w:val="0"/>
+          <w:i w:val="0"/>
+          <w:iCs w:val="0"/>
+          <w:noProof w:val="0"/>
+          <w:color w:val="000000" w:themeColor="text1" w:themeTint="FF" w:themeShade="FF"/>
+          <w:sz w:val="24"/>
+          <w:szCs w:val="24"/>
+          <w:lang w:val="hu-HU"/>
+        </w:rPr>
+        <w:t>Fórum témák és hozzászólások</w:t>
+      </w:r>
+    </w:p>
+    <w:p>
+      <w:pPr>
+        <w:keepNext w:val="0"/>
+        <w:keepLines w:val="0"/>
+        <w:suppressLineNumbers w:val="0"/>
+        <w:bidi w:val="0"/>
+        <w:spacing w:before="240" w:beforeAutospacing="off" w:after="240" w:afterAutospacing="off" w:line="360" w:lineRule="auto"/>
+        <w:ind/>
+        <w:jc w:val="both"/>
+        <w:rPr>
+          <w:rFonts w:ascii="Aptos" w:hAnsi="Aptos" w:eastAsia="Aptos" w:cs="Aptos"/>
+          <w:b w:val="0"/>
+          <w:bCs w:val="0"/>
+          <w:i w:val="0"/>
+          <w:iCs w:val="0"/>
+          <w:noProof w:val="0"/>
+          <w:color w:val="000000" w:themeColor="text1" w:themeTint="FF" w:themeShade="FF"/>
+          <w:sz w:val="24"/>
+          <w:szCs w:val="24"/>
+          <w:lang w:val="hu-HU"/>
+        </w:rPr>
+      </w:pPr>
+      <w:r>
+        <w:rPr>
+          <w:rFonts w:ascii="Aptos" w:hAnsi="Aptos" w:eastAsia="Aptos" w:cs="Aptos"/>
+          <w:b w:val="0"/>
+          <w:bCs w:val="0"/>
+          <w:i w:val="0"/>
+          <w:iCs w:val="0"/>
+          <w:noProof w:val="0"/>
+          <w:color w:val="000000" w:themeColor="text1" w:themeTint="FF" w:themeShade="FF"/>
+          <w:sz w:val="24"/>
+          <w:szCs w:val="24"/>
+          <w:lang w:val="hu-HU"/>
+        </w:rPr>
+        <w:t>A különböző adatkörök önálló táblákban kaptak helyet, amelyeket elsődleges és idegen kulcsok kötnek össze.</w:t>
+      </w:r>
+    </w:p>
+    <w:p>
+      <w:pPr>
+        <w:pStyle w:val="Heading3"/>
+        <w:keepNext w:val="0"/>
+        <w:keepLines w:val="0"/>
+        <w:suppressLineNumbers w:val="0"/>
+        <w:bidi w:val="0"/>
+        <w:spacing w:before="281" w:beforeAutospacing="off" w:after="281" w:afterAutospacing="off" w:line="360" w:lineRule="auto"/>
+        <w:ind/>
+        <w:jc w:val="both"/>
+        <w:rPr>
+          <w:rFonts w:ascii="Aptos" w:hAnsi="Aptos" w:eastAsia="Aptos" w:cs="Aptos"/>
+          <w:b w:val="0"/>
+          <w:bCs w:val="0"/>
+          <w:i w:val="0"/>
+          <w:iCs w:val="0"/>
+          <w:noProof w:val="0"/>
+          <w:color w:val="000000" w:themeColor="text1" w:themeTint="FF" w:themeShade="FF"/>
+          <w:sz w:val="28"/>
+          <w:szCs w:val="28"/>
+          <w:lang w:val="hu-HU"/>
+        </w:rPr>
+      </w:pPr>
+      <w:r>
+        <w:rPr>
+          <w:rFonts w:ascii="Aptos" w:hAnsi="Aptos" w:eastAsia="Aptos" w:cs="Aptos"/>
+          <w:b w:val="0"/>
+          <w:bCs w:val="0"/>
+          <w:i w:val="0"/>
+          <w:iCs w:val="0"/>
+          <w:noProof w:val="0"/>
+          <w:color w:val="000000" w:themeColor="text1" w:themeTint="FF" w:themeShade="FF"/>
+          <w:sz w:val="28"/>
+          <w:szCs w:val="28"/>
+          <w:lang w:val="hu-HU"/>
+        </w:rPr>
+        <w:t>Táblák részletes leírása</w:t>
+      </w:r>
+    </w:p>
+    <w:p>
+      <w:pPr>
+        <w:pStyle w:val="Heading4"/>
+        <w:keepNext w:val="0"/>
+        <w:keepLines w:val="0"/>
+        <w:suppressLineNumbers w:val="0"/>
+        <w:bidi w:val="0"/>
+        <w:spacing w:before="319" w:beforeAutospacing="off" w:after="319" w:afterAutospacing="off" w:line="360" w:lineRule="auto"/>
+        <w:ind/>
+        <w:jc w:val="both"/>
+        <w:rPr>
+          <w:rFonts w:ascii="Aptos" w:hAnsi="Aptos" w:eastAsia="Aptos" w:cs="Aptos"/>
+          <w:b w:val="0"/>
+          <w:bCs w:val="0"/>
+          <w:i w:val="0"/>
+          <w:iCs w:val="0"/>
+          <w:noProof w:val="0"/>
+          <w:color w:val="000000" w:themeColor="text1" w:themeTint="FF" w:themeShade="FF"/>
+          <w:sz w:val="24"/>
+          <w:szCs w:val="24"/>
+          <w:lang w:val="hu-HU"/>
+        </w:rPr>
+      </w:pPr>
+      <w:r>
+        <w:rPr>
+          <w:rFonts w:ascii="Aptos" w:hAnsi="Aptos" w:eastAsia="Aptos" w:cs="Aptos"/>
+          <w:b w:val="0"/>
+          <w:bCs w:val="0"/>
+          <w:i w:val="0"/>
+          <w:iCs w:val="0"/>
+          <w:noProof w:val="0"/>
+          <w:color w:val="000000" w:themeColor="text1" w:themeTint="FF" w:themeShade="FF"/>
+          <w:sz w:val="24"/>
+          <w:szCs w:val="24"/>
+          <w:lang w:val="hu-HU"/>
+        </w:rPr>
+        <w:t>Users</w:t>
+      </w:r>
+    </w:p>
+    <w:p>
+      <w:pPr>
+        <w:keepNext w:val="0"/>
+        <w:keepLines w:val="0"/>
+        <w:suppressLineNumbers w:val="0"/>
+        <w:bidi w:val="0"/>
+        <w:spacing w:before="240" w:beforeAutospacing="off" w:after="240" w:afterAutospacing="off" w:line="360" w:lineRule="auto"/>
+        <w:ind/>
+        <w:jc w:val="both"/>
+        <w:rPr>
+          <w:rFonts w:ascii="Aptos" w:hAnsi="Aptos" w:eastAsia="Aptos" w:cs="Aptos"/>
+          <w:b w:val="0"/>
+          <w:bCs w:val="0"/>
+          <w:i w:val="0"/>
+          <w:iCs w:val="0"/>
+          <w:noProof w:val="0"/>
+          <w:color w:val="000000" w:themeColor="text1" w:themeTint="FF" w:themeShade="FF"/>
+          <w:sz w:val="24"/>
+          <w:szCs w:val="24"/>
+          <w:lang w:val="hu-HU"/>
+        </w:rPr>
+      </w:pPr>
+      <w:r>
+        <w:rPr>
+          <w:rFonts w:ascii="Aptos" w:hAnsi="Aptos" w:eastAsia="Aptos" w:cs="Aptos"/>
+          <w:b w:val="0"/>
+          <w:bCs w:val="0"/>
+          <w:i w:val="0"/>
+          <w:iCs w:val="0"/>
+          <w:noProof w:val="0"/>
+          <w:color w:val="000000" w:themeColor="text1" w:themeTint="FF" w:themeShade="FF"/>
+          <w:sz w:val="24"/>
+          <w:szCs w:val="24"/>
+          <w:lang w:val="hu-HU"/>
+        </w:rPr>
+        <w:t>Ez a tábla a rendszerbe regisztrált személyek adatait tartalmazza. Itt dől el, hogy ki milyen jogosultsággal használhatja az alkalmazást.</w:t>
+      </w:r>
+    </w:p>
+    <w:p>
+      <w:pPr>
+        <w:keepNext w:val="0"/>
+        <w:keepLines w:val="0"/>
+        <w:suppressLineNumbers w:val="0"/>
+        <w:bidi w:val="0"/>
+        <w:spacing w:before="240" w:beforeAutospacing="off" w:after="240" w:afterAutospacing="off" w:line="360" w:lineRule="auto"/>
+        <w:ind/>
+        <w:jc w:val="both"/>
+        <w:rPr>
+          <w:rFonts w:ascii="Aptos" w:hAnsi="Aptos" w:eastAsia="Aptos" w:cs="Aptos"/>
+          <w:b w:val="0"/>
+          <w:bCs w:val="0"/>
+          <w:i w:val="0"/>
+          <w:iCs w:val="0"/>
+          <w:noProof w:val="0"/>
+          <w:color w:val="000000" w:themeColor="text1" w:themeTint="FF" w:themeShade="FF"/>
+          <w:sz w:val="24"/>
+          <w:szCs w:val="24"/>
+          <w:lang w:val="hu-HU"/>
+        </w:rPr>
+      </w:pPr>
+      <w:r>
+        <w:rPr>
+          <w:rFonts w:ascii="Aptos" w:hAnsi="Aptos" w:eastAsia="Aptos" w:cs="Aptos"/>
+          <w:b w:val="0"/>
+          <w:bCs w:val="0"/>
+          <w:i w:val="0"/>
+          <w:iCs w:val="0"/>
+          <w:noProof w:val="0"/>
+          <w:color w:val="000000" w:themeColor="text1" w:themeTint="FF" w:themeShade="FF"/>
+          <w:sz w:val="24"/>
+          <w:szCs w:val="24"/>
+          <w:lang w:val="hu-HU"/>
+        </w:rPr>
+        <w:t>Mezők:</w:t>
+      </w:r>
+    </w:p>
+    <w:p>
+      <w:pPr>
+        <w:pStyle w:val="ListParagraph"/>
+        <w:keepNext w:val="0"/>
+        <w:keepLines w:val="0"/>
+        <w:numPr>
+          <w:ilvl w:val="0"/>
+          <w:numId w:val="2"/>
+        </w:numPr>
+        <w:suppressLineNumbers w:val="0"/>
+        <w:bidi w:val="0"/>
+        <w:spacing w:before="240" w:beforeAutospacing="off" w:after="240" w:afterAutospacing="off" w:line="360" w:lineRule="auto"/>
+        <w:ind/>
+        <w:contextualSpacing w:val="0"/>
+        <w:jc w:val="both"/>
+        <w:rPr>
+          <w:rFonts w:ascii="Aptos" w:hAnsi="Aptos" w:eastAsia="Aptos" w:cs="Aptos"/>
+          <w:b w:val="0"/>
+          <w:bCs w:val="0"/>
+          <w:i w:val="0"/>
+          <w:iCs w:val="0"/>
+          <w:noProof w:val="0"/>
+          <w:color w:val="000000" w:themeColor="text1" w:themeTint="FF" w:themeShade="FF"/>
+          <w:sz w:val="24"/>
+          <w:szCs w:val="24"/>
+          <w:lang w:val="hu-HU"/>
+        </w:rPr>
+      </w:pPr>
+      <w:r>
+        <w:rPr>
+          <w:rFonts w:ascii="Aptos" w:hAnsi="Aptos" w:eastAsia="Aptos" w:cs="Aptos"/>
+          <w:b w:val="0"/>
+          <w:bCs w:val="0"/>
+          <w:i w:val="0"/>
+          <w:iCs w:val="0"/>
+          <w:noProof w:val="0"/>
+          <w:color w:val="000000" w:themeColor="text1" w:themeTint="FF" w:themeShade="FF"/>
+          <w:sz w:val="24"/>
+          <w:szCs w:val="24"/>
+          <w:lang w:val="hu-HU"/>
+        </w:rPr>
+        <w:t>id</w:t>
+      </w:r>
+      <w:r>
+        <w:rPr>
+          <w:rFonts w:ascii="Aptos" w:hAnsi="Aptos" w:eastAsia="Aptos" w:cs="Aptos"/>
+          <w:b w:val="0"/>
+          <w:bCs w:val="0"/>
+          <w:i w:val="0"/>
+          <w:iCs w:val="0"/>
+          <w:noProof w:val="0"/>
+          <w:color w:val="000000" w:themeColor="text1" w:themeTint="FF" w:themeShade="FF"/>
+          <w:sz w:val="24"/>
+          <w:szCs w:val="24"/>
+          <w:lang w:val="hu-HU"/>
+        </w:rPr>
+        <w:t xml:space="preserve"> – int, elsődleges kulcs (automatikus sorszám)</w:t>
+      </w:r>
+    </w:p>
+    <w:p>
+      <w:pPr>
+        <w:pStyle w:val="ListParagraph"/>
+        <w:keepNext w:val="0"/>
+        <w:keepLines w:val="0"/>
+        <w:numPr>
+          <w:ilvl w:val="0"/>
+          <w:numId w:val="2"/>
+        </w:numPr>
+        <w:suppressLineNumbers w:val="0"/>
+        <w:bidi w:val="0"/>
+        <w:spacing w:before="240" w:beforeAutospacing="off" w:after="240" w:afterAutospacing="off" w:line="360" w:lineRule="auto"/>
+        <w:ind/>
+        <w:contextualSpacing w:val="0"/>
+        <w:jc w:val="both"/>
+        <w:rPr>
+          <w:rFonts w:ascii="Aptos" w:hAnsi="Aptos" w:eastAsia="Aptos" w:cs="Aptos"/>
+          <w:b w:val="0"/>
+          <w:bCs w:val="0"/>
+          <w:i w:val="0"/>
+          <w:iCs w:val="0"/>
+          <w:noProof w:val="0"/>
+          <w:color w:val="000000" w:themeColor="text1" w:themeTint="FF" w:themeShade="FF"/>
+          <w:sz w:val="24"/>
+          <w:szCs w:val="24"/>
+          <w:lang w:val="hu-HU"/>
+        </w:rPr>
+      </w:pPr>
+      <w:r>
+        <w:rPr>
+          <w:rFonts w:ascii="Aptos" w:hAnsi="Aptos" w:eastAsia="Aptos" w:cs="Aptos"/>
+          <w:b w:val="0"/>
+          <w:bCs w:val="0"/>
+          <w:i w:val="0"/>
+          <w:iCs w:val="0"/>
+          <w:noProof w:val="0"/>
+          <w:color w:val="000000" w:themeColor="text1" w:themeTint="FF" w:themeShade="FF"/>
+          <w:sz w:val="24"/>
+          <w:szCs w:val="24"/>
+          <w:lang w:val="hu-HU"/>
+        </w:rPr>
+        <w:t>nev</w:t>
+      </w:r>
+      <w:r>
+        <w:rPr>
+          <w:rFonts w:ascii="Aptos" w:hAnsi="Aptos" w:eastAsia="Aptos" w:cs="Aptos"/>
+          <w:b w:val="0"/>
+          <w:bCs w:val="0"/>
+          <w:i w:val="0"/>
+          <w:iCs w:val="0"/>
+          <w:noProof w:val="0"/>
+          <w:color w:val="000000" w:themeColor="text1" w:themeTint="FF" w:themeShade="FF"/>
+          <w:sz w:val="24"/>
+          <w:szCs w:val="24"/>
+          <w:lang w:val="hu-HU"/>
+        </w:rPr>
+        <w:t xml:space="preserve"> – </w:t>
+      </w:r>
+      <w:r>
+        <w:rPr>
+          <w:rFonts w:ascii="Aptos" w:hAnsi="Aptos" w:eastAsia="Aptos" w:cs="Aptos"/>
+          <w:b w:val="0"/>
+          <w:bCs w:val="0"/>
+          <w:i w:val="0"/>
+          <w:iCs w:val="0"/>
+          <w:noProof w:val="0"/>
+          <w:color w:val="000000" w:themeColor="text1" w:themeTint="FF" w:themeShade="FF"/>
+          <w:sz w:val="24"/>
+          <w:szCs w:val="24"/>
+          <w:lang w:val="hu-HU"/>
+        </w:rPr>
+        <w:t>nvarchar</w:t>
+      </w:r>
+      <w:r>
+        <w:rPr>
+          <w:rFonts w:ascii="Aptos" w:hAnsi="Aptos" w:eastAsia="Aptos" w:cs="Aptos"/>
+          <w:b w:val="0"/>
+          <w:bCs w:val="0"/>
+          <w:i w:val="0"/>
+          <w:iCs w:val="0"/>
+          <w:noProof w:val="0"/>
+          <w:color w:val="000000" w:themeColor="text1" w:themeTint="FF" w:themeShade="FF"/>
+          <w:sz w:val="24"/>
+          <w:szCs w:val="24"/>
+          <w:lang w:val="hu-HU"/>
+        </w:rPr>
+        <w:t>(100), a felhasználó teljes neve</w:t>
+      </w:r>
+    </w:p>
+    <w:p>
+      <w:pPr>
+        <w:pStyle w:val="ListParagraph"/>
+        <w:keepNext w:val="0"/>
+        <w:keepLines w:val="0"/>
+        <w:numPr>
+          <w:ilvl w:val="0"/>
+          <w:numId w:val="2"/>
+        </w:numPr>
+        <w:suppressLineNumbers w:val="0"/>
+        <w:bidi w:val="0"/>
+        <w:spacing w:before="240" w:beforeAutospacing="off" w:after="240" w:afterAutospacing="off" w:line="360" w:lineRule="auto"/>
+        <w:ind/>
+        <w:contextualSpacing w:val="0"/>
+        <w:jc w:val="both"/>
+        <w:rPr>
+          <w:rFonts w:ascii="Aptos" w:hAnsi="Aptos" w:eastAsia="Aptos" w:cs="Aptos"/>
+          <w:b w:val="0"/>
+          <w:bCs w:val="0"/>
+          <w:i w:val="0"/>
+          <w:iCs w:val="0"/>
+          <w:noProof w:val="0"/>
+          <w:color w:val="000000" w:themeColor="text1" w:themeTint="FF" w:themeShade="FF"/>
+          <w:sz w:val="24"/>
+          <w:szCs w:val="24"/>
+          <w:lang w:val="hu-HU"/>
+        </w:rPr>
+      </w:pPr>
+      <w:r>
+        <w:rPr>
+          <w:rFonts w:ascii="Aptos" w:hAnsi="Aptos" w:eastAsia="Aptos" w:cs="Aptos"/>
+          <w:b w:val="0"/>
+          <w:bCs w:val="0"/>
+          <w:i w:val="0"/>
+          <w:iCs w:val="0"/>
+          <w:noProof w:val="0"/>
+          <w:color w:val="000000" w:themeColor="text1" w:themeTint="FF" w:themeShade="FF"/>
+          <w:sz w:val="24"/>
+          <w:szCs w:val="24"/>
+          <w:lang w:val="hu-HU"/>
+        </w:rPr>
+        <w:t>email</w:t>
+      </w:r>
+      <w:r>
+        <w:rPr>
+          <w:rFonts w:ascii="Aptos" w:hAnsi="Aptos" w:eastAsia="Aptos" w:cs="Aptos"/>
+          <w:b w:val="0"/>
+          <w:bCs w:val="0"/>
+          <w:i w:val="0"/>
+          <w:iCs w:val="0"/>
+          <w:noProof w:val="0"/>
+          <w:color w:val="000000" w:themeColor="text1" w:themeTint="FF" w:themeShade="FF"/>
+          <w:sz w:val="24"/>
+          <w:szCs w:val="24"/>
+          <w:lang w:val="hu-HU"/>
+        </w:rPr>
+        <w:t xml:space="preserve"> – </w:t>
+      </w:r>
+      <w:r>
+        <w:rPr>
+          <w:rFonts w:ascii="Aptos" w:hAnsi="Aptos" w:eastAsia="Aptos" w:cs="Aptos"/>
+          <w:b w:val="0"/>
+          <w:bCs w:val="0"/>
+          <w:i w:val="0"/>
+          <w:iCs w:val="0"/>
+          <w:noProof w:val="0"/>
+          <w:color w:val="000000" w:themeColor="text1" w:themeTint="FF" w:themeShade="FF"/>
+          <w:sz w:val="24"/>
+          <w:szCs w:val="24"/>
+          <w:lang w:val="hu-HU"/>
+        </w:rPr>
+        <w:t>nvarchar</w:t>
+      </w:r>
+      <w:r>
+        <w:rPr>
+          <w:rFonts w:ascii="Aptos" w:hAnsi="Aptos" w:eastAsia="Aptos" w:cs="Aptos"/>
+          <w:b w:val="0"/>
+          <w:bCs w:val="0"/>
+          <w:i w:val="0"/>
+          <w:iCs w:val="0"/>
+          <w:noProof w:val="0"/>
+          <w:color w:val="000000" w:themeColor="text1" w:themeTint="FF" w:themeShade="FF"/>
+          <w:sz w:val="24"/>
+          <w:szCs w:val="24"/>
+          <w:lang w:val="hu-HU"/>
+        </w:rPr>
+        <w:t>(100), a belépéshez használt egyedi e-mail cím</w:t>
+      </w:r>
+    </w:p>
+    <w:p>
+      <w:pPr>
+        <w:pStyle w:val="ListParagraph"/>
+        <w:keepNext w:val="0"/>
+        <w:keepLines w:val="0"/>
+        <w:numPr>
+          <w:ilvl w:val="0"/>
+          <w:numId w:val="2"/>
+        </w:numPr>
+        <w:suppressLineNumbers w:val="0"/>
+        <w:bidi w:val="0"/>
+        <w:spacing w:before="240" w:beforeAutospacing="off" w:after="240" w:afterAutospacing="off" w:line="360" w:lineRule="auto"/>
+        <w:ind/>
+        <w:contextualSpacing w:val="0"/>
+        <w:jc w:val="both"/>
+        <w:rPr>
+          <w:rFonts w:ascii="Aptos" w:hAnsi="Aptos" w:eastAsia="Aptos" w:cs="Aptos"/>
+          <w:b w:val="0"/>
+          <w:bCs w:val="0"/>
+          <w:i w:val="0"/>
+          <w:iCs w:val="0"/>
+          <w:noProof w:val="0"/>
+          <w:color w:val="000000" w:themeColor="text1" w:themeTint="FF" w:themeShade="FF"/>
+          <w:sz w:val="24"/>
+          <w:szCs w:val="24"/>
+          <w:lang w:val="hu-HU"/>
+        </w:rPr>
+      </w:pPr>
+      <w:r>
+        <w:rPr>
+          <w:rFonts w:ascii="Aptos" w:hAnsi="Aptos" w:eastAsia="Aptos" w:cs="Aptos"/>
+          <w:b w:val="0"/>
+          <w:bCs w:val="0"/>
+          <w:i w:val="0"/>
+          <w:iCs w:val="0"/>
+          <w:noProof w:val="0"/>
+          <w:color w:val="000000" w:themeColor="text1" w:themeTint="FF" w:themeShade="FF"/>
+          <w:sz w:val="24"/>
+          <w:szCs w:val="24"/>
+          <w:lang w:val="hu-HU"/>
+        </w:rPr>
+        <w:t>password</w:t>
+      </w:r>
+      <w:r>
+        <w:rPr>
+          <w:rFonts w:ascii="Aptos" w:hAnsi="Aptos" w:eastAsia="Aptos" w:cs="Aptos"/>
+          <w:b w:val="0"/>
+          <w:bCs w:val="0"/>
+          <w:i w:val="0"/>
+          <w:iCs w:val="0"/>
+          <w:noProof w:val="0"/>
+          <w:color w:val="000000" w:themeColor="text1" w:themeTint="FF" w:themeShade="FF"/>
+          <w:sz w:val="24"/>
+          <w:szCs w:val="24"/>
+          <w:lang w:val="hu-HU"/>
+        </w:rPr>
+        <w:t xml:space="preserve"> – </w:t>
+      </w:r>
+      <w:r>
+        <w:rPr>
+          <w:rFonts w:ascii="Aptos" w:hAnsi="Aptos" w:eastAsia="Aptos" w:cs="Aptos"/>
+          <w:b w:val="0"/>
+          <w:bCs w:val="0"/>
+          <w:i w:val="0"/>
+          <w:iCs w:val="0"/>
+          <w:noProof w:val="0"/>
+          <w:color w:val="000000" w:themeColor="text1" w:themeTint="FF" w:themeShade="FF"/>
+          <w:sz w:val="24"/>
+          <w:szCs w:val="24"/>
+          <w:lang w:val="hu-HU"/>
+        </w:rPr>
+        <w:t>nvarchar</w:t>
+      </w:r>
+      <w:r>
+        <w:rPr>
+          <w:rFonts w:ascii="Aptos" w:hAnsi="Aptos" w:eastAsia="Aptos" w:cs="Aptos"/>
+          <w:b w:val="0"/>
+          <w:bCs w:val="0"/>
+          <w:i w:val="0"/>
+          <w:iCs w:val="0"/>
+          <w:noProof w:val="0"/>
+          <w:color w:val="000000" w:themeColor="text1" w:themeTint="FF" w:themeShade="FF"/>
+          <w:sz w:val="24"/>
+          <w:szCs w:val="24"/>
+          <w:lang w:val="hu-HU"/>
+        </w:rPr>
+        <w:t>(255), a fiókhoz tartozó jelszó</w:t>
+      </w:r>
+    </w:p>
+    <w:p>
+      <w:pPr>
+        <w:pStyle w:val="ListParagraph"/>
+        <w:keepNext w:val="0"/>
+        <w:keepLines w:val="0"/>
+        <w:numPr>
+          <w:ilvl w:val="0"/>
+          <w:numId w:val="2"/>
+        </w:numPr>
+        <w:suppressLineNumbers w:val="0"/>
+        <w:bidi w:val="0"/>
+        <w:spacing w:before="240" w:beforeAutospacing="off" w:after="240" w:afterAutospacing="off" w:line="360" w:lineRule="auto"/>
+        <w:ind/>
+        <w:contextualSpacing w:val="0"/>
+        <w:jc w:val="both"/>
+        <w:rPr>
+          <w:rFonts w:ascii="Aptos" w:hAnsi="Aptos" w:eastAsia="Aptos" w:cs="Aptos"/>
+          <w:b w:val="0"/>
+          <w:bCs w:val="0"/>
+          <w:i w:val="0"/>
+          <w:iCs w:val="0"/>
+          <w:noProof w:val="0"/>
+          <w:color w:val="000000" w:themeColor="text1" w:themeTint="FF" w:themeShade="FF"/>
+          <w:sz w:val="24"/>
+          <w:szCs w:val="24"/>
+          <w:lang w:val="hu-HU"/>
+        </w:rPr>
+      </w:pPr>
+      <w:r>
+        <w:rPr>
+          <w:rFonts w:ascii="Aptos" w:hAnsi="Aptos" w:eastAsia="Aptos" w:cs="Aptos"/>
+          <w:b w:val="0"/>
+          <w:bCs w:val="0"/>
+          <w:i w:val="0"/>
+          <w:iCs w:val="0"/>
+          <w:noProof w:val="0"/>
+          <w:color w:val="000000" w:themeColor="text1" w:themeTint="FF" w:themeShade="FF"/>
+          <w:sz w:val="24"/>
+          <w:szCs w:val="24"/>
+          <w:lang w:val="hu-HU"/>
+        </w:rPr>
+        <w:t>role</w:t>
+      </w:r>
+      <w:r>
+        <w:rPr>
+          <w:rFonts w:ascii="Aptos" w:hAnsi="Aptos" w:eastAsia="Aptos" w:cs="Aptos"/>
+          <w:b w:val="0"/>
+          <w:bCs w:val="0"/>
+          <w:i w:val="0"/>
+          <w:iCs w:val="0"/>
+          <w:noProof w:val="0"/>
+          <w:color w:val="000000" w:themeColor="text1" w:themeTint="FF" w:themeShade="FF"/>
+          <w:sz w:val="24"/>
+          <w:szCs w:val="24"/>
+          <w:lang w:val="hu-HU"/>
+        </w:rPr>
+        <w:t xml:space="preserve"> – </w:t>
+      </w:r>
+      <w:r>
+        <w:rPr>
+          <w:rFonts w:ascii="Aptos" w:hAnsi="Aptos" w:eastAsia="Aptos" w:cs="Aptos"/>
+          <w:b w:val="0"/>
+          <w:bCs w:val="0"/>
+          <w:i w:val="0"/>
+          <w:iCs w:val="0"/>
+          <w:noProof w:val="0"/>
+          <w:color w:val="000000" w:themeColor="text1" w:themeTint="FF" w:themeShade="FF"/>
+          <w:sz w:val="24"/>
+          <w:szCs w:val="24"/>
+          <w:lang w:val="hu-HU"/>
+        </w:rPr>
+        <w:t>nvarchar</w:t>
+      </w:r>
+      <w:r>
+        <w:rPr>
+          <w:rFonts w:ascii="Aptos" w:hAnsi="Aptos" w:eastAsia="Aptos" w:cs="Aptos"/>
+          <w:b w:val="0"/>
+          <w:bCs w:val="0"/>
+          <w:i w:val="0"/>
+          <w:iCs w:val="0"/>
+          <w:noProof w:val="0"/>
+          <w:color w:val="000000" w:themeColor="text1" w:themeTint="FF" w:themeShade="FF"/>
+          <w:sz w:val="24"/>
+          <w:szCs w:val="24"/>
+          <w:lang w:val="hu-HU"/>
+        </w:rPr>
+        <w:t>(20), a felhasználó rangja (pl. '</w:t>
+      </w:r>
+      <w:r>
+        <w:rPr>
+          <w:rFonts w:ascii="Aptos" w:hAnsi="Aptos" w:eastAsia="Aptos" w:cs="Aptos"/>
+          <w:b w:val="0"/>
+          <w:bCs w:val="0"/>
+          <w:i w:val="0"/>
+          <w:iCs w:val="0"/>
+          <w:noProof w:val="0"/>
+          <w:color w:val="000000" w:themeColor="text1" w:themeTint="FF" w:themeShade="FF"/>
+          <w:sz w:val="24"/>
+          <w:szCs w:val="24"/>
+          <w:lang w:val="hu-HU"/>
+        </w:rPr>
+        <w:t>user</w:t>
+      </w:r>
+      <w:r>
+        <w:rPr>
+          <w:rFonts w:ascii="Aptos" w:hAnsi="Aptos" w:eastAsia="Aptos" w:cs="Aptos"/>
+          <w:b w:val="0"/>
+          <w:bCs w:val="0"/>
+          <w:i w:val="0"/>
+          <w:iCs w:val="0"/>
+          <w:noProof w:val="0"/>
+          <w:color w:val="000000" w:themeColor="text1" w:themeTint="FF" w:themeShade="FF"/>
+          <w:sz w:val="24"/>
+          <w:szCs w:val="24"/>
+          <w:lang w:val="hu-HU"/>
+        </w:rPr>
+        <w:t>' vagy '</w:t>
+      </w:r>
+      <w:r>
+        <w:rPr>
+          <w:rFonts w:ascii="Aptos" w:hAnsi="Aptos" w:eastAsia="Aptos" w:cs="Aptos"/>
+          <w:b w:val="0"/>
+          <w:bCs w:val="0"/>
+          <w:i w:val="0"/>
+          <w:iCs w:val="0"/>
+          <w:noProof w:val="0"/>
+          <w:color w:val="000000" w:themeColor="text1" w:themeTint="FF" w:themeShade="FF"/>
+          <w:sz w:val="24"/>
+          <w:szCs w:val="24"/>
+          <w:lang w:val="hu-HU"/>
+        </w:rPr>
+        <w:t>admin</w:t>
+      </w:r>
+      <w:r>
+        <w:rPr>
+          <w:rFonts w:ascii="Aptos" w:hAnsi="Aptos" w:eastAsia="Aptos" w:cs="Aptos"/>
+          <w:b w:val="0"/>
+          <w:bCs w:val="0"/>
+          <w:i w:val="0"/>
+          <w:iCs w:val="0"/>
+          <w:noProof w:val="0"/>
+          <w:color w:val="000000" w:themeColor="text1" w:themeTint="FF" w:themeShade="FF"/>
+          <w:sz w:val="24"/>
+          <w:szCs w:val="24"/>
+          <w:lang w:val="hu-HU"/>
+        </w:rPr>
+        <w:t>')</w:t>
+      </w:r>
+    </w:p>
+    <w:p>
+      <w:pPr>
+        <w:pStyle w:val="Heading4"/>
+        <w:keepNext w:val="0"/>
+        <w:keepLines w:val="0"/>
+        <w:suppressLineNumbers w:val="0"/>
+        <w:bidi w:val="0"/>
+        <w:spacing w:before="319" w:beforeAutospacing="off" w:after="319" w:afterAutospacing="off" w:line="360" w:lineRule="auto"/>
+        <w:ind/>
+        <w:jc w:val="both"/>
+        <w:rPr>
+          <w:rFonts w:ascii="Aptos" w:hAnsi="Aptos" w:eastAsia="Aptos" w:cs="Aptos"/>
+          <w:b w:val="0"/>
+          <w:bCs w:val="0"/>
+          <w:i w:val="0"/>
+          <w:iCs w:val="0"/>
+          <w:noProof w:val="0"/>
+          <w:color w:val="000000" w:themeColor="text1" w:themeTint="FF" w:themeShade="FF"/>
+          <w:sz w:val="24"/>
+          <w:szCs w:val="24"/>
+          <w:lang w:val="hu-HU"/>
+        </w:rPr>
+      </w:pPr>
+      <w:r>
+        <w:rPr>
+          <w:rFonts w:ascii="Aptos" w:hAnsi="Aptos" w:eastAsia="Aptos" w:cs="Aptos"/>
+          <w:b w:val="0"/>
+          <w:bCs w:val="0"/>
+          <w:i w:val="0"/>
+          <w:iCs w:val="0"/>
+          <w:noProof w:val="0"/>
+          <w:color w:val="000000" w:themeColor="text1" w:themeTint="FF" w:themeShade="FF"/>
+          <w:sz w:val="24"/>
+          <w:szCs w:val="24"/>
+          <w:lang w:val="hu-HU"/>
+        </w:rPr>
+        <w:t>Turak</w:t>
+      </w:r>
+    </w:p>
+    <w:p>
+      <w:pPr>
+        <w:keepNext w:val="0"/>
+        <w:keepLines w:val="0"/>
+        <w:suppressLineNumbers w:val="0"/>
+        <w:bidi w:val="0"/>
+        <w:spacing w:before="240" w:beforeAutospacing="off" w:after="240" w:afterAutospacing="off" w:line="360" w:lineRule="auto"/>
+        <w:ind/>
+        <w:jc w:val="both"/>
+        <w:rPr>
+          <w:rFonts w:ascii="Aptos" w:hAnsi="Aptos" w:eastAsia="Aptos" w:cs="Aptos"/>
+          <w:b w:val="0"/>
+          <w:bCs w:val="0"/>
+          <w:i w:val="0"/>
+          <w:iCs w:val="0"/>
+          <w:noProof w:val="0"/>
+          <w:color w:val="000000" w:themeColor="text1" w:themeTint="FF" w:themeShade="FF"/>
+          <w:sz w:val="24"/>
+          <w:szCs w:val="24"/>
+          <w:lang w:val="hu-HU"/>
+        </w:rPr>
+      </w:pPr>
+      <w:r>
+        <w:rPr>
+          <w:rFonts w:ascii="Aptos" w:hAnsi="Aptos" w:eastAsia="Aptos" w:cs="Aptos"/>
+          <w:b w:val="0"/>
+          <w:bCs w:val="0"/>
+          <w:i w:val="0"/>
+          <w:iCs w:val="0"/>
+          <w:noProof w:val="0"/>
+          <w:color w:val="000000" w:themeColor="text1" w:themeTint="FF" w:themeShade="FF"/>
+          <w:sz w:val="24"/>
+          <w:szCs w:val="24"/>
+          <w:lang w:val="hu-HU"/>
+        </w:rPr>
+        <w:t>A tábla a kirándulóhelyek és túraútvonalak legfontosabb jellemzőit tárolja.</w:t>
+      </w:r>
+    </w:p>
+    <w:p>
+      <w:pPr>
+        <w:keepNext w:val="0"/>
+        <w:keepLines w:val="0"/>
+        <w:suppressLineNumbers w:val="0"/>
+        <w:bidi w:val="0"/>
+        <w:spacing w:before="240" w:beforeAutospacing="off" w:after="240" w:afterAutospacing="off" w:line="360" w:lineRule="auto"/>
+        <w:ind/>
+        <w:jc w:val="both"/>
+        <w:rPr>
+          <w:rFonts w:ascii="Aptos" w:hAnsi="Aptos" w:eastAsia="Aptos" w:cs="Aptos"/>
+          <w:b w:val="0"/>
+          <w:bCs w:val="0"/>
+          <w:i w:val="0"/>
+          <w:iCs w:val="0"/>
+          <w:noProof w:val="0"/>
+          <w:color w:val="000000" w:themeColor="text1" w:themeTint="FF" w:themeShade="FF"/>
+          <w:sz w:val="24"/>
+          <w:szCs w:val="24"/>
+          <w:lang w:val="hu-HU"/>
+        </w:rPr>
+      </w:pPr>
+      <w:r>
+        <w:rPr>
+          <w:rFonts w:ascii="Aptos" w:hAnsi="Aptos" w:eastAsia="Aptos" w:cs="Aptos"/>
+          <w:b w:val="0"/>
+          <w:bCs w:val="0"/>
+          <w:i w:val="0"/>
+          <w:iCs w:val="0"/>
+          <w:noProof w:val="0"/>
+          <w:color w:val="000000" w:themeColor="text1" w:themeTint="FF" w:themeShade="FF"/>
+          <w:sz w:val="24"/>
+          <w:szCs w:val="24"/>
+          <w:lang w:val="hu-HU"/>
+        </w:rPr>
+        <w:t>Mezők:</w:t>
+      </w:r>
+    </w:p>
+    <w:p>
+      <w:pPr>
+        <w:pStyle w:val="ListParagraph"/>
+        <w:keepNext w:val="0"/>
+        <w:keepLines w:val="0"/>
+        <w:numPr>
+          <w:ilvl w:val="0"/>
+          <w:numId w:val="3"/>
+        </w:numPr>
+        <w:suppressLineNumbers w:val="0"/>
+        <w:bidi w:val="0"/>
+        <w:spacing w:before="240" w:beforeAutospacing="off" w:after="240" w:afterAutospacing="off" w:line="360" w:lineRule="auto"/>
+        <w:ind/>
+        <w:contextualSpacing w:val="0"/>
+        <w:jc w:val="both"/>
+        <w:rPr>
+          <w:rFonts w:ascii="Aptos" w:hAnsi="Aptos" w:eastAsia="Aptos" w:cs="Aptos"/>
+          <w:b w:val="0"/>
+          <w:bCs w:val="0"/>
+          <w:i w:val="0"/>
+          <w:iCs w:val="0"/>
+          <w:noProof w:val="0"/>
+          <w:color w:val="000000" w:themeColor="text1" w:themeTint="FF" w:themeShade="FF"/>
+          <w:sz w:val="24"/>
+          <w:szCs w:val="24"/>
+          <w:lang w:val="hu-HU"/>
+        </w:rPr>
+      </w:pPr>
+      <w:r>
+        <w:rPr>
+          <w:rFonts w:ascii="Aptos" w:hAnsi="Aptos" w:eastAsia="Aptos" w:cs="Aptos"/>
+          <w:b w:val="0"/>
+          <w:bCs w:val="0"/>
+          <w:i w:val="0"/>
+          <w:iCs w:val="0"/>
+          <w:noProof w:val="0"/>
+          <w:color w:val="000000" w:themeColor="text1" w:themeTint="FF" w:themeShade="FF"/>
+          <w:sz w:val="24"/>
+          <w:szCs w:val="24"/>
+          <w:lang w:val="hu-HU"/>
+        </w:rPr>
+        <w:t>id</w:t>
+      </w:r>
+      <w:r>
+        <w:rPr>
+          <w:rFonts w:ascii="Aptos" w:hAnsi="Aptos" w:eastAsia="Aptos" w:cs="Aptos"/>
+          <w:b w:val="0"/>
+          <w:bCs w:val="0"/>
+          <w:i w:val="0"/>
+          <w:iCs w:val="0"/>
+          <w:noProof w:val="0"/>
+          <w:color w:val="000000" w:themeColor="text1" w:themeTint="FF" w:themeShade="FF"/>
+          <w:sz w:val="24"/>
+          <w:szCs w:val="24"/>
+          <w:lang w:val="hu-HU"/>
+        </w:rPr>
+        <w:t xml:space="preserve"> – int, elsődleges kulcs</w:t>
+      </w:r>
+    </w:p>
+    <w:p>
+      <w:pPr>
+        <w:pStyle w:val="ListParagraph"/>
+        <w:keepNext w:val="0"/>
+        <w:keepLines w:val="0"/>
+        <w:numPr>
+          <w:ilvl w:val="0"/>
+          <w:numId w:val="3"/>
+        </w:numPr>
+        <w:suppressLineNumbers w:val="0"/>
+        <w:bidi w:val="0"/>
+        <w:spacing w:before="240" w:beforeAutospacing="off" w:after="240" w:afterAutospacing="off" w:line="360" w:lineRule="auto"/>
+        <w:ind/>
+        <w:contextualSpacing w:val="0"/>
+        <w:jc w:val="both"/>
+        <w:rPr>
+          <w:rFonts w:ascii="Aptos" w:hAnsi="Aptos" w:eastAsia="Aptos" w:cs="Aptos"/>
+          <w:b w:val="0"/>
+          <w:bCs w:val="0"/>
+          <w:i w:val="0"/>
+          <w:iCs w:val="0"/>
+          <w:noProof w:val="0"/>
+          <w:color w:val="000000" w:themeColor="text1" w:themeTint="FF" w:themeShade="FF"/>
+          <w:sz w:val="24"/>
+          <w:szCs w:val="24"/>
+          <w:lang w:val="hu-HU"/>
+        </w:rPr>
+      </w:pPr>
+      <w:r>
+        <w:rPr>
+          <w:rFonts w:ascii="Aptos" w:hAnsi="Aptos" w:eastAsia="Aptos" w:cs="Aptos"/>
+          <w:b w:val="0"/>
+          <w:bCs w:val="0"/>
+          <w:i w:val="0"/>
+          <w:iCs w:val="0"/>
+          <w:noProof w:val="0"/>
+          <w:color w:val="000000" w:themeColor="text1" w:themeTint="FF" w:themeShade="FF"/>
+          <w:sz w:val="24"/>
+          <w:szCs w:val="24"/>
+          <w:lang w:val="hu-HU"/>
+        </w:rPr>
+        <w:t>nev</w:t>
+      </w:r>
+      <w:r>
+        <w:rPr>
+          <w:rFonts w:ascii="Aptos" w:hAnsi="Aptos" w:eastAsia="Aptos" w:cs="Aptos"/>
+          <w:b w:val="0"/>
+          <w:bCs w:val="0"/>
+          <w:i w:val="0"/>
+          <w:iCs w:val="0"/>
+          <w:noProof w:val="0"/>
+          <w:color w:val="000000" w:themeColor="text1" w:themeTint="FF" w:themeShade="FF"/>
+          <w:sz w:val="24"/>
+          <w:szCs w:val="24"/>
+          <w:lang w:val="hu-HU"/>
+        </w:rPr>
+        <w:t xml:space="preserve"> – </w:t>
+      </w:r>
+      <w:r>
+        <w:rPr>
+          <w:rFonts w:ascii="Aptos" w:hAnsi="Aptos" w:eastAsia="Aptos" w:cs="Aptos"/>
+          <w:b w:val="0"/>
+          <w:bCs w:val="0"/>
+          <w:i w:val="0"/>
+          <w:iCs w:val="0"/>
+          <w:noProof w:val="0"/>
+          <w:color w:val="000000" w:themeColor="text1" w:themeTint="FF" w:themeShade="FF"/>
+          <w:sz w:val="24"/>
+          <w:szCs w:val="24"/>
+          <w:lang w:val="hu-HU"/>
+        </w:rPr>
+        <w:t>nvarchar</w:t>
+      </w:r>
+      <w:r>
+        <w:rPr>
+          <w:rFonts w:ascii="Aptos" w:hAnsi="Aptos" w:eastAsia="Aptos" w:cs="Aptos"/>
+          <w:b w:val="0"/>
+          <w:bCs w:val="0"/>
+          <w:i w:val="0"/>
+          <w:iCs w:val="0"/>
+          <w:noProof w:val="0"/>
+          <w:color w:val="000000" w:themeColor="text1" w:themeTint="FF" w:themeShade="FF"/>
+          <w:sz w:val="24"/>
+          <w:szCs w:val="24"/>
+          <w:lang w:val="hu-HU"/>
+        </w:rPr>
+        <w:t>(255), a túraútvonal megnevezése</w:t>
+      </w:r>
+    </w:p>
+    <w:p>
+      <w:pPr>
+        <w:pStyle w:val="ListParagraph"/>
+        <w:keepNext w:val="0"/>
+        <w:keepLines w:val="0"/>
+        <w:numPr>
+          <w:ilvl w:val="0"/>
+          <w:numId w:val="3"/>
+        </w:numPr>
+        <w:suppressLineNumbers w:val="0"/>
+        <w:bidi w:val="0"/>
+        <w:spacing w:before="240" w:beforeAutospacing="off" w:after="240" w:afterAutospacing="off" w:line="360" w:lineRule="auto"/>
+        <w:ind/>
+        <w:contextualSpacing w:val="0"/>
+        <w:jc w:val="both"/>
+        <w:rPr>
+          <w:rFonts w:ascii="Aptos" w:hAnsi="Aptos" w:eastAsia="Aptos" w:cs="Aptos"/>
+          <w:b w:val="0"/>
+          <w:bCs w:val="0"/>
+          <w:i w:val="0"/>
+          <w:iCs w:val="0"/>
+          <w:noProof w:val="0"/>
+          <w:color w:val="000000" w:themeColor="text1" w:themeTint="FF" w:themeShade="FF"/>
+          <w:sz w:val="24"/>
+          <w:szCs w:val="24"/>
+          <w:lang w:val="hu-HU"/>
+        </w:rPr>
+      </w:pPr>
+      <w:r>
+        <w:rPr>
+          <w:rFonts w:ascii="Aptos" w:hAnsi="Aptos" w:eastAsia="Aptos" w:cs="Aptos"/>
+          <w:b w:val="0"/>
+          <w:bCs w:val="0"/>
+          <w:i w:val="0"/>
+          <w:iCs w:val="0"/>
+          <w:noProof w:val="0"/>
+          <w:color w:val="000000" w:themeColor="text1" w:themeTint="FF" w:themeShade="FF"/>
+          <w:sz w:val="24"/>
+          <w:szCs w:val="24"/>
+          <w:lang w:val="hu-HU"/>
+        </w:rPr>
+        <w:t>helyszin</w:t>
+      </w:r>
+      <w:r>
+        <w:rPr>
+          <w:rFonts w:ascii="Aptos" w:hAnsi="Aptos" w:eastAsia="Aptos" w:cs="Aptos"/>
+          <w:b w:val="0"/>
+          <w:bCs w:val="0"/>
+          <w:i w:val="0"/>
+          <w:iCs w:val="0"/>
+          <w:noProof w:val="0"/>
+          <w:color w:val="000000" w:themeColor="text1" w:themeTint="FF" w:themeShade="FF"/>
+          <w:sz w:val="24"/>
+          <w:szCs w:val="24"/>
+          <w:lang w:val="hu-HU"/>
+        </w:rPr>
+        <w:t xml:space="preserve"> – </w:t>
+      </w:r>
+      <w:r>
+        <w:rPr>
+          <w:rFonts w:ascii="Aptos" w:hAnsi="Aptos" w:eastAsia="Aptos" w:cs="Aptos"/>
+          <w:b w:val="0"/>
+          <w:bCs w:val="0"/>
+          <w:i w:val="0"/>
+          <w:iCs w:val="0"/>
+          <w:noProof w:val="0"/>
+          <w:color w:val="000000" w:themeColor="text1" w:themeTint="FF" w:themeShade="FF"/>
+          <w:sz w:val="24"/>
+          <w:szCs w:val="24"/>
+          <w:lang w:val="hu-HU"/>
+        </w:rPr>
+        <w:t>nvarchar</w:t>
+      </w:r>
+      <w:r>
+        <w:rPr>
+          <w:rFonts w:ascii="Aptos" w:hAnsi="Aptos" w:eastAsia="Aptos" w:cs="Aptos"/>
+          <w:b w:val="0"/>
+          <w:bCs w:val="0"/>
+          <w:i w:val="0"/>
+          <w:iCs w:val="0"/>
+          <w:noProof w:val="0"/>
+          <w:color w:val="000000" w:themeColor="text1" w:themeTint="FF" w:themeShade="FF"/>
+          <w:sz w:val="24"/>
+          <w:szCs w:val="24"/>
+          <w:lang w:val="hu-HU"/>
+        </w:rPr>
+        <w:t>(255), az érintett tájegység vagy település</w:t>
+      </w:r>
+    </w:p>
+    <w:p>
+      <w:pPr>
+        <w:pStyle w:val="ListParagraph"/>
+        <w:keepNext w:val="0"/>
+        <w:keepLines w:val="0"/>
+        <w:numPr>
+          <w:ilvl w:val="0"/>
+          <w:numId w:val="3"/>
+        </w:numPr>
+        <w:suppressLineNumbers w:val="0"/>
+        <w:bidi w:val="0"/>
+        <w:spacing w:before="240" w:beforeAutospacing="off" w:after="240" w:afterAutospacing="off" w:line="360" w:lineRule="auto"/>
+        <w:ind/>
+        <w:contextualSpacing w:val="0"/>
+        <w:jc w:val="both"/>
+        <w:rPr>
+          <w:rFonts w:ascii="Aptos" w:hAnsi="Aptos" w:eastAsia="Aptos" w:cs="Aptos"/>
+          <w:b w:val="0"/>
+          <w:bCs w:val="0"/>
+          <w:i w:val="0"/>
+          <w:iCs w:val="0"/>
+          <w:noProof w:val="0"/>
+          <w:color w:val="000000" w:themeColor="text1" w:themeTint="FF" w:themeShade="FF"/>
+          <w:sz w:val="24"/>
+          <w:szCs w:val="24"/>
+          <w:lang w:val="hu-HU"/>
+        </w:rPr>
+      </w:pPr>
+      <w:r>
+        <w:rPr>
+          <w:rFonts w:ascii="Aptos" w:hAnsi="Aptos" w:eastAsia="Aptos" w:cs="Aptos"/>
+          <w:b w:val="0"/>
+          <w:bCs w:val="0"/>
+          <w:i w:val="0"/>
+          <w:iCs w:val="0"/>
+          <w:noProof w:val="0"/>
+          <w:color w:val="000000" w:themeColor="text1" w:themeTint="FF" w:themeShade="FF"/>
+          <w:sz w:val="24"/>
+          <w:szCs w:val="24"/>
+          <w:lang w:val="hu-HU"/>
+        </w:rPr>
+        <w:t>idotartam</w:t>
+      </w:r>
+      <w:r>
+        <w:rPr>
+          <w:rFonts w:ascii="Aptos" w:hAnsi="Aptos" w:eastAsia="Aptos" w:cs="Aptos"/>
+          <w:b w:val="0"/>
+          <w:bCs w:val="0"/>
+          <w:i w:val="0"/>
+          <w:iCs w:val="0"/>
+          <w:noProof w:val="0"/>
+          <w:color w:val="000000" w:themeColor="text1" w:themeTint="FF" w:themeShade="FF"/>
+          <w:sz w:val="24"/>
+          <w:szCs w:val="24"/>
+          <w:lang w:val="hu-HU"/>
+        </w:rPr>
+        <w:t xml:space="preserve"> – </w:t>
+      </w:r>
+      <w:r>
+        <w:rPr>
+          <w:rFonts w:ascii="Aptos" w:hAnsi="Aptos" w:eastAsia="Aptos" w:cs="Aptos"/>
+          <w:b w:val="0"/>
+          <w:bCs w:val="0"/>
+          <w:i w:val="0"/>
+          <w:iCs w:val="0"/>
+          <w:noProof w:val="0"/>
+          <w:color w:val="000000" w:themeColor="text1" w:themeTint="FF" w:themeShade="FF"/>
+          <w:sz w:val="24"/>
+          <w:szCs w:val="24"/>
+          <w:lang w:val="hu-HU"/>
+        </w:rPr>
+        <w:t>nvarchar</w:t>
+      </w:r>
+      <w:r>
+        <w:rPr>
+          <w:rFonts w:ascii="Aptos" w:hAnsi="Aptos" w:eastAsia="Aptos" w:cs="Aptos"/>
+          <w:b w:val="0"/>
+          <w:bCs w:val="0"/>
+          <w:i w:val="0"/>
+          <w:iCs w:val="0"/>
+          <w:noProof w:val="0"/>
+          <w:color w:val="000000" w:themeColor="text1" w:themeTint="FF" w:themeShade="FF"/>
+          <w:sz w:val="24"/>
+          <w:szCs w:val="24"/>
+          <w:lang w:val="hu-HU"/>
+        </w:rPr>
+        <w:t>(50), a túra elvégzéséhez szükséges becsült idő</w:t>
+      </w:r>
+    </w:p>
+    <w:p>
+      <w:pPr>
+        <w:pStyle w:val="ListParagraph"/>
+        <w:keepNext w:val="0"/>
+        <w:keepLines w:val="0"/>
+        <w:numPr>
+          <w:ilvl w:val="0"/>
+          <w:numId w:val="3"/>
+        </w:numPr>
+        <w:suppressLineNumbers w:val="0"/>
+        <w:bidi w:val="0"/>
+        <w:spacing w:before="240" w:beforeAutospacing="off" w:after="240" w:afterAutospacing="off" w:line="360" w:lineRule="auto"/>
+        <w:ind/>
+        <w:contextualSpacing w:val="0"/>
+        <w:jc w:val="both"/>
+        <w:rPr>
+          <w:rFonts w:ascii="Aptos" w:hAnsi="Aptos" w:eastAsia="Aptos" w:cs="Aptos"/>
+          <w:b w:val="0"/>
+          <w:bCs w:val="0"/>
+          <w:i w:val="0"/>
+          <w:iCs w:val="0"/>
+          <w:noProof w:val="0"/>
+          <w:color w:val="000000" w:themeColor="text1" w:themeTint="FF" w:themeShade="FF"/>
+          <w:sz w:val="24"/>
+          <w:szCs w:val="24"/>
+          <w:lang w:val="hu-HU"/>
+        </w:rPr>
+      </w:pPr>
+      <w:r>
+        <w:rPr>
+          <w:rFonts w:ascii="Aptos" w:hAnsi="Aptos" w:eastAsia="Aptos" w:cs="Aptos"/>
+          <w:b w:val="0"/>
+          <w:bCs w:val="0"/>
+          <w:i w:val="0"/>
+          <w:iCs w:val="0"/>
+          <w:noProof w:val="0"/>
+          <w:color w:val="000000" w:themeColor="text1" w:themeTint="FF" w:themeShade="FF"/>
+          <w:sz w:val="24"/>
+          <w:szCs w:val="24"/>
+          <w:lang w:val="hu-HU"/>
+        </w:rPr>
+        <w:t>nehezseg</w:t>
+      </w:r>
+      <w:r>
+        <w:rPr>
+          <w:rFonts w:ascii="Aptos" w:hAnsi="Aptos" w:eastAsia="Aptos" w:cs="Aptos"/>
+          <w:b w:val="0"/>
+          <w:bCs w:val="0"/>
+          <w:i w:val="0"/>
+          <w:iCs w:val="0"/>
+          <w:noProof w:val="0"/>
+          <w:color w:val="000000" w:themeColor="text1" w:themeTint="FF" w:themeShade="FF"/>
+          <w:sz w:val="24"/>
+          <w:szCs w:val="24"/>
+          <w:lang w:val="hu-HU"/>
+        </w:rPr>
+        <w:t xml:space="preserve"> – </w:t>
+      </w:r>
+      <w:r>
+        <w:rPr>
+          <w:rFonts w:ascii="Aptos" w:hAnsi="Aptos" w:eastAsia="Aptos" w:cs="Aptos"/>
+          <w:b w:val="0"/>
+          <w:bCs w:val="0"/>
+          <w:i w:val="0"/>
+          <w:iCs w:val="0"/>
+          <w:noProof w:val="0"/>
+          <w:color w:val="000000" w:themeColor="text1" w:themeTint="FF" w:themeShade="FF"/>
+          <w:sz w:val="24"/>
+          <w:szCs w:val="24"/>
+          <w:lang w:val="hu-HU"/>
+        </w:rPr>
+        <w:t>nvarchar</w:t>
+      </w:r>
+      <w:r>
+        <w:rPr>
+          <w:rFonts w:ascii="Aptos" w:hAnsi="Aptos" w:eastAsia="Aptos" w:cs="Aptos"/>
+          <w:b w:val="0"/>
+          <w:bCs w:val="0"/>
+          <w:i w:val="0"/>
+          <w:iCs w:val="0"/>
+          <w:noProof w:val="0"/>
+          <w:color w:val="000000" w:themeColor="text1" w:themeTint="FF" w:themeShade="FF"/>
+          <w:sz w:val="24"/>
+          <w:szCs w:val="24"/>
+          <w:lang w:val="hu-HU"/>
+        </w:rPr>
+        <w:t>(50), a terep nehézségi foka (pl. Könnyű, Nehéz)</w:t>
+      </w:r>
+    </w:p>
+    <w:p>
+      <w:pPr>
+        <w:pStyle w:val="Heading4"/>
+        <w:keepNext w:val="0"/>
+        <w:keepLines w:val="0"/>
+        <w:suppressLineNumbers w:val="0"/>
+        <w:bidi w:val="0"/>
+        <w:spacing w:before="319" w:beforeAutospacing="off" w:after="319" w:afterAutospacing="off" w:line="360" w:lineRule="auto"/>
+        <w:ind/>
+        <w:jc w:val="both"/>
+        <w:rPr>
+          <w:rFonts w:ascii="Aptos" w:hAnsi="Aptos" w:eastAsia="Aptos" w:cs="Aptos"/>
+          <w:b w:val="0"/>
+          <w:bCs w:val="0"/>
+          <w:i w:val="0"/>
+          <w:iCs w:val="0"/>
+          <w:noProof w:val="0"/>
+          <w:color w:val="000000" w:themeColor="text1" w:themeTint="FF" w:themeShade="FF"/>
+          <w:sz w:val="24"/>
+          <w:szCs w:val="24"/>
+          <w:lang w:val="hu-HU"/>
+        </w:rPr>
+      </w:pPr>
+      <w:r>
+        <w:rPr>
+          <w:rFonts w:ascii="Aptos" w:hAnsi="Aptos" w:eastAsia="Aptos" w:cs="Aptos"/>
+          <w:b w:val="0"/>
+          <w:bCs w:val="0"/>
+          <w:i w:val="0"/>
+          <w:iCs w:val="0"/>
+          <w:noProof w:val="0"/>
+          <w:color w:val="000000" w:themeColor="text1" w:themeTint="FF" w:themeShade="FF"/>
+          <w:sz w:val="24"/>
+          <w:szCs w:val="24"/>
+          <w:lang w:val="hu-HU"/>
+        </w:rPr>
+        <w:t>ForumTemak</w:t>
+      </w:r>
+    </w:p>
+    <w:p>
+      <w:pPr>
+        <w:keepNext w:val="0"/>
+        <w:keepLines w:val="0"/>
+        <w:suppressLineNumbers w:val="0"/>
+        <w:bidi w:val="0"/>
+        <w:spacing w:before="240" w:beforeAutospacing="off" w:after="240" w:afterAutospacing="off" w:line="360" w:lineRule="auto"/>
+        <w:ind/>
+        <w:jc w:val="both"/>
+        <w:rPr>
+          <w:rFonts w:ascii="Aptos" w:hAnsi="Aptos" w:eastAsia="Aptos" w:cs="Aptos"/>
+          <w:b w:val="0"/>
+          <w:bCs w:val="0"/>
+          <w:i w:val="0"/>
+          <w:iCs w:val="0"/>
+          <w:noProof w:val="0"/>
+          <w:color w:val="000000" w:themeColor="text1" w:themeTint="FF" w:themeShade="FF"/>
+          <w:sz w:val="24"/>
+          <w:szCs w:val="24"/>
+          <w:lang w:val="hu-HU"/>
+        </w:rPr>
+      </w:pPr>
+      <w:r>
+        <w:rPr>
+          <w:rFonts w:ascii="Aptos" w:hAnsi="Aptos" w:eastAsia="Aptos" w:cs="Aptos"/>
+          <w:b w:val="0"/>
+          <w:bCs w:val="0"/>
+          <w:i w:val="0"/>
+          <w:iCs w:val="0"/>
+          <w:noProof w:val="0"/>
+          <w:color w:val="000000" w:themeColor="text1" w:themeTint="FF" w:themeShade="FF"/>
+          <w:sz w:val="24"/>
+          <w:szCs w:val="24"/>
+          <w:lang w:val="hu-HU"/>
+        </w:rPr>
+        <w:t>A fórumon belül indított beszélgetések alapadatait tartalmazza.</w:t>
+      </w:r>
+    </w:p>
+    <w:p>
+      <w:pPr>
+        <w:keepNext w:val="0"/>
+        <w:keepLines w:val="0"/>
+        <w:suppressLineNumbers w:val="0"/>
+        <w:bidi w:val="0"/>
+        <w:spacing w:before="240" w:beforeAutospacing="off" w:after="240" w:afterAutospacing="off" w:line="360" w:lineRule="auto"/>
+        <w:ind/>
+        <w:jc w:val="both"/>
+        <w:rPr>
+          <w:rFonts w:ascii="Aptos" w:hAnsi="Aptos" w:eastAsia="Aptos" w:cs="Aptos"/>
+          <w:b w:val="0"/>
+          <w:bCs w:val="0"/>
+          <w:i w:val="0"/>
+          <w:iCs w:val="0"/>
+          <w:noProof w:val="0"/>
+          <w:color w:val="000000" w:themeColor="text1" w:themeTint="FF" w:themeShade="FF"/>
+          <w:sz w:val="24"/>
+          <w:szCs w:val="24"/>
+          <w:lang w:val="hu-HU"/>
+        </w:rPr>
+      </w:pPr>
+      <w:r>
+        <w:rPr>
+          <w:rFonts w:ascii="Aptos" w:hAnsi="Aptos" w:eastAsia="Aptos" w:cs="Aptos"/>
+          <w:b w:val="0"/>
+          <w:bCs w:val="0"/>
+          <w:i w:val="0"/>
+          <w:iCs w:val="0"/>
+          <w:noProof w:val="0"/>
+          <w:color w:val="000000" w:themeColor="text1" w:themeTint="FF" w:themeShade="FF"/>
+          <w:sz w:val="24"/>
+          <w:szCs w:val="24"/>
+          <w:lang w:val="hu-HU"/>
+        </w:rPr>
+        <w:t>Mezők:</w:t>
+      </w:r>
+    </w:p>
+    <w:p>
+      <w:pPr>
+        <w:pStyle w:val="ListParagraph"/>
+        <w:keepNext w:val="0"/>
+        <w:keepLines w:val="0"/>
+        <w:numPr>
+          <w:ilvl w:val="0"/>
+          <w:numId w:val="4"/>
+        </w:numPr>
+        <w:suppressLineNumbers w:val="0"/>
+        <w:bidi w:val="0"/>
+        <w:spacing w:before="240" w:beforeAutospacing="off" w:after="240" w:afterAutospacing="off" w:line="360" w:lineRule="auto"/>
+        <w:ind/>
+        <w:contextualSpacing w:val="0"/>
+        <w:jc w:val="both"/>
+        <w:rPr>
+          <w:rFonts w:ascii="Aptos" w:hAnsi="Aptos" w:eastAsia="Aptos" w:cs="Aptos"/>
+          <w:b w:val="0"/>
+          <w:bCs w:val="0"/>
+          <w:i w:val="0"/>
+          <w:iCs w:val="0"/>
+          <w:noProof w:val="0"/>
+          <w:color w:val="000000" w:themeColor="text1" w:themeTint="FF" w:themeShade="FF"/>
+          <w:sz w:val="24"/>
+          <w:szCs w:val="24"/>
+          <w:lang w:val="hu-HU"/>
+        </w:rPr>
+      </w:pPr>
+      <w:r>
+        <w:rPr>
+          <w:rFonts w:ascii="Aptos" w:hAnsi="Aptos" w:eastAsia="Aptos" w:cs="Aptos"/>
+          <w:b w:val="0"/>
+          <w:bCs w:val="0"/>
+          <w:i w:val="0"/>
+          <w:iCs w:val="0"/>
+          <w:noProof w:val="0"/>
+          <w:color w:val="000000" w:themeColor="text1" w:themeTint="FF" w:themeShade="FF"/>
+          <w:sz w:val="24"/>
+          <w:szCs w:val="24"/>
+          <w:lang w:val="hu-HU"/>
+        </w:rPr>
+        <w:t>id</w:t>
+      </w:r>
+      <w:r>
+        <w:rPr>
+          <w:rFonts w:ascii="Aptos" w:hAnsi="Aptos" w:eastAsia="Aptos" w:cs="Aptos"/>
+          <w:b w:val="0"/>
+          <w:bCs w:val="0"/>
+          <w:i w:val="0"/>
+          <w:iCs w:val="0"/>
+          <w:noProof w:val="0"/>
+          <w:color w:val="000000" w:themeColor="text1" w:themeTint="FF" w:themeShade="FF"/>
+          <w:sz w:val="24"/>
+          <w:szCs w:val="24"/>
+          <w:lang w:val="hu-HU"/>
+        </w:rPr>
+        <w:t xml:space="preserve"> – int, elsődleges kulcs</w:t>
+      </w:r>
+    </w:p>
+    <w:p>
+      <w:pPr>
+        <w:pStyle w:val="ListParagraph"/>
+        <w:keepNext w:val="0"/>
+        <w:keepLines w:val="0"/>
+        <w:numPr>
+          <w:ilvl w:val="0"/>
+          <w:numId w:val="4"/>
+        </w:numPr>
+        <w:suppressLineNumbers w:val="0"/>
+        <w:bidi w:val="0"/>
+        <w:spacing w:before="240" w:beforeAutospacing="off" w:after="240" w:afterAutospacing="off" w:line="360" w:lineRule="auto"/>
+        <w:ind/>
+        <w:contextualSpacing w:val="0"/>
+        <w:jc w:val="both"/>
+        <w:rPr>
+          <w:rFonts w:ascii="Aptos" w:hAnsi="Aptos" w:eastAsia="Aptos" w:cs="Aptos"/>
+          <w:b w:val="0"/>
+          <w:bCs w:val="0"/>
+          <w:i w:val="0"/>
+          <w:iCs w:val="0"/>
+          <w:noProof w:val="0"/>
+          <w:color w:val="000000" w:themeColor="text1" w:themeTint="FF" w:themeShade="FF"/>
+          <w:sz w:val="24"/>
+          <w:szCs w:val="24"/>
+          <w:lang w:val="hu-HU"/>
+        </w:rPr>
+      </w:pPr>
+      <w:r>
+        <w:rPr>
+          <w:rFonts w:ascii="Aptos" w:hAnsi="Aptos" w:eastAsia="Aptos" w:cs="Aptos"/>
+          <w:b w:val="0"/>
+          <w:bCs w:val="0"/>
+          <w:i w:val="0"/>
+          <w:iCs w:val="0"/>
+          <w:noProof w:val="0"/>
+          <w:color w:val="000000" w:themeColor="text1" w:themeTint="FF" w:themeShade="FF"/>
+          <w:sz w:val="24"/>
+          <w:szCs w:val="24"/>
+          <w:lang w:val="hu-HU"/>
+        </w:rPr>
+        <w:t>cim</w:t>
+      </w:r>
+      <w:r>
+        <w:rPr>
+          <w:rFonts w:ascii="Aptos" w:hAnsi="Aptos" w:eastAsia="Aptos" w:cs="Aptos"/>
+          <w:b w:val="0"/>
+          <w:bCs w:val="0"/>
+          <w:i w:val="0"/>
+          <w:iCs w:val="0"/>
+          <w:noProof w:val="0"/>
+          <w:color w:val="000000" w:themeColor="text1" w:themeTint="FF" w:themeShade="FF"/>
+          <w:sz w:val="24"/>
+          <w:szCs w:val="24"/>
+          <w:lang w:val="hu-HU"/>
+        </w:rPr>
+        <w:t xml:space="preserve"> – </w:t>
+      </w:r>
+      <w:r>
+        <w:rPr>
+          <w:rFonts w:ascii="Aptos" w:hAnsi="Aptos" w:eastAsia="Aptos" w:cs="Aptos"/>
+          <w:b w:val="0"/>
+          <w:bCs w:val="0"/>
+          <w:i w:val="0"/>
+          <w:iCs w:val="0"/>
+          <w:noProof w:val="0"/>
+          <w:color w:val="000000" w:themeColor="text1" w:themeTint="FF" w:themeShade="FF"/>
+          <w:sz w:val="24"/>
+          <w:szCs w:val="24"/>
+          <w:lang w:val="hu-HU"/>
+        </w:rPr>
+        <w:t>nvarchar</w:t>
+      </w:r>
+      <w:r>
+        <w:rPr>
+          <w:rFonts w:ascii="Aptos" w:hAnsi="Aptos" w:eastAsia="Aptos" w:cs="Aptos"/>
+          <w:b w:val="0"/>
+          <w:bCs w:val="0"/>
+          <w:i w:val="0"/>
+          <w:iCs w:val="0"/>
+          <w:noProof w:val="0"/>
+          <w:color w:val="000000" w:themeColor="text1" w:themeTint="FF" w:themeShade="FF"/>
+          <w:sz w:val="24"/>
+          <w:szCs w:val="24"/>
+          <w:lang w:val="hu-HU"/>
+        </w:rPr>
+        <w:t>(255), a téma címe</w:t>
+      </w:r>
+    </w:p>
+    <w:p>
+      <w:pPr>
+        <w:pStyle w:val="ListParagraph"/>
+        <w:keepNext w:val="0"/>
+        <w:keepLines w:val="0"/>
+        <w:numPr>
+          <w:ilvl w:val="0"/>
+          <w:numId w:val="4"/>
+        </w:numPr>
+        <w:suppressLineNumbers w:val="0"/>
+        <w:bidi w:val="0"/>
+        <w:spacing w:before="240" w:beforeAutospacing="off" w:after="240" w:afterAutospacing="off" w:line="360" w:lineRule="auto"/>
+        <w:ind/>
+        <w:contextualSpacing w:val="0"/>
+        <w:jc w:val="both"/>
+        <w:rPr>
+          <w:rFonts w:ascii="Aptos" w:hAnsi="Aptos" w:eastAsia="Aptos" w:cs="Aptos"/>
+          <w:b w:val="0"/>
+          <w:bCs w:val="0"/>
+          <w:i w:val="0"/>
+          <w:iCs w:val="0"/>
+          <w:noProof w:val="0"/>
+          <w:color w:val="000000" w:themeColor="text1" w:themeTint="FF" w:themeShade="FF"/>
+          <w:sz w:val="24"/>
+          <w:szCs w:val="24"/>
+          <w:lang w:val="hu-HU"/>
+        </w:rPr>
+      </w:pPr>
+      <w:r>
+        <w:rPr>
+          <w:rFonts w:ascii="Aptos" w:hAnsi="Aptos" w:eastAsia="Aptos" w:cs="Aptos"/>
+          <w:b w:val="0"/>
+          <w:bCs w:val="0"/>
+          <w:i w:val="0"/>
+          <w:iCs w:val="0"/>
+          <w:noProof w:val="0"/>
+          <w:color w:val="000000" w:themeColor="text1" w:themeTint="FF" w:themeShade="FF"/>
+          <w:sz w:val="24"/>
+          <w:szCs w:val="24"/>
+          <w:lang w:val="hu-HU"/>
+        </w:rPr>
+        <w:t>szerzo</w:t>
+      </w:r>
+      <w:r>
+        <w:rPr>
+          <w:rFonts w:ascii="Aptos" w:hAnsi="Aptos" w:eastAsia="Aptos" w:cs="Aptos"/>
+          <w:b w:val="0"/>
+          <w:bCs w:val="0"/>
+          <w:i w:val="0"/>
+          <w:iCs w:val="0"/>
+          <w:noProof w:val="0"/>
+          <w:color w:val="000000" w:themeColor="text1" w:themeTint="FF" w:themeShade="FF"/>
+          <w:sz w:val="24"/>
+          <w:szCs w:val="24"/>
+          <w:lang w:val="hu-HU"/>
+        </w:rPr>
+        <w:t xml:space="preserve"> – </w:t>
+      </w:r>
+      <w:r>
+        <w:rPr>
+          <w:rFonts w:ascii="Aptos" w:hAnsi="Aptos" w:eastAsia="Aptos" w:cs="Aptos"/>
+          <w:b w:val="0"/>
+          <w:bCs w:val="0"/>
+          <w:i w:val="0"/>
+          <w:iCs w:val="0"/>
+          <w:noProof w:val="0"/>
+          <w:color w:val="000000" w:themeColor="text1" w:themeTint="FF" w:themeShade="FF"/>
+          <w:sz w:val="24"/>
+          <w:szCs w:val="24"/>
+          <w:lang w:val="hu-HU"/>
+        </w:rPr>
+        <w:t>nvarchar</w:t>
+      </w:r>
+      <w:r>
+        <w:rPr>
+          <w:rFonts w:ascii="Aptos" w:hAnsi="Aptos" w:eastAsia="Aptos" w:cs="Aptos"/>
+          <w:b w:val="0"/>
+          <w:bCs w:val="0"/>
+          <w:i w:val="0"/>
+          <w:iCs w:val="0"/>
+          <w:noProof w:val="0"/>
+          <w:color w:val="000000" w:themeColor="text1" w:themeTint="FF" w:themeShade="FF"/>
+          <w:sz w:val="24"/>
+          <w:szCs w:val="24"/>
+          <w:lang w:val="hu-HU"/>
+        </w:rPr>
+        <w:t>(100), a témát indító személy neve</w:t>
+      </w:r>
+    </w:p>
+    <w:p>
+      <w:pPr>
+        <w:pStyle w:val="ListParagraph"/>
+        <w:keepNext w:val="0"/>
+        <w:keepLines w:val="0"/>
+        <w:numPr>
+          <w:ilvl w:val="0"/>
+          <w:numId w:val="4"/>
+        </w:numPr>
+        <w:suppressLineNumbers w:val="0"/>
+        <w:bidi w:val="0"/>
+        <w:spacing w:before="240" w:beforeAutospacing="off" w:after="240" w:afterAutospacing="off" w:line="360" w:lineRule="auto"/>
+        <w:ind/>
+        <w:contextualSpacing w:val="0"/>
+        <w:jc w:val="both"/>
+        <w:rPr>
+          <w:rFonts w:ascii="Aptos" w:hAnsi="Aptos" w:eastAsia="Aptos" w:cs="Aptos"/>
+          <w:b w:val="0"/>
+          <w:bCs w:val="0"/>
+          <w:i w:val="0"/>
+          <w:iCs w:val="0"/>
+          <w:noProof w:val="0"/>
+          <w:color w:val="000000" w:themeColor="text1" w:themeTint="FF" w:themeShade="FF"/>
+          <w:sz w:val="24"/>
+          <w:szCs w:val="24"/>
+          <w:lang w:val="hu-HU"/>
+        </w:rPr>
+      </w:pPr>
+      <w:r>
+        <w:rPr>
+          <w:rFonts w:ascii="Aptos" w:hAnsi="Aptos" w:eastAsia="Aptos" w:cs="Aptos"/>
+          <w:b w:val="0"/>
+          <w:bCs w:val="0"/>
+          <w:i w:val="0"/>
+          <w:iCs w:val="0"/>
+          <w:noProof w:val="0"/>
+          <w:color w:val="000000" w:themeColor="text1" w:themeTint="FF" w:themeShade="FF"/>
+          <w:sz w:val="24"/>
+          <w:szCs w:val="24"/>
+          <w:lang w:val="hu-HU"/>
+        </w:rPr>
+        <w:t>datum</w:t>
+      </w:r>
+      <w:r>
+        <w:rPr>
+          <w:rFonts w:ascii="Aptos" w:hAnsi="Aptos" w:eastAsia="Aptos" w:cs="Aptos"/>
+          <w:b w:val="0"/>
+          <w:bCs w:val="0"/>
+          <w:i w:val="0"/>
+          <w:iCs w:val="0"/>
+          <w:noProof w:val="0"/>
+          <w:color w:val="000000" w:themeColor="text1" w:themeTint="FF" w:themeShade="FF"/>
+          <w:sz w:val="24"/>
+          <w:szCs w:val="24"/>
+          <w:lang w:val="hu-HU"/>
+        </w:rPr>
+        <w:t xml:space="preserve"> – </w:t>
+      </w:r>
+      <w:r>
+        <w:rPr>
+          <w:rFonts w:ascii="Aptos" w:hAnsi="Aptos" w:eastAsia="Aptos" w:cs="Aptos"/>
+          <w:b w:val="0"/>
+          <w:bCs w:val="0"/>
+          <w:i w:val="0"/>
+          <w:iCs w:val="0"/>
+          <w:noProof w:val="0"/>
+          <w:color w:val="000000" w:themeColor="text1" w:themeTint="FF" w:themeShade="FF"/>
+          <w:sz w:val="24"/>
+          <w:szCs w:val="24"/>
+          <w:lang w:val="hu-HU"/>
+        </w:rPr>
+        <w:t>datetime</w:t>
+      </w:r>
+      <w:r>
+        <w:rPr>
+          <w:rFonts w:ascii="Aptos" w:hAnsi="Aptos" w:eastAsia="Aptos" w:cs="Aptos"/>
+          <w:b w:val="0"/>
+          <w:bCs w:val="0"/>
+          <w:i w:val="0"/>
+          <w:iCs w:val="0"/>
+          <w:noProof w:val="0"/>
+          <w:color w:val="000000" w:themeColor="text1" w:themeTint="FF" w:themeShade="FF"/>
+          <w:sz w:val="24"/>
+          <w:szCs w:val="24"/>
+          <w:lang w:val="hu-HU"/>
+        </w:rPr>
+        <w:t>, a létrehozás napja és pontos ideje</w:t>
+      </w:r>
+    </w:p>
+    <w:p>
+      <w:pPr>
+        <w:pStyle w:val="Heading4"/>
+        <w:keepNext w:val="0"/>
+        <w:keepLines w:val="0"/>
+        <w:suppressLineNumbers w:val="0"/>
+        <w:bidi w:val="0"/>
+        <w:spacing w:before="319" w:beforeAutospacing="off" w:after="319" w:afterAutospacing="off" w:line="360" w:lineRule="auto"/>
+        <w:ind/>
+        <w:jc w:val="both"/>
+        <w:rPr>
+          <w:rFonts w:ascii="Aptos" w:hAnsi="Aptos" w:eastAsia="Aptos" w:cs="Aptos"/>
+          <w:b w:val="0"/>
+          <w:bCs w:val="0"/>
+          <w:i w:val="0"/>
+          <w:iCs w:val="0"/>
+          <w:noProof w:val="0"/>
+          <w:color w:val="000000" w:themeColor="text1" w:themeTint="FF" w:themeShade="FF"/>
+          <w:sz w:val="24"/>
+          <w:szCs w:val="24"/>
+          <w:lang w:val="hu-HU"/>
+        </w:rPr>
+      </w:pPr>
+      <w:r>
+        <w:rPr>
+          <w:rFonts w:ascii="Aptos" w:hAnsi="Aptos" w:eastAsia="Aptos" w:cs="Aptos"/>
+          <w:b w:val="0"/>
+          <w:bCs w:val="0"/>
+          <w:i w:val="0"/>
+          <w:iCs w:val="0"/>
+          <w:noProof w:val="0"/>
+          <w:color w:val="000000" w:themeColor="text1" w:themeTint="FF" w:themeShade="FF"/>
+          <w:sz w:val="24"/>
+          <w:szCs w:val="24"/>
+          <w:lang w:val="hu-HU"/>
+        </w:rPr>
+        <w:t>ForumKommentek</w:t>
+      </w:r>
+    </w:p>
+    <w:p>
+      <w:pPr>
+        <w:keepNext w:val="0"/>
+        <w:keepLines w:val="0"/>
+        <w:suppressLineNumbers w:val="0"/>
+        <w:bidi w:val="0"/>
+        <w:spacing w:before="240" w:beforeAutospacing="off" w:after="240" w:afterAutospacing="off" w:line="360" w:lineRule="auto"/>
+        <w:ind/>
+        <w:jc w:val="both"/>
+        <w:rPr>
+          <w:rFonts w:ascii="Aptos" w:hAnsi="Aptos" w:eastAsia="Aptos" w:cs="Aptos"/>
+          <w:b w:val="0"/>
+          <w:bCs w:val="0"/>
+          <w:i w:val="0"/>
+          <w:iCs w:val="0"/>
+          <w:noProof w:val="0"/>
+          <w:color w:val="000000" w:themeColor="text1" w:themeTint="FF" w:themeShade="FF"/>
+          <w:sz w:val="24"/>
+          <w:szCs w:val="24"/>
+          <w:lang w:val="hu-HU"/>
+        </w:rPr>
+      </w:pPr>
+      <w:r>
+        <w:rPr>
+          <w:rFonts w:ascii="Aptos" w:hAnsi="Aptos" w:eastAsia="Aptos" w:cs="Aptos"/>
+          <w:b w:val="0"/>
+          <w:bCs w:val="0"/>
+          <w:i w:val="0"/>
+          <w:iCs w:val="0"/>
+          <w:noProof w:val="0"/>
+          <w:color w:val="000000" w:themeColor="text1" w:themeTint="FF" w:themeShade="FF"/>
+          <w:sz w:val="24"/>
+          <w:szCs w:val="24"/>
+          <w:lang w:val="hu-HU"/>
+        </w:rPr>
+        <w:t>Ez a tábla tárolja a fórumtémákhoz érkező összes hozzászólást és választ.</w:t>
+      </w:r>
+    </w:p>
+    <w:p>
+      <w:pPr>
+        <w:keepNext w:val="0"/>
+        <w:keepLines w:val="0"/>
+        <w:suppressLineNumbers w:val="0"/>
+        <w:bidi w:val="0"/>
+        <w:spacing w:before="240" w:beforeAutospacing="off" w:after="240" w:afterAutospacing="off" w:line="360" w:lineRule="auto"/>
+        <w:ind/>
+        <w:jc w:val="both"/>
+        <w:rPr>
+          <w:rFonts w:ascii="Aptos" w:hAnsi="Aptos" w:eastAsia="Aptos" w:cs="Aptos"/>
+          <w:b w:val="0"/>
+          <w:bCs w:val="0"/>
+          <w:i w:val="0"/>
+          <w:iCs w:val="0"/>
+          <w:noProof w:val="0"/>
+          <w:color w:val="000000" w:themeColor="text1" w:themeTint="FF" w:themeShade="FF"/>
+          <w:sz w:val="24"/>
+          <w:szCs w:val="24"/>
+          <w:lang w:val="hu-HU"/>
+        </w:rPr>
+      </w:pPr>
+      <w:r>
+        <w:rPr>
+          <w:rFonts w:ascii="Aptos" w:hAnsi="Aptos" w:eastAsia="Aptos" w:cs="Aptos"/>
+          <w:b w:val="0"/>
+          <w:bCs w:val="0"/>
+          <w:i w:val="0"/>
+          <w:iCs w:val="0"/>
+          <w:noProof w:val="0"/>
+          <w:color w:val="000000" w:themeColor="text1" w:themeTint="FF" w:themeShade="FF"/>
+          <w:sz w:val="24"/>
+          <w:szCs w:val="24"/>
+          <w:lang w:val="hu-HU"/>
+        </w:rPr>
+        <w:t>Mezők:</w:t>
+      </w:r>
+    </w:p>
+    <w:p>
+      <w:pPr>
+        <w:pStyle w:val="ListParagraph"/>
+        <w:keepNext w:val="0"/>
+        <w:keepLines w:val="0"/>
+        <w:numPr>
+          <w:ilvl w:val="0"/>
+          <w:numId w:val="5"/>
+        </w:numPr>
+        <w:suppressLineNumbers w:val="0"/>
+        <w:bidi w:val="0"/>
+        <w:spacing w:before="240" w:beforeAutospacing="off" w:after="240" w:afterAutospacing="off" w:line="360" w:lineRule="auto"/>
+        <w:ind/>
+        <w:contextualSpacing w:val="0"/>
+        <w:jc w:val="both"/>
+        <w:rPr>
+          <w:rFonts w:ascii="Aptos" w:hAnsi="Aptos" w:eastAsia="Aptos" w:cs="Aptos"/>
+          <w:b w:val="0"/>
+          <w:bCs w:val="0"/>
+          <w:i w:val="0"/>
+          <w:iCs w:val="0"/>
+          <w:noProof w:val="0"/>
+          <w:color w:val="000000" w:themeColor="text1" w:themeTint="FF" w:themeShade="FF"/>
+          <w:sz w:val="24"/>
+          <w:szCs w:val="24"/>
+          <w:lang w:val="hu-HU"/>
+        </w:rPr>
+      </w:pPr>
+      <w:r>
+        <w:rPr>
+          <w:rFonts w:ascii="Aptos" w:hAnsi="Aptos" w:eastAsia="Aptos" w:cs="Aptos"/>
+          <w:b w:val="0"/>
+          <w:bCs w:val="0"/>
+          <w:i w:val="0"/>
+          <w:iCs w:val="0"/>
+          <w:noProof w:val="0"/>
+          <w:color w:val="000000" w:themeColor="text1" w:themeTint="FF" w:themeShade="FF"/>
+          <w:sz w:val="24"/>
+          <w:szCs w:val="24"/>
+          <w:lang w:val="hu-HU"/>
+        </w:rPr>
+        <w:t>id</w:t>
+      </w:r>
+      <w:r>
+        <w:rPr>
+          <w:rFonts w:ascii="Aptos" w:hAnsi="Aptos" w:eastAsia="Aptos" w:cs="Aptos"/>
+          <w:b w:val="0"/>
+          <w:bCs w:val="0"/>
+          <w:i w:val="0"/>
+          <w:iCs w:val="0"/>
+          <w:noProof w:val="0"/>
+          <w:color w:val="000000" w:themeColor="text1" w:themeTint="FF" w:themeShade="FF"/>
+          <w:sz w:val="24"/>
+          <w:szCs w:val="24"/>
+          <w:lang w:val="hu-HU"/>
+        </w:rPr>
+        <w:t xml:space="preserve"> – int, elsődleges kulcs</w:t>
+      </w:r>
+    </w:p>
+    <w:p>
+      <w:pPr>
+        <w:pStyle w:val="ListParagraph"/>
+        <w:keepNext w:val="0"/>
+        <w:keepLines w:val="0"/>
+        <w:numPr>
+          <w:ilvl w:val="0"/>
+          <w:numId w:val="5"/>
+        </w:numPr>
+        <w:suppressLineNumbers w:val="0"/>
+        <w:bidi w:val="0"/>
+        <w:spacing w:before="240" w:beforeAutospacing="off" w:after="240" w:afterAutospacing="off" w:line="360" w:lineRule="auto"/>
+        <w:ind/>
+        <w:contextualSpacing w:val="0"/>
+        <w:jc w:val="both"/>
+        <w:rPr>
+          <w:rFonts w:ascii="Aptos" w:hAnsi="Aptos" w:eastAsia="Aptos" w:cs="Aptos"/>
+          <w:b w:val="0"/>
+          <w:bCs w:val="0"/>
+          <w:i w:val="0"/>
+          <w:iCs w:val="0"/>
+          <w:noProof w:val="0"/>
+          <w:color w:val="000000" w:themeColor="text1" w:themeTint="FF" w:themeShade="FF"/>
+          <w:sz w:val="24"/>
+          <w:szCs w:val="24"/>
+          <w:lang w:val="hu-HU"/>
+        </w:rPr>
+      </w:pPr>
+      <w:r>
+        <w:rPr>
+          <w:rFonts w:ascii="Aptos" w:hAnsi="Aptos" w:eastAsia="Aptos" w:cs="Aptos"/>
+          <w:b w:val="0"/>
+          <w:bCs w:val="0"/>
+          <w:i w:val="0"/>
+          <w:iCs w:val="0"/>
+          <w:noProof w:val="0"/>
+          <w:color w:val="000000" w:themeColor="text1" w:themeTint="FF" w:themeShade="FF"/>
+          <w:sz w:val="24"/>
+          <w:szCs w:val="24"/>
+          <w:lang w:val="hu-HU"/>
+        </w:rPr>
+        <w:t>tema_id</w:t>
+      </w:r>
+      <w:r>
+        <w:rPr>
+          <w:rFonts w:ascii="Aptos" w:hAnsi="Aptos" w:eastAsia="Aptos" w:cs="Aptos"/>
+          <w:b w:val="0"/>
+          <w:bCs w:val="0"/>
+          <w:i w:val="0"/>
+          <w:iCs w:val="0"/>
+          <w:noProof w:val="0"/>
+          <w:color w:val="000000" w:themeColor="text1" w:themeTint="FF" w:themeShade="FF"/>
+          <w:sz w:val="24"/>
+          <w:szCs w:val="24"/>
+          <w:lang w:val="hu-HU"/>
+        </w:rPr>
+        <w:t xml:space="preserve"> – int, idegen kulcs → ForumTemak.id</w:t>
+      </w:r>
+    </w:p>
+    <w:p>
+      <w:pPr>
+        <w:pStyle w:val="ListParagraph"/>
+        <w:keepNext w:val="0"/>
+        <w:keepLines w:val="0"/>
+        <w:numPr>
+          <w:ilvl w:val="0"/>
+          <w:numId w:val="5"/>
+        </w:numPr>
+        <w:suppressLineNumbers w:val="0"/>
+        <w:bidi w:val="0"/>
+        <w:spacing w:before="240" w:beforeAutospacing="off" w:after="240" w:afterAutospacing="off" w:line="360" w:lineRule="auto"/>
+        <w:ind/>
+        <w:contextualSpacing w:val="0"/>
+        <w:jc w:val="both"/>
+        <w:rPr>
+          <w:rFonts w:ascii="Aptos" w:hAnsi="Aptos" w:eastAsia="Aptos" w:cs="Aptos"/>
+          <w:b w:val="0"/>
+          <w:bCs w:val="0"/>
+          <w:i w:val="0"/>
+          <w:iCs w:val="0"/>
+          <w:noProof w:val="0"/>
+          <w:color w:val="000000" w:themeColor="text1" w:themeTint="FF" w:themeShade="FF"/>
+          <w:sz w:val="24"/>
+          <w:szCs w:val="24"/>
+          <w:lang w:val="hu-HU"/>
+        </w:rPr>
+      </w:pPr>
+      <w:r>
+        <w:rPr>
+          <w:rFonts w:ascii="Aptos" w:hAnsi="Aptos" w:eastAsia="Aptos" w:cs="Aptos"/>
+          <w:b w:val="0"/>
+          <w:bCs w:val="0"/>
+          <w:i w:val="0"/>
+          <w:iCs w:val="0"/>
+          <w:noProof w:val="0"/>
+          <w:color w:val="000000" w:themeColor="text1" w:themeTint="FF" w:themeShade="FF"/>
+          <w:sz w:val="24"/>
+          <w:szCs w:val="24"/>
+          <w:lang w:val="hu-HU"/>
+        </w:rPr>
+        <w:t>szerzo</w:t>
+      </w:r>
+      <w:r>
+        <w:rPr>
+          <w:rFonts w:ascii="Aptos" w:hAnsi="Aptos" w:eastAsia="Aptos" w:cs="Aptos"/>
+          <w:b w:val="0"/>
+          <w:bCs w:val="0"/>
+          <w:i w:val="0"/>
+          <w:iCs w:val="0"/>
+          <w:noProof w:val="0"/>
+          <w:color w:val="000000" w:themeColor="text1" w:themeTint="FF" w:themeShade="FF"/>
+          <w:sz w:val="24"/>
+          <w:szCs w:val="24"/>
+          <w:lang w:val="hu-HU"/>
+        </w:rPr>
+        <w:t xml:space="preserve"> – </w:t>
+      </w:r>
+      <w:r>
+        <w:rPr>
+          <w:rFonts w:ascii="Aptos" w:hAnsi="Aptos" w:eastAsia="Aptos" w:cs="Aptos"/>
+          <w:b w:val="0"/>
+          <w:bCs w:val="0"/>
+          <w:i w:val="0"/>
+          <w:iCs w:val="0"/>
+          <w:noProof w:val="0"/>
+          <w:color w:val="000000" w:themeColor="text1" w:themeTint="FF" w:themeShade="FF"/>
+          <w:sz w:val="24"/>
+          <w:szCs w:val="24"/>
+          <w:lang w:val="hu-HU"/>
+        </w:rPr>
+        <w:t>nvarchar</w:t>
+      </w:r>
+      <w:r>
+        <w:rPr>
+          <w:rFonts w:ascii="Aptos" w:hAnsi="Aptos" w:eastAsia="Aptos" w:cs="Aptos"/>
+          <w:b w:val="0"/>
+          <w:bCs w:val="0"/>
+          <w:i w:val="0"/>
+          <w:iCs w:val="0"/>
+          <w:noProof w:val="0"/>
+          <w:color w:val="000000" w:themeColor="text1" w:themeTint="FF" w:themeShade="FF"/>
+          <w:sz w:val="24"/>
+          <w:szCs w:val="24"/>
+          <w:lang w:val="hu-HU"/>
+        </w:rPr>
+        <w:t>(100), a kommentet író személy neve</w:t>
+      </w:r>
+    </w:p>
+    <w:p>
+      <w:pPr>
+        <w:pStyle w:val="ListParagraph"/>
+        <w:keepNext w:val="0"/>
+        <w:keepLines w:val="0"/>
+        <w:numPr>
+          <w:ilvl w:val="0"/>
+          <w:numId w:val="5"/>
+        </w:numPr>
+        <w:suppressLineNumbers w:val="0"/>
+        <w:bidi w:val="0"/>
+        <w:spacing w:before="240" w:beforeAutospacing="off" w:after="240" w:afterAutospacing="off" w:line="360" w:lineRule="auto"/>
+        <w:ind/>
+        <w:contextualSpacing w:val="0"/>
+        <w:jc w:val="both"/>
+        <w:rPr>
+          <w:rFonts w:ascii="Aptos" w:hAnsi="Aptos" w:eastAsia="Aptos" w:cs="Aptos"/>
+          <w:b w:val="0"/>
+          <w:bCs w:val="0"/>
+          <w:i w:val="0"/>
+          <w:iCs w:val="0"/>
+          <w:noProof w:val="0"/>
+          <w:color w:val="000000" w:themeColor="text1" w:themeTint="FF" w:themeShade="FF"/>
+          <w:sz w:val="24"/>
+          <w:szCs w:val="24"/>
+          <w:lang w:val="hu-HU"/>
+        </w:rPr>
+      </w:pPr>
+      <w:r>
+        <w:rPr>
+          <w:rFonts w:ascii="Aptos" w:hAnsi="Aptos" w:eastAsia="Aptos" w:cs="Aptos"/>
+          <w:b w:val="0"/>
+          <w:bCs w:val="0"/>
+          <w:i w:val="0"/>
+          <w:iCs w:val="0"/>
+          <w:noProof w:val="0"/>
+          <w:color w:val="000000" w:themeColor="text1" w:themeTint="FF" w:themeShade="FF"/>
+          <w:sz w:val="24"/>
+          <w:szCs w:val="24"/>
+          <w:lang w:val="hu-HU"/>
+        </w:rPr>
+        <w:t>szoveg</w:t>
+      </w:r>
+      <w:r>
+        <w:rPr>
+          <w:rFonts w:ascii="Aptos" w:hAnsi="Aptos" w:eastAsia="Aptos" w:cs="Aptos"/>
+          <w:b w:val="0"/>
+          <w:bCs w:val="0"/>
+          <w:i w:val="0"/>
+          <w:iCs w:val="0"/>
+          <w:noProof w:val="0"/>
+          <w:color w:val="000000" w:themeColor="text1" w:themeTint="FF" w:themeShade="FF"/>
+          <w:sz w:val="24"/>
+          <w:szCs w:val="24"/>
+          <w:lang w:val="hu-HU"/>
+        </w:rPr>
+        <w:t xml:space="preserve"> – </w:t>
+      </w:r>
+      <w:r>
+        <w:rPr>
+          <w:rFonts w:ascii="Aptos" w:hAnsi="Aptos" w:eastAsia="Aptos" w:cs="Aptos"/>
+          <w:b w:val="0"/>
+          <w:bCs w:val="0"/>
+          <w:i w:val="0"/>
+          <w:iCs w:val="0"/>
+          <w:noProof w:val="0"/>
+          <w:color w:val="000000" w:themeColor="text1" w:themeTint="FF" w:themeShade="FF"/>
+          <w:sz w:val="24"/>
+          <w:szCs w:val="24"/>
+          <w:lang w:val="hu-HU"/>
+        </w:rPr>
+        <w:t>nvarchar</w:t>
+      </w:r>
+      <w:r>
+        <w:rPr>
+          <w:rFonts w:ascii="Aptos" w:hAnsi="Aptos" w:eastAsia="Aptos" w:cs="Aptos"/>
+          <w:b w:val="0"/>
+          <w:bCs w:val="0"/>
+          <w:i w:val="0"/>
+          <w:iCs w:val="0"/>
+          <w:noProof w:val="0"/>
+          <w:color w:val="000000" w:themeColor="text1" w:themeTint="FF" w:themeShade="FF"/>
+          <w:sz w:val="24"/>
+          <w:szCs w:val="24"/>
+          <w:lang w:val="hu-HU"/>
+        </w:rPr>
+        <w:t>(</w:t>
+      </w:r>
+      <w:r>
+        <w:rPr>
+          <w:rFonts w:ascii="Aptos" w:hAnsi="Aptos" w:eastAsia="Aptos" w:cs="Aptos"/>
+          <w:b w:val="0"/>
+          <w:bCs w:val="0"/>
+          <w:i w:val="0"/>
+          <w:iCs w:val="0"/>
+          <w:noProof w:val="0"/>
+          <w:color w:val="000000" w:themeColor="text1" w:themeTint="FF" w:themeShade="FF"/>
+          <w:sz w:val="24"/>
+          <w:szCs w:val="24"/>
+          <w:lang w:val="hu-HU"/>
+        </w:rPr>
+        <w:t>max</w:t>
+      </w:r>
+      <w:r>
+        <w:rPr>
+          <w:rFonts w:ascii="Aptos" w:hAnsi="Aptos" w:eastAsia="Aptos" w:cs="Aptos"/>
+          <w:b w:val="0"/>
+          <w:bCs w:val="0"/>
+          <w:i w:val="0"/>
+          <w:iCs w:val="0"/>
+          <w:noProof w:val="0"/>
+          <w:color w:val="000000" w:themeColor="text1" w:themeTint="FF" w:themeShade="FF"/>
+          <w:sz w:val="24"/>
+          <w:szCs w:val="24"/>
+          <w:lang w:val="hu-HU"/>
+        </w:rPr>
+        <w:t>), a hozzászólás tényleges tartalma</w:t>
+      </w:r>
+    </w:p>
+    <w:p>
+      <w:pPr>
+        <w:pStyle w:val="ListParagraph"/>
+        <w:keepNext w:val="0"/>
+        <w:keepLines w:val="0"/>
+        <w:numPr>
+          <w:ilvl w:val="0"/>
+          <w:numId w:val="5"/>
+        </w:numPr>
+        <w:suppressLineNumbers w:val="0"/>
+        <w:bidi w:val="0"/>
+        <w:spacing w:before="240" w:beforeAutospacing="off" w:after="240" w:afterAutospacing="off" w:line="360" w:lineRule="auto"/>
+        <w:ind/>
+        <w:contextualSpacing w:val="0"/>
+        <w:jc w:val="both"/>
+        <w:rPr>
+          <w:rFonts w:ascii="Aptos" w:hAnsi="Aptos" w:eastAsia="Aptos" w:cs="Aptos"/>
+          <w:b w:val="0"/>
+          <w:bCs w:val="0"/>
+          <w:i w:val="0"/>
+          <w:iCs w:val="0"/>
+          <w:noProof w:val="0"/>
+          <w:color w:val="000000" w:themeColor="text1" w:themeTint="FF" w:themeShade="FF"/>
+          <w:sz w:val="24"/>
+          <w:szCs w:val="24"/>
+          <w:lang w:val="hu-HU"/>
+        </w:rPr>
+      </w:pPr>
+      <w:r>
+        <w:rPr>
+          <w:rFonts w:ascii="Aptos" w:hAnsi="Aptos" w:eastAsia="Aptos" w:cs="Aptos"/>
+          <w:b w:val="0"/>
+          <w:bCs w:val="0"/>
+          <w:i w:val="0"/>
+          <w:iCs w:val="0"/>
+          <w:noProof w:val="0"/>
+          <w:color w:val="000000" w:themeColor="text1" w:themeTint="FF" w:themeShade="FF"/>
+          <w:sz w:val="24"/>
+          <w:szCs w:val="24"/>
+          <w:lang w:val="hu-HU"/>
+        </w:rPr>
+        <w:t>datum</w:t>
+      </w:r>
+      <w:r>
+        <w:rPr>
+          <w:rFonts w:ascii="Aptos" w:hAnsi="Aptos" w:eastAsia="Aptos" w:cs="Aptos"/>
+          <w:b w:val="0"/>
+          <w:bCs w:val="0"/>
+          <w:i w:val="0"/>
+          <w:iCs w:val="0"/>
+          <w:noProof w:val="0"/>
+          <w:color w:val="000000" w:themeColor="text1" w:themeTint="FF" w:themeShade="FF"/>
+          <w:sz w:val="24"/>
+          <w:szCs w:val="24"/>
+          <w:lang w:val="hu-HU"/>
+        </w:rPr>
+        <w:t xml:space="preserve"> – </w:t>
+      </w:r>
+      <w:r>
+        <w:rPr>
+          <w:rFonts w:ascii="Aptos" w:hAnsi="Aptos" w:eastAsia="Aptos" w:cs="Aptos"/>
+          <w:b w:val="0"/>
+          <w:bCs w:val="0"/>
+          <w:i w:val="0"/>
+          <w:iCs w:val="0"/>
+          <w:noProof w:val="0"/>
+          <w:color w:val="000000" w:themeColor="text1" w:themeTint="FF" w:themeShade="FF"/>
+          <w:sz w:val="24"/>
+          <w:szCs w:val="24"/>
+          <w:lang w:val="hu-HU"/>
+        </w:rPr>
+        <w:t>datetime</w:t>
+      </w:r>
+      <w:r>
+        <w:rPr>
+          <w:rFonts w:ascii="Aptos" w:hAnsi="Aptos" w:eastAsia="Aptos" w:cs="Aptos"/>
+          <w:b w:val="0"/>
+          <w:bCs w:val="0"/>
+          <w:i w:val="0"/>
+          <w:iCs w:val="0"/>
+          <w:noProof w:val="0"/>
+          <w:color w:val="000000" w:themeColor="text1" w:themeTint="FF" w:themeShade="FF"/>
+          <w:sz w:val="24"/>
+          <w:szCs w:val="24"/>
+          <w:lang w:val="hu-HU"/>
+        </w:rPr>
+        <w:t>, a beküldés időpontja</w:t>
+      </w:r>
+    </w:p>
+    <w:p>
+      <w:pPr>
+        <w:keepNext w:val="0"/>
+        <w:keepLines w:val="0"/>
+        <w:suppressLineNumbers w:val="0"/>
+        <w:bidi w:val="0"/>
+        <w:spacing w:before="30" w:beforeAutospacing="off" w:after="30" w:afterAutospacing="off" w:line="360" w:lineRule="auto"/>
+        <w:ind/>
+        <w:jc w:val="both"/>
+        <w:rPr>
+          <w:b w:val="0"/>
+          <w:bCs w:val="0"/>
+          <w:i w:val="0"/>
+          <w:iCs w:val="0"/>
+          <w:color w:val="000000" w:themeColor="text1" w:themeTint="FF" w:themeShade="FF"/>
+          <w:sz w:val="24"/>
+          <w:szCs w:val="24"/>
+        </w:rPr>
+      </w:pPr>
+    </w:p>
+    <w:p>
+      <w:pPr>
+        <w:pStyle w:val="Heading3"/>
+        <w:keepNext w:val="0"/>
+        <w:keepLines w:val="0"/>
+        <w:suppressLineNumbers w:val="0"/>
+        <w:bidi w:val="0"/>
+        <w:spacing w:before="281" w:beforeAutospacing="off" w:after="281" w:afterAutospacing="off" w:line="360" w:lineRule="auto"/>
+        <w:ind/>
+        <w:jc w:val="both"/>
+        <w:rPr>
+          <w:rFonts w:ascii="Aptos" w:hAnsi="Aptos" w:eastAsia="Aptos" w:cs="Aptos"/>
+          <w:b w:val="0"/>
+          <w:bCs w:val="0"/>
+          <w:i w:val="0"/>
+          <w:iCs w:val="0"/>
+          <w:noProof w:val="0"/>
+          <w:color w:val="000000" w:themeColor="text1" w:themeTint="FF" w:themeShade="FF"/>
+          <w:sz w:val="28"/>
+          <w:szCs w:val="28"/>
+          <w:lang w:val="hu-HU"/>
+        </w:rPr>
+      </w:pPr>
+      <w:r>
+        <w:rPr>
+          <w:rFonts w:ascii="Aptos" w:hAnsi="Aptos" w:eastAsia="Aptos" w:cs="Aptos"/>
+          <w:b w:val="0"/>
+          <w:bCs w:val="0"/>
+          <w:i w:val="0"/>
+          <w:iCs w:val="0"/>
+          <w:noProof w:val="0"/>
+          <w:color w:val="000000" w:themeColor="text1" w:themeTint="FF" w:themeShade="FF"/>
+          <w:sz w:val="28"/>
+          <w:szCs w:val="28"/>
+          <w:lang w:val="hu-HU"/>
+        </w:rPr>
+        <w:t>Kapcsolatok és kulcsmezők</w:t>
+      </w:r>
+    </w:p>
+    <w:p>
+      <w:pPr>
+        <w:keepNext w:val="0"/>
+        <w:keepLines w:val="0"/>
+        <w:suppressLineNumbers w:val="0"/>
+        <w:bidi w:val="0"/>
+        <w:spacing w:before="240" w:beforeAutospacing="off" w:after="240" w:afterAutospacing="off" w:line="360" w:lineRule="auto"/>
+        <w:ind/>
+        <w:jc w:val="both"/>
+        <w:rPr>
+          <w:rFonts w:ascii="Aptos" w:hAnsi="Aptos" w:eastAsia="Aptos" w:cs="Aptos"/>
+          <w:b w:val="0"/>
+          <w:bCs w:val="0"/>
+          <w:i w:val="0"/>
+          <w:iCs w:val="0"/>
+          <w:noProof w:val="0"/>
+          <w:color w:val="000000" w:themeColor="text1" w:themeTint="FF" w:themeShade="FF"/>
+          <w:sz w:val="24"/>
+          <w:szCs w:val="24"/>
+          <w:lang w:val="hu-HU"/>
+        </w:rPr>
+      </w:pPr>
+      <w:r>
+        <w:rPr>
+          <w:rFonts w:ascii="Aptos" w:hAnsi="Aptos" w:eastAsia="Aptos" w:cs="Aptos"/>
+          <w:b w:val="0"/>
+          <w:bCs w:val="0"/>
+          <w:i w:val="0"/>
+          <w:iCs w:val="0"/>
+          <w:noProof w:val="0"/>
+          <w:color w:val="000000" w:themeColor="text1" w:themeTint="FF" w:themeShade="FF"/>
+          <w:sz w:val="24"/>
+          <w:szCs w:val="24"/>
+          <w:lang w:val="hu-HU"/>
+        </w:rPr>
+        <w:t>A rendszerben a táblák közötti összefüggéseket idegen kulcsok biztosítják. Ez garantálja, hogy ne maradhassanak olyan adatok, amelyek nem kötődnek sehová.</w:t>
+      </w:r>
+    </w:p>
+    <w:p>
+      <w:pPr>
+        <w:keepNext w:val="0"/>
+        <w:keepLines w:val="0"/>
+        <w:suppressLineNumbers w:val="0"/>
+        <w:bidi w:val="0"/>
+        <w:spacing w:before="240" w:beforeAutospacing="off" w:after="240" w:afterAutospacing="off" w:line="360" w:lineRule="auto"/>
+        <w:ind/>
+        <w:jc w:val="both"/>
+        <w:rPr>
+          <w:rFonts w:ascii="Aptos" w:hAnsi="Aptos" w:eastAsia="Aptos" w:cs="Aptos"/>
+          <w:b w:val="0"/>
+          <w:bCs w:val="0"/>
+          <w:i w:val="0"/>
+          <w:iCs w:val="0"/>
+          <w:noProof w:val="0"/>
+          <w:color w:val="000000" w:themeColor="text1" w:themeTint="FF" w:themeShade="FF"/>
+          <w:sz w:val="24"/>
+          <w:szCs w:val="24"/>
+          <w:lang w:val="hu-HU"/>
+        </w:rPr>
+      </w:pPr>
+      <w:r>
+        <w:rPr>
+          <w:rFonts w:ascii="Aptos" w:hAnsi="Aptos" w:eastAsia="Aptos" w:cs="Aptos"/>
+          <w:b w:val="0"/>
+          <w:bCs w:val="0"/>
+          <w:i w:val="0"/>
+          <w:iCs w:val="0"/>
+          <w:noProof w:val="0"/>
+          <w:color w:val="000000" w:themeColor="text1" w:themeTint="FF" w:themeShade="FF"/>
+          <w:sz w:val="24"/>
+          <w:szCs w:val="24"/>
+          <w:lang w:val="hu-HU"/>
+        </w:rPr>
+        <w:t>Idegen kulcs kapcsolat:</w:t>
+      </w:r>
+    </w:p>
+    <w:p>
+      <w:pPr>
+        <w:pStyle w:val="ListParagraph"/>
+        <w:keepNext w:val="0"/>
+        <w:keepLines w:val="0"/>
+        <w:numPr>
+          <w:ilvl w:val="0"/>
+          <w:numId w:val="6"/>
+        </w:numPr>
+        <w:suppressLineNumbers w:val="0"/>
+        <w:bidi w:val="0"/>
+        <w:spacing w:before="240" w:beforeAutospacing="off" w:after="240" w:afterAutospacing="off" w:line="360" w:lineRule="auto"/>
+        <w:ind/>
+        <w:contextualSpacing w:val="0"/>
+        <w:jc w:val="both"/>
+        <w:rPr>
+          <w:rFonts w:ascii="Aptos" w:hAnsi="Aptos" w:eastAsia="Aptos" w:cs="Aptos"/>
+          <w:b w:val="0"/>
+          <w:bCs w:val="0"/>
+          <w:i w:val="0"/>
+          <w:iCs w:val="0"/>
+          <w:noProof w:val="0"/>
+          <w:color w:val="000000" w:themeColor="text1" w:themeTint="FF" w:themeShade="FF"/>
+          <w:sz w:val="24"/>
+          <w:szCs w:val="24"/>
+          <w:lang w:val="hu-HU"/>
+        </w:rPr>
+      </w:pPr>
+      <w:r>
+        <w:rPr>
+          <w:rFonts w:ascii="Aptos" w:hAnsi="Aptos" w:eastAsia="Aptos" w:cs="Aptos"/>
+          <w:b w:val="0"/>
+          <w:bCs w:val="0"/>
+          <w:i w:val="0"/>
+          <w:iCs w:val="0"/>
+          <w:noProof w:val="0"/>
+          <w:color w:val="000000" w:themeColor="text1" w:themeTint="FF" w:themeShade="FF"/>
+          <w:sz w:val="24"/>
+          <w:szCs w:val="24"/>
+          <w:lang w:val="hu-HU"/>
+        </w:rPr>
+        <w:t>ForumKommentek.tema_id</w:t>
+      </w:r>
+      <w:r>
+        <w:rPr>
+          <w:rFonts w:ascii="Aptos" w:hAnsi="Aptos" w:eastAsia="Aptos" w:cs="Aptos"/>
+          <w:b w:val="0"/>
+          <w:bCs w:val="0"/>
+          <w:i w:val="0"/>
+          <w:iCs w:val="0"/>
+          <w:noProof w:val="0"/>
+          <w:color w:val="000000" w:themeColor="text1" w:themeTint="FF" w:themeShade="FF"/>
+          <w:sz w:val="24"/>
+          <w:szCs w:val="24"/>
+          <w:lang w:val="hu-HU"/>
+        </w:rPr>
+        <w:t xml:space="preserve"> → </w:t>
+      </w:r>
+      <w:r>
+        <w:rPr>
+          <w:rFonts w:ascii="Aptos" w:hAnsi="Aptos" w:eastAsia="Aptos" w:cs="Aptos"/>
+          <w:b w:val="0"/>
+          <w:bCs w:val="0"/>
+          <w:i w:val="0"/>
+          <w:iCs w:val="0"/>
+          <w:noProof w:val="0"/>
+          <w:color w:val="000000" w:themeColor="text1" w:themeTint="FF" w:themeShade="FF"/>
+          <w:sz w:val="24"/>
+          <w:szCs w:val="24"/>
+          <w:lang w:val="hu-HU"/>
+        </w:rPr>
+        <w:t>ForumTemak.id</w:t>
+      </w:r>
+      <w:r>
+        <w:rPr>
+          <w:rFonts w:ascii="Aptos" w:hAnsi="Aptos" w:eastAsia="Aptos" w:cs="Aptos"/>
+          <w:b w:val="0"/>
+          <w:bCs w:val="0"/>
+          <w:i w:val="0"/>
+          <w:iCs w:val="0"/>
+          <w:noProof w:val="0"/>
+          <w:color w:val="000000" w:themeColor="text1" w:themeTint="FF" w:themeShade="FF"/>
+          <w:sz w:val="24"/>
+          <w:szCs w:val="24"/>
+          <w:lang w:val="hu-HU"/>
+        </w:rPr>
+        <w:t xml:space="preserve"> Ez a kapcsolat biztosítja, hogy minden hozzászólás egy létező témához tartozzon.</w:t>
+      </w:r>
+    </w:p>
+    <w:p>
+      <w:pPr>
+        <w:keepNext w:val="0"/>
+        <w:keepLines w:val="0"/>
+        <w:suppressLineNumbers w:val="0"/>
+        <w:bidi w:val="0"/>
+        <w:spacing w:before="240" w:beforeAutospacing="off" w:after="240" w:afterAutospacing="off" w:line="360" w:lineRule="auto"/>
+        <w:ind/>
+        <w:jc w:val="both"/>
+        <w:rPr>
+          <w:rFonts w:ascii="Aptos" w:hAnsi="Aptos" w:eastAsia="Aptos" w:cs="Aptos"/>
+          <w:b w:val="0"/>
+          <w:bCs w:val="0"/>
+          <w:i w:val="0"/>
+          <w:iCs w:val="0"/>
+          <w:noProof w:val="0"/>
+          <w:color w:val="000000" w:themeColor="text1" w:themeTint="FF" w:themeShade="FF"/>
+          <w:sz w:val="24"/>
+          <w:szCs w:val="24"/>
+          <w:lang w:val="hu-HU"/>
+        </w:rPr>
+      </w:pPr>
+    </w:p>
+    <w:p>
+      <w:pPr>
+        <w:keepNext w:val="0"/>
+        <w:keepLines w:val="0"/>
+        <w:suppressLineNumbers w:val="0"/>
+        <w:bidi w:val="0"/>
+        <w:spacing w:before="240" w:beforeAutospacing="off" w:after="240" w:afterAutospacing="off" w:line="360" w:lineRule="auto"/>
+        <w:ind/>
+        <w:jc w:val="both"/>
+        <w:rPr>
+          <w:rFonts w:ascii="Aptos" w:hAnsi="Aptos" w:eastAsia="Aptos" w:cs="Aptos"/>
+          <w:b w:val="0"/>
+          <w:bCs w:val="0"/>
+          <w:i w:val="0"/>
+          <w:iCs w:val="0"/>
+          <w:noProof w:val="0"/>
+          <w:color w:val="000000" w:themeColor="text1" w:themeTint="FF" w:themeShade="FF"/>
+          <w:sz w:val="24"/>
+          <w:szCs w:val="24"/>
+          <w:lang w:val="hu-HU"/>
+        </w:rPr>
+      </w:pPr>
+    </w:p>
+    <w:p>
+      <w:pPr>
+        <w:keepNext w:val="0"/>
+        <w:keepLines w:val="0"/>
+        <w:suppressLineNumbers w:val="0"/>
+        <w:bidi w:val="0"/>
+        <w:spacing w:before="240" w:beforeAutospacing="off" w:after="240" w:afterAutospacing="off" w:line="360" w:lineRule="auto"/>
+        <w:ind/>
+        <w:jc w:val="both"/>
+        <w:rPr>
+          <w:rFonts w:ascii="Aptos" w:hAnsi="Aptos" w:eastAsia="Aptos" w:cs="Aptos"/>
+          <w:b w:val="0"/>
+          <w:bCs w:val="0"/>
+          <w:i w:val="0"/>
+          <w:iCs w:val="0"/>
+          <w:noProof w:val="0"/>
+          <w:color w:val="000000" w:themeColor="text1" w:themeTint="FF" w:themeShade="FF"/>
+          <w:sz w:val="28"/>
+          <w:szCs w:val="28"/>
+          <w:lang w:val="hu-HU"/>
+        </w:rPr>
+      </w:pPr>
+      <w:r>
+        <w:rPr>
+          <w:rFonts w:ascii="Aptos" w:hAnsi="Aptos" w:eastAsia="Aptos" w:cs="Aptos"/>
+          <w:b w:val="0"/>
+          <w:bCs w:val="0"/>
+          <w:i w:val="0"/>
+          <w:iCs w:val="0"/>
+          <w:noProof w:val="0"/>
+          <w:color w:val="000000" w:themeColor="text1" w:themeTint="FF" w:themeShade="FF"/>
+          <w:sz w:val="28"/>
+          <w:szCs w:val="28"/>
+          <w:lang w:val="hu-HU"/>
+        </w:rPr>
+        <w:t>Kapcsolati típus:</w:t>
+      </w:r>
+    </w:p>
+    <w:p>
+      <w:pPr>
+        <w:pStyle w:val="ListParagraph"/>
+        <w:keepNext w:val="0"/>
+        <w:keepLines w:val="0"/>
+        <w:numPr>
+          <w:ilvl w:val="0"/>
+          <w:numId w:val="7"/>
+        </w:numPr>
+        <w:suppressLineNumbers w:val="0"/>
+        <w:bidi w:val="0"/>
+        <w:spacing w:before="240" w:beforeAutospacing="off" w:after="240" w:afterAutospacing="off" w:line="360" w:lineRule="auto"/>
+        <w:ind/>
+        <w:contextualSpacing w:val="0"/>
+        <w:jc w:val="both"/>
+        <w:rPr>
+          <w:rFonts w:ascii="Aptos" w:hAnsi="Aptos" w:eastAsia="Aptos" w:cs="Aptos"/>
+          <w:noProof w:val="0"/>
+          <w:color w:val="000000" w:themeColor="text1" w:themeTint="FF" w:themeShade="FF"/>
+          <w:sz w:val="24"/>
+          <w:szCs w:val="24"/>
+          <w:lang w:val="hu-HU"/>
+        </w:rPr>
+      </w:pPr>
+      <w:r>
+        <w:rPr>
+          <w:rFonts w:ascii="Aptos" w:hAnsi="Aptos" w:eastAsia="Aptos" w:cs="Aptos"/>
+          <w:b w:val="1"/>
+          <w:bCs w:val="1"/>
+          <w:noProof w:val="0"/>
+          <w:color w:val="000000" w:themeColor="text1" w:themeTint="FF" w:themeShade="FF"/>
+          <w:sz w:val="24"/>
+          <w:szCs w:val="24"/>
+          <w:lang w:val="hu-HU"/>
+        </w:rPr>
+        <w:t>Fórumtéma ↔ Hozzászólások :</w:t>
+      </w:r>
+      <w:r>
+        <w:rPr>
+          <w:rFonts w:ascii="Aptos" w:hAnsi="Aptos" w:eastAsia="Aptos" w:cs="Aptos"/>
+          <w:noProof w:val="0"/>
+          <w:color w:val="000000" w:themeColor="text1" w:themeTint="FF" w:themeShade="FF"/>
+          <w:sz w:val="24"/>
+          <w:szCs w:val="24"/>
+          <w:lang w:val="hu-HU"/>
+        </w:rPr>
+        <w:t xml:space="preserve"> Egy témához számtalan hozzászólás érkezhet, de egy adott hozzászólás csak egyetlen témához tartozhat.</w:t>
+      </w:r>
+    </w:p>
+    <w:p>
+      <w:pPr>
+        <w:pStyle w:val="ListParagraph"/>
+        <w:keepNext w:val="0"/>
+        <w:keepLines w:val="0"/>
+        <w:numPr>
+          <w:ilvl w:val="0"/>
+          <w:numId w:val="7"/>
+        </w:numPr>
+        <w:suppressLineNumbers w:val="0"/>
+        <w:bidi w:val="0"/>
+        <w:spacing w:before="240" w:beforeAutospacing="off" w:after="240" w:afterAutospacing="off" w:line="360" w:lineRule="auto"/>
+        <w:ind/>
+        <w:contextualSpacing w:val="0"/>
+        <w:jc w:val="both"/>
+        <w:rPr>
+          <w:rFonts w:ascii="Aptos" w:hAnsi="Aptos" w:eastAsia="Aptos" w:cs="Aptos"/>
+          <w:noProof w:val="0"/>
+          <w:color w:val="000000" w:themeColor="text1" w:themeTint="FF" w:themeShade="FF"/>
+          <w:sz w:val="24"/>
+          <w:szCs w:val="24"/>
+          <w:lang w:val="hu-HU"/>
+        </w:rPr>
+      </w:pPr>
+      <w:r>
+        <w:rPr>
+          <w:rFonts w:ascii="Aptos" w:hAnsi="Aptos" w:eastAsia="Aptos" w:cs="Aptos"/>
+          <w:b w:val="1"/>
+          <w:bCs w:val="1"/>
+          <w:noProof w:val="0"/>
+          <w:color w:val="000000" w:themeColor="text1" w:themeTint="FF" w:themeShade="FF"/>
+          <w:sz w:val="24"/>
+          <w:szCs w:val="24"/>
+          <w:lang w:val="hu-HU"/>
+        </w:rPr>
+        <w:t>Törlési szabály:</w:t>
+      </w:r>
+      <w:r>
+        <w:rPr>
+          <w:rFonts w:ascii="Aptos" w:hAnsi="Aptos" w:eastAsia="Aptos" w:cs="Aptos"/>
+          <w:noProof w:val="0"/>
+          <w:color w:val="000000" w:themeColor="text1" w:themeTint="FF" w:themeShade="FF"/>
+          <w:sz w:val="24"/>
+          <w:szCs w:val="24"/>
+          <w:lang w:val="hu-HU"/>
+        </w:rPr>
+        <w:t xml:space="preserve"> Az adatbázisban beállításra került a kényszerített törlés (CASCADE). Ez azt jelenti, hogy ha egy fórumtémát törölnek, a hozzá tartozó összes hozzászólás is automatikusan törlődik a rendszerből.</w:t>
       </w:r>
     </w:p>
     <w:p>
@@ -1524,6 +4509,816 @@
     </w:sectPr>
   </w:body>
 </w:document>
+</file>
+
+<file path=word/numbering.xml><?xml version="1.0" encoding="utf-8"?>
+<w:numbering xmlns:w="http://schemas.openxmlformats.org/wordprocessingml/2006/main">
+  <w:abstractNum xmlns:w="http://schemas.openxmlformats.org/wordprocessingml/2006/main" w:abstractNumId="7">
+    <w:nsid w:val="73c4decb"/>
+    <w:multiLevelType xmlns:w="http://schemas.openxmlformats.org/wordprocessingml/2006/main" w:val="hybridMultilevel"/>
+    <w:lvl xmlns:w="http://schemas.openxmlformats.org/wordprocessingml/2006/main" w:ilvl="0">
+      <w:start w:val="1"/>
+      <w:numFmt w:val="bullet"/>
+      <w:lvlText w:val=""/>
+      <w:lvlJc w:val="left"/>
+      <w:pPr>
+        <w:ind w:left="720" w:hanging="360"/>
+      </w:pPr>
+      <w:rPr>
+        <w:rFonts w:hint="default" w:ascii="Symbol" w:hAnsi="Symbol"/>
+      </w:rPr>
+    </w:lvl>
+    <w:lvl xmlns:w="http://schemas.openxmlformats.org/wordprocessingml/2006/main" w:ilvl="1">
+      <w:start w:val="1"/>
+      <w:numFmt w:val="bullet"/>
+      <w:lvlText w:val="o"/>
+      <w:lvlJc w:val="left"/>
+      <w:pPr>
+        <w:ind w:left="1440" w:hanging="360"/>
+      </w:pPr>
+      <w:rPr>
+        <w:rFonts w:hint="default" w:ascii="Courier New" w:hAnsi="Courier New"/>
+      </w:rPr>
+    </w:lvl>
+    <w:lvl xmlns:w="http://schemas.openxmlformats.org/wordprocessingml/2006/main" w:ilvl="2">
+      <w:start w:val="1"/>
+      <w:numFmt w:val="bullet"/>
+      <w:lvlText w:val=""/>
+      <w:lvlJc w:val="left"/>
+      <w:pPr>
+        <w:ind w:left="2160" w:hanging="360"/>
+      </w:pPr>
+      <w:rPr>
+        <w:rFonts w:hint="default" w:ascii="Wingdings" w:hAnsi="Wingdings"/>
+      </w:rPr>
+    </w:lvl>
+    <w:lvl xmlns:w="http://schemas.openxmlformats.org/wordprocessingml/2006/main" w:ilvl="3">
+      <w:start w:val="1"/>
+      <w:numFmt w:val="bullet"/>
+      <w:lvlText w:val=""/>
+      <w:lvlJc w:val="left"/>
+      <w:pPr>
+        <w:ind w:left="2880" w:hanging="360"/>
+      </w:pPr>
+      <w:rPr>
+        <w:rFonts w:hint="default" w:ascii="Symbol" w:hAnsi="Symbol"/>
+      </w:rPr>
+    </w:lvl>
+    <w:lvl xmlns:w="http://schemas.openxmlformats.org/wordprocessingml/2006/main" w:ilvl="4">
+      <w:start w:val="1"/>
+      <w:numFmt w:val="bullet"/>
+      <w:lvlText w:val="o"/>
+      <w:lvlJc w:val="left"/>
+      <w:pPr>
+        <w:ind w:left="3600" w:hanging="360"/>
+      </w:pPr>
+      <w:rPr>
+        <w:rFonts w:hint="default" w:ascii="Courier New" w:hAnsi="Courier New"/>
+      </w:rPr>
+    </w:lvl>
+    <w:lvl xmlns:w="http://schemas.openxmlformats.org/wordprocessingml/2006/main" w:ilvl="5">
+      <w:start w:val="1"/>
+      <w:numFmt w:val="bullet"/>
+      <w:lvlText w:val=""/>
+      <w:lvlJc w:val="left"/>
+      <w:pPr>
+        <w:ind w:left="4320" w:hanging="360"/>
+      </w:pPr>
+      <w:rPr>
+        <w:rFonts w:hint="default" w:ascii="Wingdings" w:hAnsi="Wingdings"/>
+      </w:rPr>
+    </w:lvl>
+    <w:lvl xmlns:w="http://schemas.openxmlformats.org/wordprocessingml/2006/main" w:ilvl="6">
+      <w:start w:val="1"/>
+      <w:numFmt w:val="bullet"/>
+      <w:lvlText w:val=""/>
+      <w:lvlJc w:val="left"/>
+      <w:pPr>
+        <w:ind w:left="5040" w:hanging="360"/>
+      </w:pPr>
+      <w:rPr>
+        <w:rFonts w:hint="default" w:ascii="Symbol" w:hAnsi="Symbol"/>
+      </w:rPr>
+    </w:lvl>
+    <w:lvl xmlns:w="http://schemas.openxmlformats.org/wordprocessingml/2006/main" w:ilvl="7">
+      <w:start w:val="1"/>
+      <w:numFmt w:val="bullet"/>
+      <w:lvlText w:val="o"/>
+      <w:lvlJc w:val="left"/>
+      <w:pPr>
+        <w:ind w:left="5760" w:hanging="360"/>
+      </w:pPr>
+      <w:rPr>
+        <w:rFonts w:hint="default" w:ascii="Courier New" w:hAnsi="Courier New"/>
+      </w:rPr>
+    </w:lvl>
+    <w:lvl xmlns:w="http://schemas.openxmlformats.org/wordprocessingml/2006/main" w:ilvl="8">
+      <w:start w:val="1"/>
+      <w:numFmt w:val="bullet"/>
+      <w:lvlText w:val=""/>
+      <w:lvlJc w:val="left"/>
+      <w:pPr>
+        <w:ind w:left="6480" w:hanging="360"/>
+      </w:pPr>
+      <w:rPr>
+        <w:rFonts w:hint="default" w:ascii="Wingdings" w:hAnsi="Wingdings"/>
+      </w:rPr>
+    </w:lvl>
+  </w:abstractNum>
+  <w:abstractNum xmlns:w="http://schemas.openxmlformats.org/wordprocessingml/2006/main" w:abstractNumId="6">
+    <w:nsid w:val="2a60f5ef"/>
+    <w:multiLevelType xmlns:w="http://schemas.openxmlformats.org/wordprocessingml/2006/main" w:val="hybridMultilevel"/>
+    <w:lvl xmlns:w="http://schemas.openxmlformats.org/wordprocessingml/2006/main" w:ilvl="0">
+      <w:start w:val="1"/>
+      <w:numFmt w:val="bullet"/>
+      <w:lvlText w:val=""/>
+      <w:lvlJc w:val="left"/>
+      <w:pPr>
+        <w:ind w:left="720" w:hanging="360"/>
+      </w:pPr>
+      <w:rPr>
+        <w:rFonts w:hint="default" w:ascii="Symbol" w:hAnsi="Symbol"/>
+      </w:rPr>
+    </w:lvl>
+    <w:lvl xmlns:w="http://schemas.openxmlformats.org/wordprocessingml/2006/main" w:ilvl="1">
+      <w:start w:val="1"/>
+      <w:numFmt w:val="bullet"/>
+      <w:lvlText w:val="o"/>
+      <w:lvlJc w:val="left"/>
+      <w:pPr>
+        <w:ind w:left="1440" w:hanging="360"/>
+      </w:pPr>
+      <w:rPr>
+        <w:rFonts w:hint="default" w:ascii="Courier New" w:hAnsi="Courier New"/>
+      </w:rPr>
+    </w:lvl>
+    <w:lvl xmlns:w="http://schemas.openxmlformats.org/wordprocessingml/2006/main" w:ilvl="2">
+      <w:start w:val="1"/>
+      <w:numFmt w:val="bullet"/>
+      <w:lvlText w:val=""/>
+      <w:lvlJc w:val="left"/>
+      <w:pPr>
+        <w:ind w:left="2160" w:hanging="360"/>
+      </w:pPr>
+      <w:rPr>
+        <w:rFonts w:hint="default" w:ascii="Wingdings" w:hAnsi="Wingdings"/>
+      </w:rPr>
+    </w:lvl>
+    <w:lvl xmlns:w="http://schemas.openxmlformats.org/wordprocessingml/2006/main" w:ilvl="3">
+      <w:start w:val="1"/>
+      <w:numFmt w:val="bullet"/>
+      <w:lvlText w:val=""/>
+      <w:lvlJc w:val="left"/>
+      <w:pPr>
+        <w:ind w:left="2880" w:hanging="360"/>
+      </w:pPr>
+      <w:rPr>
+        <w:rFonts w:hint="default" w:ascii="Symbol" w:hAnsi="Symbol"/>
+      </w:rPr>
+    </w:lvl>
+    <w:lvl xmlns:w="http://schemas.openxmlformats.org/wordprocessingml/2006/main" w:ilvl="4">
+      <w:start w:val="1"/>
+      <w:numFmt w:val="bullet"/>
+      <w:lvlText w:val="o"/>
+      <w:lvlJc w:val="left"/>
+      <w:pPr>
+        <w:ind w:left="3600" w:hanging="360"/>
+      </w:pPr>
+      <w:rPr>
+        <w:rFonts w:hint="default" w:ascii="Courier New" w:hAnsi="Courier New"/>
+      </w:rPr>
+    </w:lvl>
+    <w:lvl xmlns:w="http://schemas.openxmlformats.org/wordprocessingml/2006/main" w:ilvl="5">
+      <w:start w:val="1"/>
+      <w:numFmt w:val="bullet"/>
+      <w:lvlText w:val=""/>
+      <w:lvlJc w:val="left"/>
+      <w:pPr>
+        <w:ind w:left="4320" w:hanging="360"/>
+      </w:pPr>
+      <w:rPr>
+        <w:rFonts w:hint="default" w:ascii="Wingdings" w:hAnsi="Wingdings"/>
+      </w:rPr>
+    </w:lvl>
+    <w:lvl xmlns:w="http://schemas.openxmlformats.org/wordprocessingml/2006/main" w:ilvl="6">
+      <w:start w:val="1"/>
+      <w:numFmt w:val="bullet"/>
+      <w:lvlText w:val=""/>
+      <w:lvlJc w:val="left"/>
+      <w:pPr>
+        <w:ind w:left="5040" w:hanging="360"/>
+      </w:pPr>
+      <w:rPr>
+        <w:rFonts w:hint="default" w:ascii="Symbol" w:hAnsi="Symbol"/>
+      </w:rPr>
+    </w:lvl>
+    <w:lvl xmlns:w="http://schemas.openxmlformats.org/wordprocessingml/2006/main" w:ilvl="7">
+      <w:start w:val="1"/>
+      <w:numFmt w:val="bullet"/>
+      <w:lvlText w:val="o"/>
+      <w:lvlJc w:val="left"/>
+      <w:pPr>
+        <w:ind w:left="5760" w:hanging="360"/>
+      </w:pPr>
+      <w:rPr>
+        <w:rFonts w:hint="default" w:ascii="Courier New" w:hAnsi="Courier New"/>
+      </w:rPr>
+    </w:lvl>
+    <w:lvl xmlns:w="http://schemas.openxmlformats.org/wordprocessingml/2006/main" w:ilvl="8">
+      <w:start w:val="1"/>
+      <w:numFmt w:val="bullet"/>
+      <w:lvlText w:val=""/>
+      <w:lvlJc w:val="left"/>
+      <w:pPr>
+        <w:ind w:left="6480" w:hanging="360"/>
+      </w:pPr>
+      <w:rPr>
+        <w:rFonts w:hint="default" w:ascii="Wingdings" w:hAnsi="Wingdings"/>
+      </w:rPr>
+    </w:lvl>
+  </w:abstractNum>
+  <w:abstractNum xmlns:w="http://schemas.openxmlformats.org/wordprocessingml/2006/main" w:abstractNumId="5">
+    <w:nsid w:val="5c1ed2ad"/>
+    <w:multiLevelType xmlns:w="http://schemas.openxmlformats.org/wordprocessingml/2006/main" w:val="hybridMultilevel"/>
+    <w:lvl xmlns:w="http://schemas.openxmlformats.org/wordprocessingml/2006/main" w:ilvl="0">
+      <w:start w:val="1"/>
+      <w:numFmt w:val="bullet"/>
+      <w:lvlText w:val=""/>
+      <w:lvlJc w:val="left"/>
+      <w:pPr>
+        <w:ind w:left="720" w:hanging="360"/>
+      </w:pPr>
+      <w:rPr>
+        <w:rFonts w:hint="default" w:ascii="Symbol" w:hAnsi="Symbol"/>
+      </w:rPr>
+    </w:lvl>
+    <w:lvl xmlns:w="http://schemas.openxmlformats.org/wordprocessingml/2006/main" w:ilvl="1">
+      <w:start w:val="1"/>
+      <w:numFmt w:val="bullet"/>
+      <w:lvlText w:val="o"/>
+      <w:lvlJc w:val="left"/>
+      <w:pPr>
+        <w:ind w:left="1440" w:hanging="360"/>
+      </w:pPr>
+      <w:rPr>
+        <w:rFonts w:hint="default" w:ascii="Courier New" w:hAnsi="Courier New"/>
+      </w:rPr>
+    </w:lvl>
+    <w:lvl xmlns:w="http://schemas.openxmlformats.org/wordprocessingml/2006/main" w:ilvl="2">
+      <w:start w:val="1"/>
+      <w:numFmt w:val="bullet"/>
+      <w:lvlText w:val=""/>
+      <w:lvlJc w:val="left"/>
+      <w:pPr>
+        <w:ind w:left="2160" w:hanging="360"/>
+      </w:pPr>
+      <w:rPr>
+        <w:rFonts w:hint="default" w:ascii="Wingdings" w:hAnsi="Wingdings"/>
+      </w:rPr>
+    </w:lvl>
+    <w:lvl xmlns:w="http://schemas.openxmlformats.org/wordprocessingml/2006/main" w:ilvl="3">
+      <w:start w:val="1"/>
+      <w:numFmt w:val="bullet"/>
+      <w:lvlText w:val=""/>
+      <w:lvlJc w:val="left"/>
+      <w:pPr>
+        <w:ind w:left="2880" w:hanging="360"/>
+      </w:pPr>
+      <w:rPr>
+        <w:rFonts w:hint="default" w:ascii="Symbol" w:hAnsi="Symbol"/>
+      </w:rPr>
+    </w:lvl>
+    <w:lvl xmlns:w="http://schemas.openxmlformats.org/wordprocessingml/2006/main" w:ilvl="4">
+      <w:start w:val="1"/>
+      <w:numFmt w:val="bullet"/>
+      <w:lvlText w:val="o"/>
+      <w:lvlJc w:val="left"/>
+      <w:pPr>
+        <w:ind w:left="3600" w:hanging="360"/>
+      </w:pPr>
+      <w:rPr>
+        <w:rFonts w:hint="default" w:ascii="Courier New" w:hAnsi="Courier New"/>
+      </w:rPr>
+    </w:lvl>
+    <w:lvl xmlns:w="http://schemas.openxmlformats.org/wordprocessingml/2006/main" w:ilvl="5">
+      <w:start w:val="1"/>
+      <w:numFmt w:val="bullet"/>
+      <w:lvlText w:val=""/>
+      <w:lvlJc w:val="left"/>
+      <w:pPr>
+        <w:ind w:left="4320" w:hanging="360"/>
+      </w:pPr>
+      <w:rPr>
+        <w:rFonts w:hint="default" w:ascii="Wingdings" w:hAnsi="Wingdings"/>
+      </w:rPr>
+    </w:lvl>
+    <w:lvl xmlns:w="http://schemas.openxmlformats.org/wordprocessingml/2006/main" w:ilvl="6">
+      <w:start w:val="1"/>
+      <w:numFmt w:val="bullet"/>
+      <w:lvlText w:val=""/>
+      <w:lvlJc w:val="left"/>
+      <w:pPr>
+        <w:ind w:left="5040" w:hanging="360"/>
+      </w:pPr>
+      <w:rPr>
+        <w:rFonts w:hint="default" w:ascii="Symbol" w:hAnsi="Symbol"/>
+      </w:rPr>
+    </w:lvl>
+    <w:lvl xmlns:w="http://schemas.openxmlformats.org/wordprocessingml/2006/main" w:ilvl="7">
+      <w:start w:val="1"/>
+      <w:numFmt w:val="bullet"/>
+      <w:lvlText w:val="o"/>
+      <w:lvlJc w:val="left"/>
+      <w:pPr>
+        <w:ind w:left="5760" w:hanging="360"/>
+      </w:pPr>
+      <w:rPr>
+        <w:rFonts w:hint="default" w:ascii="Courier New" w:hAnsi="Courier New"/>
+      </w:rPr>
+    </w:lvl>
+    <w:lvl xmlns:w="http://schemas.openxmlformats.org/wordprocessingml/2006/main" w:ilvl="8">
+      <w:start w:val="1"/>
+      <w:numFmt w:val="bullet"/>
+      <w:lvlText w:val=""/>
+      <w:lvlJc w:val="left"/>
+      <w:pPr>
+        <w:ind w:left="6480" w:hanging="360"/>
+      </w:pPr>
+      <w:rPr>
+        <w:rFonts w:hint="default" w:ascii="Wingdings" w:hAnsi="Wingdings"/>
+      </w:rPr>
+    </w:lvl>
+  </w:abstractNum>
+  <w:abstractNum xmlns:w="http://schemas.openxmlformats.org/wordprocessingml/2006/main" w:abstractNumId="4">
+    <w:nsid w:val="2d59ad0b"/>
+    <w:multiLevelType xmlns:w="http://schemas.openxmlformats.org/wordprocessingml/2006/main" w:val="hybridMultilevel"/>
+    <w:lvl xmlns:w="http://schemas.openxmlformats.org/wordprocessingml/2006/main" w:ilvl="0">
+      <w:start w:val="1"/>
+      <w:numFmt w:val="bullet"/>
+      <w:lvlText w:val=""/>
+      <w:lvlJc w:val="left"/>
+      <w:pPr>
+        <w:ind w:left="720" w:hanging="360"/>
+      </w:pPr>
+      <w:rPr>
+        <w:rFonts w:hint="default" w:ascii="Symbol" w:hAnsi="Symbol"/>
+      </w:rPr>
+    </w:lvl>
+    <w:lvl xmlns:w="http://schemas.openxmlformats.org/wordprocessingml/2006/main" w:ilvl="1">
+      <w:start w:val="1"/>
+      <w:numFmt w:val="bullet"/>
+      <w:lvlText w:val="o"/>
+      <w:lvlJc w:val="left"/>
+      <w:pPr>
+        <w:ind w:left="1440" w:hanging="360"/>
+      </w:pPr>
+      <w:rPr>
+        <w:rFonts w:hint="default" w:ascii="Courier New" w:hAnsi="Courier New"/>
+      </w:rPr>
+    </w:lvl>
+    <w:lvl xmlns:w="http://schemas.openxmlformats.org/wordprocessingml/2006/main" w:ilvl="2">
+      <w:start w:val="1"/>
+      <w:numFmt w:val="bullet"/>
+      <w:lvlText w:val=""/>
+      <w:lvlJc w:val="left"/>
+      <w:pPr>
+        <w:ind w:left="2160" w:hanging="360"/>
+      </w:pPr>
+      <w:rPr>
+        <w:rFonts w:hint="default" w:ascii="Wingdings" w:hAnsi="Wingdings"/>
+      </w:rPr>
+    </w:lvl>
+    <w:lvl xmlns:w="http://schemas.openxmlformats.org/wordprocessingml/2006/main" w:ilvl="3">
+      <w:start w:val="1"/>
+      <w:numFmt w:val="bullet"/>
+      <w:lvlText w:val=""/>
+      <w:lvlJc w:val="left"/>
+      <w:pPr>
+        <w:ind w:left="2880" w:hanging="360"/>
+      </w:pPr>
+      <w:rPr>
+        <w:rFonts w:hint="default" w:ascii="Symbol" w:hAnsi="Symbol"/>
+      </w:rPr>
+    </w:lvl>
+    <w:lvl xmlns:w="http://schemas.openxmlformats.org/wordprocessingml/2006/main" w:ilvl="4">
+      <w:start w:val="1"/>
+      <w:numFmt w:val="bullet"/>
+      <w:lvlText w:val="o"/>
+      <w:lvlJc w:val="left"/>
+      <w:pPr>
+        <w:ind w:left="3600" w:hanging="360"/>
+      </w:pPr>
+      <w:rPr>
+        <w:rFonts w:hint="default" w:ascii="Courier New" w:hAnsi="Courier New"/>
+      </w:rPr>
+    </w:lvl>
+    <w:lvl xmlns:w="http://schemas.openxmlformats.org/wordprocessingml/2006/main" w:ilvl="5">
+      <w:start w:val="1"/>
+      <w:numFmt w:val="bullet"/>
+      <w:lvlText w:val=""/>
+      <w:lvlJc w:val="left"/>
+      <w:pPr>
+        <w:ind w:left="4320" w:hanging="360"/>
+      </w:pPr>
+      <w:rPr>
+        <w:rFonts w:hint="default" w:ascii="Wingdings" w:hAnsi="Wingdings"/>
+      </w:rPr>
+    </w:lvl>
+    <w:lvl xmlns:w="http://schemas.openxmlformats.org/wordprocessingml/2006/main" w:ilvl="6">
+      <w:start w:val="1"/>
+      <w:numFmt w:val="bullet"/>
+      <w:lvlText w:val=""/>
+      <w:lvlJc w:val="left"/>
+      <w:pPr>
+        <w:ind w:left="5040" w:hanging="360"/>
+      </w:pPr>
+      <w:rPr>
+        <w:rFonts w:hint="default" w:ascii="Symbol" w:hAnsi="Symbol"/>
+      </w:rPr>
+    </w:lvl>
+    <w:lvl xmlns:w="http://schemas.openxmlformats.org/wordprocessingml/2006/main" w:ilvl="7">
+      <w:start w:val="1"/>
+      <w:numFmt w:val="bullet"/>
+      <w:lvlText w:val="o"/>
+      <w:lvlJc w:val="left"/>
+      <w:pPr>
+        <w:ind w:left="5760" w:hanging="360"/>
+      </w:pPr>
+      <w:rPr>
+        <w:rFonts w:hint="default" w:ascii="Courier New" w:hAnsi="Courier New"/>
+      </w:rPr>
+    </w:lvl>
+    <w:lvl xmlns:w="http://schemas.openxmlformats.org/wordprocessingml/2006/main" w:ilvl="8">
+      <w:start w:val="1"/>
+      <w:numFmt w:val="bullet"/>
+      <w:lvlText w:val=""/>
+      <w:lvlJc w:val="left"/>
+      <w:pPr>
+        <w:ind w:left="6480" w:hanging="360"/>
+      </w:pPr>
+      <w:rPr>
+        <w:rFonts w:hint="default" w:ascii="Wingdings" w:hAnsi="Wingdings"/>
+      </w:rPr>
+    </w:lvl>
+  </w:abstractNum>
+  <w:abstractNum xmlns:w="http://schemas.openxmlformats.org/wordprocessingml/2006/main" w:abstractNumId="3">
+    <w:nsid w:val="72e6e337"/>
+    <w:multiLevelType xmlns:w="http://schemas.openxmlformats.org/wordprocessingml/2006/main" w:val="hybridMultilevel"/>
+    <w:lvl xmlns:w="http://schemas.openxmlformats.org/wordprocessingml/2006/main" w:ilvl="0">
+      <w:start w:val="1"/>
+      <w:numFmt w:val="bullet"/>
+      <w:lvlText w:val=""/>
+      <w:lvlJc w:val="left"/>
+      <w:pPr>
+        <w:ind w:left="720" w:hanging="360"/>
+      </w:pPr>
+      <w:rPr>
+        <w:rFonts w:hint="default" w:ascii="Symbol" w:hAnsi="Symbol"/>
+      </w:rPr>
+    </w:lvl>
+    <w:lvl xmlns:w="http://schemas.openxmlformats.org/wordprocessingml/2006/main" w:ilvl="1">
+      <w:start w:val="1"/>
+      <w:numFmt w:val="bullet"/>
+      <w:lvlText w:val="o"/>
+      <w:lvlJc w:val="left"/>
+      <w:pPr>
+        <w:ind w:left="1440" w:hanging="360"/>
+      </w:pPr>
+      <w:rPr>
+        <w:rFonts w:hint="default" w:ascii="Courier New" w:hAnsi="Courier New"/>
+      </w:rPr>
+    </w:lvl>
+    <w:lvl xmlns:w="http://schemas.openxmlformats.org/wordprocessingml/2006/main" w:ilvl="2">
+      <w:start w:val="1"/>
+      <w:numFmt w:val="bullet"/>
+      <w:lvlText w:val=""/>
+      <w:lvlJc w:val="left"/>
+      <w:pPr>
+        <w:ind w:left="2160" w:hanging="360"/>
+      </w:pPr>
+      <w:rPr>
+        <w:rFonts w:hint="default" w:ascii="Wingdings" w:hAnsi="Wingdings"/>
+      </w:rPr>
+    </w:lvl>
+    <w:lvl xmlns:w="http://schemas.openxmlformats.org/wordprocessingml/2006/main" w:ilvl="3">
+      <w:start w:val="1"/>
+      <w:numFmt w:val="bullet"/>
+      <w:lvlText w:val=""/>
+      <w:lvlJc w:val="left"/>
+      <w:pPr>
+        <w:ind w:left="2880" w:hanging="360"/>
+      </w:pPr>
+      <w:rPr>
+        <w:rFonts w:hint="default" w:ascii="Symbol" w:hAnsi="Symbol"/>
+      </w:rPr>
+    </w:lvl>
+    <w:lvl xmlns:w="http://schemas.openxmlformats.org/wordprocessingml/2006/main" w:ilvl="4">
+      <w:start w:val="1"/>
+      <w:numFmt w:val="bullet"/>
+      <w:lvlText w:val="o"/>
+      <w:lvlJc w:val="left"/>
+      <w:pPr>
+        <w:ind w:left="3600" w:hanging="360"/>
+      </w:pPr>
+      <w:rPr>
+        <w:rFonts w:hint="default" w:ascii="Courier New" w:hAnsi="Courier New"/>
+      </w:rPr>
+    </w:lvl>
+    <w:lvl xmlns:w="http://schemas.openxmlformats.org/wordprocessingml/2006/main" w:ilvl="5">
+      <w:start w:val="1"/>
+      <w:numFmt w:val="bullet"/>
+      <w:lvlText w:val=""/>
+      <w:lvlJc w:val="left"/>
+      <w:pPr>
+        <w:ind w:left="4320" w:hanging="360"/>
+      </w:pPr>
+      <w:rPr>
+        <w:rFonts w:hint="default" w:ascii="Wingdings" w:hAnsi="Wingdings"/>
+      </w:rPr>
+    </w:lvl>
+    <w:lvl xmlns:w="http://schemas.openxmlformats.org/wordprocessingml/2006/main" w:ilvl="6">
+      <w:start w:val="1"/>
+      <w:numFmt w:val="bullet"/>
+      <w:lvlText w:val=""/>
+      <w:lvlJc w:val="left"/>
+      <w:pPr>
+        <w:ind w:left="5040" w:hanging="360"/>
+      </w:pPr>
+      <w:rPr>
+        <w:rFonts w:hint="default" w:ascii="Symbol" w:hAnsi="Symbol"/>
+      </w:rPr>
+    </w:lvl>
+    <w:lvl xmlns:w="http://schemas.openxmlformats.org/wordprocessingml/2006/main" w:ilvl="7">
+      <w:start w:val="1"/>
+      <w:numFmt w:val="bullet"/>
+      <w:lvlText w:val="o"/>
+      <w:lvlJc w:val="left"/>
+      <w:pPr>
+        <w:ind w:left="5760" w:hanging="360"/>
+      </w:pPr>
+      <w:rPr>
+        <w:rFonts w:hint="default" w:ascii="Courier New" w:hAnsi="Courier New"/>
+      </w:rPr>
+    </w:lvl>
+    <w:lvl xmlns:w="http://schemas.openxmlformats.org/wordprocessingml/2006/main" w:ilvl="8">
+      <w:start w:val="1"/>
+      <w:numFmt w:val="bullet"/>
+      <w:lvlText w:val=""/>
+      <w:lvlJc w:val="left"/>
+      <w:pPr>
+        <w:ind w:left="6480" w:hanging="360"/>
+      </w:pPr>
+      <w:rPr>
+        <w:rFonts w:hint="default" w:ascii="Wingdings" w:hAnsi="Wingdings"/>
+      </w:rPr>
+    </w:lvl>
+  </w:abstractNum>
+  <w:abstractNum xmlns:w="http://schemas.openxmlformats.org/wordprocessingml/2006/main" w:abstractNumId="2">
+    <w:nsid w:val="3bf599be"/>
+    <w:multiLevelType xmlns:w="http://schemas.openxmlformats.org/wordprocessingml/2006/main" w:val="hybridMultilevel"/>
+    <w:lvl xmlns:w="http://schemas.openxmlformats.org/wordprocessingml/2006/main" w:ilvl="0">
+      <w:start w:val="1"/>
+      <w:numFmt w:val="bullet"/>
+      <w:lvlText w:val=""/>
+      <w:lvlJc w:val="left"/>
+      <w:pPr>
+        <w:ind w:left="720" w:hanging="360"/>
+      </w:pPr>
+      <w:rPr>
+        <w:rFonts w:hint="default" w:ascii="Symbol" w:hAnsi="Symbol"/>
+      </w:rPr>
+    </w:lvl>
+    <w:lvl xmlns:w="http://schemas.openxmlformats.org/wordprocessingml/2006/main" w:ilvl="1">
+      <w:start w:val="1"/>
+      <w:numFmt w:val="bullet"/>
+      <w:lvlText w:val="o"/>
+      <w:lvlJc w:val="left"/>
+      <w:pPr>
+        <w:ind w:left="1440" w:hanging="360"/>
+      </w:pPr>
+      <w:rPr>
+        <w:rFonts w:hint="default" w:ascii="Courier New" w:hAnsi="Courier New"/>
+      </w:rPr>
+    </w:lvl>
+    <w:lvl xmlns:w="http://schemas.openxmlformats.org/wordprocessingml/2006/main" w:ilvl="2">
+      <w:start w:val="1"/>
+      <w:numFmt w:val="bullet"/>
+      <w:lvlText w:val=""/>
+      <w:lvlJc w:val="left"/>
+      <w:pPr>
+        <w:ind w:left="2160" w:hanging="360"/>
+      </w:pPr>
+      <w:rPr>
+        <w:rFonts w:hint="default" w:ascii="Wingdings" w:hAnsi="Wingdings"/>
+      </w:rPr>
+    </w:lvl>
+    <w:lvl xmlns:w="http://schemas.openxmlformats.org/wordprocessingml/2006/main" w:ilvl="3">
+      <w:start w:val="1"/>
+      <w:numFmt w:val="bullet"/>
+      <w:lvlText w:val=""/>
+      <w:lvlJc w:val="left"/>
+      <w:pPr>
+        <w:ind w:left="2880" w:hanging="360"/>
+      </w:pPr>
+      <w:rPr>
+        <w:rFonts w:hint="default" w:ascii="Symbol" w:hAnsi="Symbol"/>
+      </w:rPr>
+    </w:lvl>
+    <w:lvl xmlns:w="http://schemas.openxmlformats.org/wordprocessingml/2006/main" w:ilvl="4">
+      <w:start w:val="1"/>
+      <w:numFmt w:val="bullet"/>
+      <w:lvlText w:val="o"/>
+      <w:lvlJc w:val="left"/>
+      <w:pPr>
+        <w:ind w:left="3600" w:hanging="360"/>
+      </w:pPr>
+      <w:rPr>
+        <w:rFonts w:hint="default" w:ascii="Courier New" w:hAnsi="Courier New"/>
+      </w:rPr>
+    </w:lvl>
+    <w:lvl xmlns:w="http://schemas.openxmlformats.org/wordprocessingml/2006/main" w:ilvl="5">
+      <w:start w:val="1"/>
+      <w:numFmt w:val="bullet"/>
+      <w:lvlText w:val=""/>
+      <w:lvlJc w:val="left"/>
+      <w:pPr>
+        <w:ind w:left="4320" w:hanging="360"/>
+      </w:pPr>
+      <w:rPr>
+        <w:rFonts w:hint="default" w:ascii="Wingdings" w:hAnsi="Wingdings"/>
+      </w:rPr>
+    </w:lvl>
+    <w:lvl xmlns:w="http://schemas.openxmlformats.org/wordprocessingml/2006/main" w:ilvl="6">
+      <w:start w:val="1"/>
+      <w:numFmt w:val="bullet"/>
+      <w:lvlText w:val=""/>
+      <w:lvlJc w:val="left"/>
+      <w:pPr>
+        <w:ind w:left="5040" w:hanging="360"/>
+      </w:pPr>
+      <w:rPr>
+        <w:rFonts w:hint="default" w:ascii="Symbol" w:hAnsi="Symbol"/>
+      </w:rPr>
+    </w:lvl>
+    <w:lvl xmlns:w="http://schemas.openxmlformats.org/wordprocessingml/2006/main" w:ilvl="7">
+      <w:start w:val="1"/>
+      <w:numFmt w:val="bullet"/>
+      <w:lvlText w:val="o"/>
+      <w:lvlJc w:val="left"/>
+      <w:pPr>
+        <w:ind w:left="5760" w:hanging="360"/>
+      </w:pPr>
+      <w:rPr>
+        <w:rFonts w:hint="default" w:ascii="Courier New" w:hAnsi="Courier New"/>
+      </w:rPr>
+    </w:lvl>
+    <w:lvl xmlns:w="http://schemas.openxmlformats.org/wordprocessingml/2006/main" w:ilvl="8">
+      <w:start w:val="1"/>
+      <w:numFmt w:val="bullet"/>
+      <w:lvlText w:val=""/>
+      <w:lvlJc w:val="left"/>
+      <w:pPr>
+        <w:ind w:left="6480" w:hanging="360"/>
+      </w:pPr>
+      <w:rPr>
+        <w:rFonts w:hint="default" w:ascii="Wingdings" w:hAnsi="Wingdings"/>
+      </w:rPr>
+    </w:lvl>
+  </w:abstractNum>
+  <w:abstractNum xmlns:w="http://schemas.openxmlformats.org/wordprocessingml/2006/main" w:abstractNumId="1">
+    <w:nsid w:val="39fcb7ab"/>
+    <w:multiLevelType xmlns:w="http://schemas.openxmlformats.org/wordprocessingml/2006/main" w:val="hybridMultilevel"/>
+    <w:lvl xmlns:w="http://schemas.openxmlformats.org/wordprocessingml/2006/main" w:ilvl="0">
+      <w:start w:val="1"/>
+      <w:numFmt w:val="bullet"/>
+      <w:lvlText w:val=""/>
+      <w:lvlJc w:val="left"/>
+      <w:pPr>
+        <w:ind w:left="720" w:hanging="360"/>
+      </w:pPr>
+      <w:rPr>
+        <w:rFonts w:hint="default" w:ascii="Symbol" w:hAnsi="Symbol"/>
+      </w:rPr>
+    </w:lvl>
+    <w:lvl xmlns:w="http://schemas.openxmlformats.org/wordprocessingml/2006/main" w:ilvl="1">
+      <w:start w:val="1"/>
+      <w:numFmt w:val="bullet"/>
+      <w:lvlText w:val="o"/>
+      <w:lvlJc w:val="left"/>
+      <w:pPr>
+        <w:ind w:left="1440" w:hanging="360"/>
+      </w:pPr>
+      <w:rPr>
+        <w:rFonts w:hint="default" w:ascii="Courier New" w:hAnsi="Courier New"/>
+      </w:rPr>
+    </w:lvl>
+    <w:lvl xmlns:w="http://schemas.openxmlformats.org/wordprocessingml/2006/main" w:ilvl="2">
+      <w:start w:val="1"/>
+      <w:numFmt w:val="bullet"/>
+      <w:lvlText w:val=""/>
+      <w:lvlJc w:val="left"/>
+      <w:pPr>
+        <w:ind w:left="2160" w:hanging="360"/>
+      </w:pPr>
+      <w:rPr>
+        <w:rFonts w:hint="default" w:ascii="Wingdings" w:hAnsi="Wingdings"/>
+      </w:rPr>
+    </w:lvl>
+    <w:lvl xmlns:w="http://schemas.openxmlformats.org/wordprocessingml/2006/main" w:ilvl="3">
+      <w:start w:val="1"/>
+      <w:numFmt w:val="bullet"/>
+      <w:lvlText w:val=""/>
+      <w:lvlJc w:val="left"/>
+      <w:pPr>
+        <w:ind w:left="2880" w:hanging="360"/>
+      </w:pPr>
+      <w:rPr>
+        <w:rFonts w:hint="default" w:ascii="Symbol" w:hAnsi="Symbol"/>
+      </w:rPr>
+    </w:lvl>
+    <w:lvl xmlns:w="http://schemas.openxmlformats.org/wordprocessingml/2006/main" w:ilvl="4">
+      <w:start w:val="1"/>
+      <w:numFmt w:val="bullet"/>
+      <w:lvlText w:val="o"/>
+      <w:lvlJc w:val="left"/>
+      <w:pPr>
+        <w:ind w:left="3600" w:hanging="360"/>
+      </w:pPr>
+      <w:rPr>
+        <w:rFonts w:hint="default" w:ascii="Courier New" w:hAnsi="Courier New"/>
+      </w:rPr>
+    </w:lvl>
+    <w:lvl xmlns:w="http://schemas.openxmlformats.org/wordprocessingml/2006/main" w:ilvl="5">
+      <w:start w:val="1"/>
+      <w:numFmt w:val="bullet"/>
+      <w:lvlText w:val=""/>
+      <w:lvlJc w:val="left"/>
+      <w:pPr>
+        <w:ind w:left="4320" w:hanging="360"/>
+      </w:pPr>
+      <w:rPr>
+        <w:rFonts w:hint="default" w:ascii="Wingdings" w:hAnsi="Wingdings"/>
+      </w:rPr>
+    </w:lvl>
+    <w:lvl xmlns:w="http://schemas.openxmlformats.org/wordprocessingml/2006/main" w:ilvl="6">
+      <w:start w:val="1"/>
+      <w:numFmt w:val="bullet"/>
+      <w:lvlText w:val=""/>
+      <w:lvlJc w:val="left"/>
+      <w:pPr>
+        <w:ind w:left="5040" w:hanging="360"/>
+      </w:pPr>
+      <w:rPr>
+        <w:rFonts w:hint="default" w:ascii="Symbol" w:hAnsi="Symbol"/>
+      </w:rPr>
+    </w:lvl>
+    <w:lvl xmlns:w="http://schemas.openxmlformats.org/wordprocessingml/2006/main" w:ilvl="7">
+      <w:start w:val="1"/>
+      <w:numFmt w:val="bullet"/>
+      <w:lvlText w:val="o"/>
+      <w:lvlJc w:val="left"/>
+      <w:pPr>
+        <w:ind w:left="5760" w:hanging="360"/>
+      </w:pPr>
+      <w:rPr>
+        <w:rFonts w:hint="default" w:ascii="Courier New" w:hAnsi="Courier New"/>
+      </w:rPr>
+    </w:lvl>
+    <w:lvl xmlns:w="http://schemas.openxmlformats.org/wordprocessingml/2006/main" w:ilvl="8">
+      <w:start w:val="1"/>
+      <w:numFmt w:val="bullet"/>
+      <w:lvlText w:val=""/>
+      <w:lvlJc w:val="left"/>
+      <w:pPr>
+        <w:ind w:left="6480" w:hanging="360"/>
+      </w:pPr>
+      <w:rPr>
+        <w:rFonts w:hint="default" w:ascii="Wingdings" w:hAnsi="Wingdings"/>
+      </w:rPr>
+    </w:lvl>
+  </w:abstractNum>
+  <w:num w:numId="7">
+    <w:abstractNumId w:val="7"/>
+  </w:num>
+  <w:num w:numId="6">
+    <w:abstractNumId w:val="6"/>
+  </w:num>
+  <w:num w:numId="5">
+    <w:abstractNumId w:val="5"/>
+  </w:num>
+  <w:num w:numId="4">
+    <w:abstractNumId w:val="4"/>
+  </w:num>
+  <w:num w:numId="3">
+    <w:abstractNumId w:val="3"/>
+  </w:num>
+  <w:num w:numId="2">
+    <w:abstractNumId w:val="2"/>
+  </w:num>
+  <w:num w:numId="1">
+    <w:abstractNumId w:val="1"/>
+  </w:num>
+</w:numbering>
 </file>
 
 <file path=word/styles.xml><?xml version="1.0" encoding="utf-8"?>
@@ -1993,6 +5788,81 @@
       </w:tblCellMar>
     </w:tblPr>
   </w:style>
+  <w:style w:type="paragraph" w:styleId="Heading2">
+    <w:uiPriority w:val="9"/>
+    <w:name w:val="heading 2"/>
+    <w:basedOn w:val="Normal"/>
+    <w:next w:val="Normal"/>
+    <w:unhideWhenUsed/>
+    <w:qFormat/>
+    <w:rsid w:val="35EEAA74"/>
+    <w:rPr>
+      <w:rFonts w:ascii="Aptos Display" w:hAnsi="Aptos Display" w:eastAsia="" w:cs="" w:asciiTheme="majorAscii" w:hAnsiTheme="majorAscii" w:eastAsiaTheme="majorEastAsia" w:cstheme="majorBidi"/>
+      <w:color w:val="0F4761" w:themeColor="accent1" w:themeTint="FF" w:themeShade="BF"/>
+      <w:sz w:val="32"/>
+      <w:szCs w:val="32"/>
+    </w:rPr>
+    <w:pPr>
+      <w:keepNext w:val="1"/>
+      <w:keepLines w:val="1"/>
+      <w:spacing w:before="160" w:after="80"/>
+      <w:outlineLvl w:val="1"/>
+    </w:pPr>
+  </w:style>
+  <w:style w:type="paragraph" w:styleId="Heading3">
+    <w:uiPriority w:val="9"/>
+    <w:name w:val="heading 3"/>
+    <w:basedOn w:val="Normal"/>
+    <w:next w:val="Normal"/>
+    <w:unhideWhenUsed/>
+    <w:qFormat/>
+    <w:rsid w:val="35EEAA74"/>
+    <w:rPr>
+      <w:rFonts w:eastAsia="" w:cs="" w:eastAsiaTheme="majorEastAsia" w:cstheme="majorBidi"/>
+      <w:color w:val="0F4761" w:themeColor="accent1" w:themeTint="FF" w:themeShade="BF"/>
+      <w:sz w:val="28"/>
+      <w:szCs w:val="28"/>
+    </w:rPr>
+    <w:pPr>
+      <w:keepNext w:val="1"/>
+      <w:keepLines w:val="1"/>
+      <w:spacing w:before="160" w:after="80"/>
+      <w:outlineLvl w:val="2"/>
+    </w:pPr>
+  </w:style>
+  <w:style w:type="paragraph" w:styleId="Heading4">
+    <w:uiPriority w:val="9"/>
+    <w:name w:val="heading 4"/>
+    <w:basedOn w:val="Normal"/>
+    <w:next w:val="Normal"/>
+    <w:unhideWhenUsed/>
+    <w:qFormat/>
+    <w:rsid w:val="35EEAA74"/>
+    <w:rPr>
+      <w:rFonts w:eastAsia="" w:cs="" w:eastAsiaTheme="majorEastAsia" w:cstheme="majorBidi"/>
+      <w:i w:val="1"/>
+      <w:iCs w:val="1"/>
+      <w:color w:val="0F4761" w:themeColor="accent1" w:themeTint="FF" w:themeShade="BF"/>
+    </w:rPr>
+    <w:pPr>
+      <w:keepNext w:val="1"/>
+      <w:keepLines w:val="1"/>
+      <w:spacing w:before="80" w:after="40"/>
+      <w:outlineLvl w:val="3"/>
+    </w:pPr>
+  </w:style>
+  <w:style w:type="paragraph" w:styleId="ListParagraph">
+    <w:uiPriority w:val="34"/>
+    <w:name w:val="List Paragraph"/>
+    <w:basedOn w:val="Normal"/>
+    <w:qFormat/>
+    <w:rsid w:val="35EEAA74"/>
+    <w:pPr>
+      <w:spacing/>
+      <w:ind w:left="720"/>
+      <w:contextualSpacing/>
+    </w:pPr>
+  </w:style>
 </w:styles>
 </file>
 
